--- a/Learning path/Course 1 - intialisation/workflow_agents_copilot.docx
+++ b/Learning path/Course 1 - intialisation/workflow_agents_copilot.docx
@@ -60,7 +60,21 @@
         <w:rPr>
           <w:lang w:val="fr-FR"/>
         </w:rPr>
-        <w:t>Les projets agentiques ont la particularité d’être par nature plus souple en terme d’écriture que du code traditionnel, mais doivent tout de même respecter plusieurs normes.</w:t>
+        <w:t xml:space="preserve">Les projets agentiques ont la particularité d’être par nature plus souple </w:t>
+      </w:r>
+      <w:proofErr w:type="gramStart"/>
+      <w:r>
+        <w:rPr>
+          <w:lang w:val="fr-FR"/>
+        </w:rPr>
+        <w:t>en terme</w:t>
+      </w:r>
+      <w:proofErr w:type="gramEnd"/>
+      <w:r>
+        <w:rPr>
+          <w:lang w:val="fr-FR"/>
+        </w:rPr>
+        <w:t xml:space="preserve"> d’écriture que du code traditionnel, mais doivent tout de même respecter plusieurs normes.</w:t>
       </w:r>
     </w:p>
     <w:p>
@@ -1329,7 +1343,7 @@
         <mc:AlternateContent>
           <mc:Choice Requires="wps">
             <w:drawing>
-              <wp:anchor distT="0" distB="0" distL="114300" distR="114300" simplePos="0" relativeHeight="251657728" behindDoc="0" locked="0" layoutInCell="1" allowOverlap="1" wp14:anchorId="57C1CEF8" wp14:editId="24A4BFC0">
+              <wp:anchor distT="0" distB="0" distL="114300" distR="114300" simplePos="0" relativeHeight="251657216" behindDoc="0" locked="0" layoutInCell="1" allowOverlap="1" wp14:anchorId="57C1CEF8" wp14:editId="24A4BFC0">
                 <wp:simplePos x="0" y="0"/>
                 <wp:positionH relativeFrom="column">
                   <wp:posOffset>-52070</wp:posOffset>
@@ -1407,7 +1421,7 @@
                 <v:stroke joinstyle="miter"/>
                 <v:path gradientshapeok="t" o:connecttype="rect"/>
               </v:shapetype>
-              <v:shape id="Zone de texte 1" o:spid="_x0000_s1026" type="#_x0000_t202" style="position:absolute;margin-left:-4.1pt;margin-top:8.95pt;width:482.5pt;height:49pt;z-index:251657728;visibility:visible;mso-wrap-style:square;mso-width-percent:0;mso-height-percent:0;mso-wrap-distance-left:9pt;mso-wrap-distance-top:0;mso-wrap-distance-right:9pt;mso-wrap-distance-bottom:0;mso-position-horizontal:absolute;mso-position-horizontal-relative:text;mso-position-vertical:absolute;mso-position-vertical-relative:text;mso-width-percent:0;mso-height-percent:0;mso-width-relative:margin;mso-height-relative:margin;v-text-anchor:top" o:gfxdata="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" fillcolor="#dbe5f1 [660]" strokeweight=".5pt">
+              <v:shape id="_x0000_s1026" type="#_x0000_t202" style="position:absolute;margin-left:-4.1pt;margin-top:8.95pt;width:482.5pt;height:49pt;z-index:251657216;visibility:visible;mso-wrap-style:square;mso-width-percent:0;mso-height-percent:0;mso-wrap-distance-left:9pt;mso-wrap-distance-top:0;mso-wrap-distance-right:9pt;mso-wrap-distance-bottom:0;mso-position-horizontal:absolute;mso-position-horizontal-relative:text;mso-position-vertical:absolute;mso-position-vertical-relative:text;mso-width-percent:0;mso-height-percent:0;mso-width-relative:margin;mso-height-relative:margin;v-text-anchor:top" o:gfxdata="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" fillcolor="#dbe5f1 [660]" strokeweight=".5pt">
                 <v:textbox>
                   <w:txbxContent>
                     <w:p>
@@ -1504,6 +1518,26 @@
         </w:rPr>
         <w:t xml:space="preserve">Les agents </w:t>
       </w:r>
+      <w:r>
+        <w:rPr>
+          <w:lang w:val="fr-FR"/>
+        </w:rPr>
+        <w:t xml:space="preserve">sont dédiés à la réalisation d’une </w:t>
+      </w:r>
+      <w:proofErr w:type="spellStart"/>
+      <w:r>
+        <w:rPr>
+          <w:lang w:val="fr-FR"/>
+        </w:rPr>
+        <w:t>tahce</w:t>
+      </w:r>
+      <w:proofErr w:type="spellEnd"/>
+      <w:r>
+        <w:rPr>
+          <w:lang w:val="fr-FR"/>
+        </w:rPr>
+        <w:t>.</w:t>
+      </w:r>
     </w:p>
     <w:p>
       <w:pPr>
@@ -1516,16 +1550,70 @@
         <w:rPr>
           <w:lang w:val="fr-FR"/>
         </w:rPr>
-        <w:t>Ils doivent absolument disposer des deux éléments pour pouvoir s’</w:t>
+        <w:t xml:space="preserve">Il se décomposent en deux parties. La </w:t>
       </w:r>
       <w:proofErr w:type="spellStart"/>
       <w:r>
         <w:rPr>
           <w:lang w:val="fr-FR"/>
         </w:rPr>
-        <w:t>executer</w:t>
+        <w:t>premierre</w:t>
       </w:r>
       <w:proofErr w:type="spellEnd"/>
+      <w:r>
+        <w:rPr>
+          <w:lang w:val="fr-FR"/>
+        </w:rPr>
+        <w:t xml:space="preserve"> étant la configuration de l’agent (appelé </w:t>
+      </w:r>
+      <w:proofErr w:type="spellStart"/>
+      <w:r>
+        <w:rPr>
+          <w:lang w:val="fr-FR"/>
+        </w:rPr>
+        <w:t>frontmatter</w:t>
+      </w:r>
+      <w:proofErr w:type="spellEnd"/>
+      <w:r>
+        <w:rPr>
+          <w:lang w:val="fr-FR"/>
+        </w:rPr>
+        <w:t xml:space="preserve">), suivit du prompt de </w:t>
+      </w:r>
+      <w:proofErr w:type="spellStart"/>
+      <w:r>
+        <w:rPr>
+          <w:lang w:val="fr-FR"/>
+        </w:rPr>
+        <w:t>l’agen</w:t>
+      </w:r>
+      <w:proofErr w:type="spellEnd"/>
+      <w:r>
+        <w:rPr>
+          <w:lang w:val="fr-FR"/>
+        </w:rPr>
+        <w:t xml:space="preserve"> t décrivant l’(es) action(s) à réaliser.</w:t>
+      </w:r>
+    </w:p>
+    <w:p>
+      <w:pPr>
+        <w:spacing w:after="200" w:line="276" w:lineRule="auto"/>
+        <w:rPr>
+          <w:lang w:val="fr-FR"/>
+        </w:rPr>
+      </w:pPr>
+      <w:r>
+        <w:rPr>
+          <w:lang w:val="fr-FR"/>
+        </w:rPr>
+        <w:t>Ils doivent disposer des deux éléments pour pouvoir s’</w:t>
+      </w:r>
+      <w:r>
+        <w:rPr>
+          <w:lang w:val="fr-FR"/>
+        </w:rPr>
+        <w:t>exécuter</w:t>
+      </w:r>
       <w:r>
         <w:rPr>
           <w:lang w:val="fr-FR"/>
@@ -1614,7 +1702,7 @@
         <mc:AlternateContent>
           <mc:Choice Requires="wps">
             <w:drawing>
-              <wp:anchor distT="0" distB="0" distL="114300" distR="114300" simplePos="0" relativeHeight="251655680" behindDoc="0" locked="0" layoutInCell="1" allowOverlap="1" wp14:anchorId="0C56D64A" wp14:editId="1715A3E3">
+              <wp:anchor distT="0" distB="0" distL="114300" distR="114300" simplePos="0" relativeHeight="251654144" behindDoc="0" locked="0" layoutInCell="1" allowOverlap="1" wp14:anchorId="0C56D64A" wp14:editId="1715A3E3">
                 <wp:simplePos x="0" y="0"/>
                 <wp:positionH relativeFrom="column">
                   <wp:posOffset>24130</wp:posOffset>
@@ -1674,7 +1762,15 @@
                               <w:t xml:space="preserve">Description: </w:t>
                             </w:r>
                             <w:r>
-                              <w:t>This agent give the actual forecast at Paris</w:t>
+                              <w:t xml:space="preserve">This agent </w:t>
+                            </w:r>
+                            <w:proofErr w:type="gramStart"/>
+                            <w:r>
+                              <w:t>give</w:t>
+                            </w:r>
+                            <w:proofErr w:type="gramEnd"/>
+                            <w:r>
+                              <w:t xml:space="preserve"> the actual forecast at Paris</w:t>
                             </w:r>
                           </w:p>
                           <w:p>
@@ -1709,7 +1805,7 @@
           </mc:Choice>
           <mc:Fallback>
             <w:pict>
-              <v:shape w14:anchorId="0C56D64A" id="_x0000_s1027" type="#_x0000_t202" style="position:absolute;margin-left:1.9pt;margin-top:3.6pt;width:381pt;height:132.5pt;z-index:251655680;visibility:visible;mso-wrap-style:square;mso-width-percent:0;mso-height-percent:0;mso-wrap-distance-left:9pt;mso-wrap-distance-top:0;mso-wrap-distance-right:9pt;mso-wrap-distance-bottom:0;mso-position-horizontal:absolute;mso-position-horizontal-relative:text;mso-position-vertical:absolute;mso-position-vertical-relative:text;mso-width-percent:0;mso-height-percent:0;mso-width-relative:margin;mso-height-relative:margin;v-text-anchor:top" o:gfxdata="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" fillcolor="#dbe5f1 [660]" strokeweight=".5pt">
+              <v:shape w14:anchorId="0C56D64A" id="_x0000_s1027" type="#_x0000_t202" style="position:absolute;margin-left:1.9pt;margin-top:3.6pt;width:381pt;height:132.5pt;z-index:251654144;visibility:visible;mso-wrap-style:square;mso-width-percent:0;mso-height-percent:0;mso-wrap-distance-left:9pt;mso-wrap-distance-top:0;mso-wrap-distance-right:9pt;mso-wrap-distance-bottom:0;mso-position-horizontal:absolute;mso-position-horizontal-relative:text;mso-position-vertical:absolute;mso-position-vertical-relative:text;mso-width-percent:0;mso-height-percent:0;mso-width-relative:margin;mso-height-relative:margin;v-text-anchor:top" o:gfxdata="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" fillcolor="#dbe5f1 [660]" strokeweight=".5pt">
                 <v:textbox>
                   <w:txbxContent>
                     <w:p>
@@ -1733,7 +1829,15 @@
                         <w:t xml:space="preserve">Description: </w:t>
                       </w:r>
                       <w:r>
-                        <w:t>This agent give the actual forecast at Paris</w:t>
+                        <w:t xml:space="preserve">This agent </w:t>
+                      </w:r>
+                      <w:proofErr w:type="gramStart"/>
+                      <w:r>
+                        <w:t>give</w:t>
+                      </w:r>
+                      <w:proofErr w:type="gramEnd"/>
+                      <w:r>
+                        <w:t xml:space="preserve"> the actual forecast at Paris</w:t>
                       </w:r>
                     </w:p>
                     <w:p>
@@ -1928,6 +2032,7 @@
               </w:rPr>
             </w:pPr>
             <w:proofErr w:type="spellStart"/>
+            <w:proofErr w:type="gramStart"/>
             <w:r>
               <w:rPr>
                 <w:lang w:val="fr-FR"/>
@@ -1935,6 +2040,7 @@
               <w:t>name</w:t>
             </w:r>
             <w:proofErr w:type="spellEnd"/>
+            <w:proofErr w:type="gramEnd"/>
           </w:p>
         </w:tc>
         <w:tc>
@@ -1950,12 +2056,14 @@
                 <w:lang w:val="fr-FR"/>
               </w:rPr>
             </w:pPr>
+            <w:proofErr w:type="gramStart"/>
             <w:r>
               <w:rPr>
                 <w:lang w:val="fr-FR"/>
               </w:rPr>
               <w:t>string</w:t>
             </w:r>
+            <w:proofErr w:type="gramEnd"/>
           </w:p>
         </w:tc>
         <w:tc>
@@ -1968,26 +2076,18 @@
               <w:spacing w:after="200" w:line="276" w:lineRule="auto"/>
               <w:cnfStyle w:val="000000100000" w:firstRow="0" w:lastRow="0" w:firstColumn="0" w:lastColumn="0" w:oddVBand="0" w:evenVBand="0" w:oddHBand="1" w:evenHBand="0" w:firstRowFirstColumn="0" w:firstRowLastColumn="0" w:lastRowFirstColumn="0" w:lastRowLastColumn="0"/>
               <w:rPr>
-                <w:lang w:val="fr-FR"/>
+                <w:lang w:val="en-GB"/>
               </w:rPr>
             </w:pPr>
             <w:r>
               <w:rPr>
                 <w:lang w:val="en-GB"/>
               </w:rPr>
-              <w:t xml:space="preserve">Display name for the custom agent. </w:t>
+              <w:t>Display name for the custom agent</w:t>
             </w:r>
-            <w:proofErr w:type="spellStart"/>
             <w:r>
               <w:rPr>
-                <w:lang w:val="fr-FR"/>
-              </w:rPr>
-              <w:t>Optional</w:t>
-            </w:r>
-            <w:proofErr w:type="spellEnd"/>
-            <w:r>
-              <w:rPr>
-                <w:lang w:val="fr-FR"/>
+                <w:lang w:val="en-GB"/>
               </w:rPr>
               <w:t>.</w:t>
             </w:r>
@@ -2008,12 +2108,14 @@
                 <w:lang w:val="fr-FR"/>
               </w:rPr>
             </w:pPr>
+            <w:proofErr w:type="gramStart"/>
             <w:r>
               <w:rPr>
                 <w:lang w:val="fr-FR"/>
               </w:rPr>
               <w:t>description</w:t>
             </w:r>
+            <w:proofErr w:type="gramEnd"/>
           </w:p>
         </w:tc>
         <w:tc>
@@ -2087,6 +2189,7 @@
               </w:rPr>
             </w:pPr>
             <w:proofErr w:type="spellStart"/>
+            <w:proofErr w:type="gramStart"/>
             <w:r>
               <w:rPr>
                 <w:lang w:val="fr-FR"/>
@@ -2094,6 +2197,7 @@
               <w:t>target</w:t>
             </w:r>
             <w:proofErr w:type="spellEnd"/>
+            <w:proofErr w:type="gramEnd"/>
           </w:p>
         </w:tc>
         <w:tc>
@@ -2109,12 +2213,14 @@
                 <w:lang w:val="fr-FR"/>
               </w:rPr>
             </w:pPr>
+            <w:proofErr w:type="gramStart"/>
             <w:r>
               <w:rPr>
                 <w:lang w:val="fr-FR"/>
               </w:rPr>
               <w:t>string</w:t>
             </w:r>
+            <w:proofErr w:type="gramEnd"/>
           </w:p>
         </w:tc>
         <w:tc>
@@ -2230,6 +2336,7 @@
               </w:rPr>
             </w:pPr>
             <w:proofErr w:type="spellStart"/>
+            <w:proofErr w:type="gramStart"/>
             <w:r>
               <w:rPr>
                 <w:lang w:val="fr-FR"/>
@@ -2237,6 +2344,7 @@
               <w:t>tools</w:t>
             </w:r>
             <w:proofErr w:type="spellEnd"/>
+            <w:proofErr w:type="gramEnd"/>
           </w:p>
         </w:tc>
         <w:tc>
@@ -2253,6 +2361,7 @@
               </w:rPr>
             </w:pPr>
             <w:proofErr w:type="spellStart"/>
+            <w:proofErr w:type="gramStart"/>
             <w:r>
               <w:rPr>
                 <w:lang w:val="fr-FR"/>
@@ -2260,6 +2369,7 @@
               <w:t>list</w:t>
             </w:r>
             <w:proofErr w:type="spellEnd"/>
+            <w:proofErr w:type="gramEnd"/>
             <w:r>
               <w:rPr>
                 <w:lang w:val="fr-FR"/>
@@ -2384,12 +2494,14 @@
                 <w:lang w:val="fr-FR"/>
               </w:rPr>
             </w:pPr>
+            <w:proofErr w:type="gramStart"/>
             <w:r>
               <w:rPr>
                 <w:lang w:val="fr-FR"/>
               </w:rPr>
               <w:t>model</w:t>
             </w:r>
+            <w:proofErr w:type="gramEnd"/>
           </w:p>
         </w:tc>
         <w:tc>
@@ -2405,12 +2517,14 @@
                 <w:lang w:val="fr-FR"/>
               </w:rPr>
             </w:pPr>
+            <w:proofErr w:type="gramStart"/>
             <w:r>
               <w:rPr>
                 <w:lang w:val="fr-FR"/>
               </w:rPr>
               <w:t>string</w:t>
             </w:r>
+            <w:proofErr w:type="gramEnd"/>
           </w:p>
         </w:tc>
         <w:tc>
@@ -2450,6 +2564,7 @@
               </w:rPr>
             </w:pPr>
             <w:proofErr w:type="spellStart"/>
+            <w:proofErr w:type="gramStart"/>
             <w:r>
               <w:rPr>
                 <w:lang w:val="fr-FR"/>
@@ -2457,6 +2572,7 @@
               <w:t>disable</w:t>
             </w:r>
             <w:proofErr w:type="spellEnd"/>
+            <w:proofErr w:type="gramEnd"/>
             <w:r>
               <w:rPr>
                 <w:lang w:val="fr-FR"/>
@@ -2479,6 +2595,7 @@
               </w:rPr>
             </w:pPr>
             <w:proofErr w:type="spellStart"/>
+            <w:proofErr w:type="gramStart"/>
             <w:r>
               <w:rPr>
                 <w:lang w:val="fr-FR"/>
@@ -2486,6 +2603,7 @@
               <w:t>boolean</w:t>
             </w:r>
             <w:proofErr w:type="spellEnd"/>
+            <w:proofErr w:type="gramEnd"/>
           </w:p>
         </w:tc>
         <w:tc>
@@ -2505,7 +2623,21 @@
               <w:rPr>
                 <w:lang w:val="en-GB"/>
               </w:rPr>
-              <w:t>Disables Copilot cloud agent from automatically using this custom agent based on task context. When true, the agent must be manually selected. Setting disable-model-invocation: true is equivalent to infer: false. If both are set, disable-model-invocation takes precedence. If unset, defaults to false.</w:t>
+              <w:t>Disables Copilot cloud agent from automatically using this custom agent based on task context. When true, the agent must be manually selected. Setting disable-model-invocation: true is equivalent to </w:t>
+            </w:r>
+            <w:proofErr w:type="gramStart"/>
+            <w:r>
+              <w:rPr>
+                <w:lang w:val="en-GB"/>
+              </w:rPr>
+              <w:t>infer:</w:t>
+            </w:r>
+            <w:proofErr w:type="gramEnd"/>
+            <w:r>
+              <w:rPr>
+                <w:lang w:val="en-GB"/>
+              </w:rPr>
+              <w:t xml:space="preserve"> false. If both are set, disable-model-invocation takes precedence. If unset, defaults to false.</w:t>
             </w:r>
           </w:p>
         </w:tc>
@@ -2527,11 +2659,19 @@
                 <w:lang w:val="fr-FR"/>
               </w:rPr>
             </w:pPr>
+            <w:proofErr w:type="gramStart"/>
             <w:r>
               <w:rPr>
                 <w:lang w:val="fr-FR"/>
               </w:rPr>
-              <w:t>user-invocable</w:t>
+              <w:t>user</w:t>
+            </w:r>
+            <w:proofErr w:type="gramEnd"/>
+            <w:r>
+              <w:rPr>
+                <w:lang w:val="fr-FR"/>
+              </w:rPr>
+              <w:t>-invocable</w:t>
             </w:r>
           </w:p>
         </w:tc>
@@ -2549,6 +2689,7 @@
               </w:rPr>
             </w:pPr>
             <w:proofErr w:type="spellStart"/>
+            <w:proofErr w:type="gramStart"/>
             <w:r>
               <w:rPr>
                 <w:lang w:val="fr-FR"/>
@@ -2556,6 +2697,7 @@
               <w:t>boolean</w:t>
             </w:r>
             <w:proofErr w:type="spellEnd"/>
+            <w:proofErr w:type="gramEnd"/>
           </w:p>
         </w:tc>
         <w:tc>
@@ -2629,6 +2771,7 @@
               </w:rPr>
             </w:pPr>
             <w:proofErr w:type="spellStart"/>
+            <w:proofErr w:type="gramStart"/>
             <w:r>
               <w:rPr>
                 <w:lang w:val="fr-FR"/>
@@ -2636,6 +2779,7 @@
               <w:t>infer</w:t>
             </w:r>
             <w:proofErr w:type="spellEnd"/>
+            <w:proofErr w:type="gramEnd"/>
           </w:p>
         </w:tc>
         <w:tc>
@@ -2652,6 +2796,7 @@
               </w:rPr>
             </w:pPr>
             <w:proofErr w:type="spellStart"/>
+            <w:proofErr w:type="gramStart"/>
             <w:r>
               <w:rPr>
                 <w:lang w:val="fr-FR"/>
@@ -2659,6 +2804,7 @@
               <w:t>boolean</w:t>
             </w:r>
             <w:proofErr w:type="spellEnd"/>
+            <w:proofErr w:type="gramEnd"/>
           </w:p>
         </w:tc>
         <w:tc>
@@ -2709,6 +2855,7 @@
               </w:rPr>
             </w:pPr>
             <w:proofErr w:type="spellStart"/>
+            <w:proofErr w:type="gramStart"/>
             <w:r>
               <w:rPr>
                 <w:lang w:val="fr-FR"/>
@@ -2716,6 +2863,7 @@
               <w:t>mcp</w:t>
             </w:r>
             <w:proofErr w:type="spellEnd"/>
+            <w:proofErr w:type="gramEnd"/>
             <w:r>
               <w:rPr>
                 <w:lang w:val="fr-FR"/>
@@ -2738,6 +2886,7 @@
               </w:rPr>
             </w:pPr>
             <w:proofErr w:type="spellStart"/>
+            <w:proofErr w:type="gramStart"/>
             <w:r>
               <w:rPr>
                 <w:lang w:val="fr-FR"/>
@@ -2745,6 +2894,7 @@
               <w:t>object</w:t>
             </w:r>
             <w:proofErr w:type="spellEnd"/>
+            <w:proofErr w:type="gramEnd"/>
           </w:p>
         </w:tc>
         <w:tc>
@@ -2792,6 +2942,7 @@
               </w:rPr>
             </w:pPr>
             <w:proofErr w:type="spellStart"/>
+            <w:proofErr w:type="gramStart"/>
             <w:r>
               <w:rPr>
                 <w:lang w:val="fr-FR"/>
@@ -2799,6 +2950,7 @@
               <w:t>metadata</w:t>
             </w:r>
             <w:proofErr w:type="spellEnd"/>
+            <w:proofErr w:type="gramEnd"/>
           </w:p>
         </w:tc>
         <w:tc>
@@ -3067,9 +3219,11 @@
             <w:vAlign w:val="center"/>
           </w:tcPr>
           <w:p>
+            <w:proofErr w:type="gramStart"/>
             <w:r>
               <w:t>.agent.md</w:t>
             </w:r>
+            <w:proofErr w:type="gramEnd"/>
           </w:p>
         </w:tc>
         <w:tc>
@@ -3161,9 +3315,11 @@
             <w:vAlign w:val="center"/>
           </w:tcPr>
           <w:p>
+            <w:proofErr w:type="gramStart"/>
             <w:r>
               <w:t>.prompt.md</w:t>
             </w:r>
+            <w:proofErr w:type="gramEnd"/>
           </w:p>
         </w:tc>
         <w:tc>
@@ -3437,11 +3593,19 @@
         </w:rPr>
         <w:t>%USERPROFILE%</w:t>
       </w:r>
+      <w:proofErr w:type="gramStart"/>
       <w:r>
         <w:rPr>
           <w:color w:val="002060"/>
         </w:rPr>
-        <w:t>/.copilot/agent</w:t>
+        <w:t>/.copilot</w:t>
+      </w:r>
+      <w:proofErr w:type="gramEnd"/>
+      <w:r>
+        <w:rPr>
+          <w:color w:val="002060"/>
+        </w:rPr>
+        <w:t>/agent</w:t>
       </w:r>
     </w:p>
     <w:p>
@@ -3483,7 +3647,21 @@
         <w:rPr>
           <w:lang w:val="fr-FR"/>
         </w:rPr>
-        <w:t>Pour configurer des règles globales à votre poste (comme avec un AGENTS.md) vous pourrez indiquer ces instructions à cet endroits :</w:t>
+        <w:t xml:space="preserve">Pour configurer des règles globales à votre poste (comme avec un AGENTS.md) vous pourrez indiquer ces instructions à </w:t>
+      </w:r>
+      <w:proofErr w:type="gramStart"/>
+      <w:r>
+        <w:rPr>
+          <w:lang w:val="fr-FR"/>
+        </w:rPr>
+        <w:t>cet endroits</w:t>
+      </w:r>
+      <w:proofErr w:type="gramEnd"/>
+      <w:r>
+        <w:rPr>
+          <w:lang w:val="fr-FR"/>
+        </w:rPr>
+        <w:t> :</w:t>
       </w:r>
     </w:p>
     <w:p>
@@ -3549,14 +3727,27 @@
           <w:lang w:val="fr-FR"/>
         </w:rPr>
       </w:pPr>
+      <w:r>
+        <w:rPr>
+          <w:lang w:val="fr-FR"/>
+        </w:rPr>
+        <w:br w:type="page"/>
+      </w:r>
     </w:p>
     <w:p>
       <w:pPr>
-        <w:spacing w:after="200" w:line="276" w:lineRule="auto"/>
-        <w:rPr>
-          <w:lang w:val="fr-FR"/>
-        </w:rPr>
-      </w:pPr>
+        <w:pStyle w:val="Titre1"/>
+        <w:rPr>
+          <w:lang w:val="fr-FR"/>
+        </w:rPr>
+      </w:pPr>
+      <w:r>
+        <w:rPr>
+          <w:lang w:val="fr-FR"/>
+        </w:rPr>
+        <w:lastRenderedPageBreak/>
+        <w:t>Architecture d’un projet Codex</w:t>
+      </w:r>
     </w:p>
     <w:p>
       <w:pPr>
@@ -3569,6 +3760,473 @@
         <w:rPr>
           <w:lang w:val="fr-FR"/>
         </w:rPr>
+        <w:t xml:space="preserve">Le fonctionnement reste globalement identique avec </w:t>
+      </w:r>
+      <w:proofErr w:type="spellStart"/>
+      <w:r>
+        <w:rPr>
+          <w:lang w:val="fr-FR"/>
+        </w:rPr>
+        <w:t>Copilot</w:t>
+      </w:r>
+      <w:proofErr w:type="spellEnd"/>
+      <w:r>
+        <w:rPr>
+          <w:lang w:val="fr-FR"/>
+        </w:rPr>
+        <w:t xml:space="preserve">. Mais certaines </w:t>
+      </w:r>
+      <w:proofErr w:type="spellStart"/>
+      <w:r>
+        <w:rPr>
+          <w:lang w:val="fr-FR"/>
+        </w:rPr>
+        <w:t>subtilitée</w:t>
+      </w:r>
+      <w:proofErr w:type="spellEnd"/>
+      <w:r>
+        <w:rPr>
+          <w:lang w:val="fr-FR"/>
+        </w:rPr>
+        <w:t xml:space="preserve"> </w:t>
+      </w:r>
+      <w:proofErr w:type="spellStart"/>
+      <w:r>
+        <w:rPr>
+          <w:lang w:val="fr-FR"/>
+        </w:rPr>
+        <w:t>subsitent</w:t>
+      </w:r>
+      <w:proofErr w:type="spellEnd"/>
+      <w:r>
+        <w:rPr>
+          <w:lang w:val="fr-FR"/>
+        </w:rPr>
+        <w:t>.</w:t>
+      </w:r>
+    </w:p>
+    <w:p>
+      <w:pPr>
+        <w:spacing w:after="200" w:line="276" w:lineRule="auto"/>
+        <w:rPr>
+          <w:lang w:val="fr-FR"/>
+        </w:rPr>
+      </w:pPr>
+    </w:p>
+    <w:p>
+      <w:pPr>
+        <w:spacing w:after="200" w:line="276" w:lineRule="auto"/>
+        <w:rPr>
+          <w:b/>
+          <w:bCs/>
+          <w:lang w:val="fr-FR"/>
+        </w:rPr>
+      </w:pPr>
+      <w:r>
+        <w:rPr>
+          <w:b/>
+          <w:bCs/>
+          <w:lang w:val="fr-FR"/>
+        </w:rPr>
+        <w:t>Emplacement des agents :</w:t>
+      </w:r>
+    </w:p>
+    <w:p>
+      <w:pPr>
+        <w:spacing w:after="200" w:line="276" w:lineRule="auto"/>
+        <w:rPr>
+          <w:lang w:val="fr-FR"/>
+        </w:rPr>
+      </w:pPr>
+      <w:r>
+        <w:rPr>
+          <w:lang w:val="fr-FR"/>
+        </w:rPr>
+        <w:t>.codex/agents/*.</w:t>
+      </w:r>
+      <w:proofErr w:type="spellStart"/>
+      <w:r>
+        <w:rPr>
+          <w:lang w:val="fr-FR"/>
+        </w:rPr>
+        <w:t>toml</w:t>
+      </w:r>
+      <w:proofErr w:type="spellEnd"/>
+    </w:p>
+    <w:p>
+      <w:pPr>
+        <w:spacing w:after="200" w:line="276" w:lineRule="auto"/>
+        <w:rPr>
+          <w:lang w:val="fr-FR"/>
+        </w:rPr>
+      </w:pPr>
+    </w:p>
+    <w:p>
+      <w:pPr>
+        <w:spacing w:after="200" w:line="276" w:lineRule="auto"/>
+        <w:rPr>
+          <w:lang w:val="fr-FR"/>
+        </w:rPr>
+      </w:pPr>
+      <w:r>
+        <w:rPr>
+          <w:b/>
+          <w:bCs/>
+          <w:lang w:val="fr-FR"/>
+        </w:rPr>
+        <w:t>Syntaxe et e</w:t>
+      </w:r>
+      <w:r>
+        <w:rPr>
+          <w:b/>
+          <w:bCs/>
+          <w:lang w:val="fr-FR"/>
+        </w:rPr>
+        <w:t>xemple d’agent codex </w:t>
+      </w:r>
+      <w:r>
+        <w:rPr>
+          <w:b/>
+          <w:bCs/>
+          <w:lang w:val="fr-FR"/>
+        </w:rPr>
+        <w:t>(</w:t>
+      </w:r>
+      <w:proofErr w:type="spellStart"/>
+      <w:proofErr w:type="gramStart"/>
+      <w:r>
+        <w:rPr>
+          <w:b/>
+          <w:bCs/>
+          <w:lang w:val="fr-FR"/>
+        </w:rPr>
+        <w:t>test.toml</w:t>
+      </w:r>
+      <w:proofErr w:type="spellEnd"/>
+      <w:proofErr w:type="gramEnd"/>
+      <w:r>
+        <w:rPr>
+          <w:b/>
+          <w:bCs/>
+          <w:lang w:val="fr-FR"/>
+        </w:rPr>
+        <w:t xml:space="preserve">) </w:t>
+      </w:r>
+      <w:r>
+        <w:rPr>
+          <w:b/>
+          <w:bCs/>
+          <w:lang w:val="fr-FR"/>
+        </w:rPr>
+        <w:t>:</w:t>
+      </w:r>
+    </w:p>
+    <w:p>
+      <w:pPr>
+        <w:spacing w:after="200" w:line="276" w:lineRule="auto"/>
+        <w:rPr>
+          <w:lang w:val="fr-FR"/>
+        </w:rPr>
+      </w:pPr>
+      <w:r>
+        <w:rPr>
+          <w:lang w:val="fr-FR"/>
+        </w:rPr>
+        <w:t xml:space="preserve">Les agents sont définis selon la syntaxe </w:t>
+      </w:r>
+      <w:proofErr w:type="spellStart"/>
+      <w:r>
+        <w:rPr>
+          <w:lang w:val="fr-FR"/>
+        </w:rPr>
+        <w:t>toml</w:t>
+      </w:r>
+      <w:proofErr w:type="spellEnd"/>
+      <w:r>
+        <w:rPr>
+          <w:lang w:val="fr-FR"/>
+        </w:rPr>
+        <w:t>.</w:t>
+      </w:r>
+      <w:r>
+        <w:rPr>
+          <w:lang w:val="fr-FR"/>
+        </w:rPr>
+        <w:t xml:space="preserve"> On </w:t>
+      </w:r>
+      <w:proofErr w:type="spellStart"/>
+      <w:r>
+        <w:rPr>
+          <w:lang w:val="fr-FR"/>
+        </w:rPr>
+        <w:t>notte</w:t>
+      </w:r>
+      <w:proofErr w:type="spellEnd"/>
+      <w:r>
+        <w:rPr>
+          <w:lang w:val="fr-FR"/>
+        </w:rPr>
+        <w:t xml:space="preserve"> que comme pour </w:t>
+      </w:r>
+      <w:proofErr w:type="spellStart"/>
+      <w:r>
+        <w:rPr>
+          <w:lang w:val="fr-FR"/>
+        </w:rPr>
+        <w:t>Copilot</w:t>
+      </w:r>
+      <w:proofErr w:type="spellEnd"/>
+      <w:r>
+        <w:rPr>
+          <w:lang w:val="fr-FR"/>
+        </w:rPr>
+        <w:t xml:space="preserve">, le nom et la description sont </w:t>
+      </w:r>
+      <w:proofErr w:type="spellStart"/>
+      <w:r>
+        <w:rPr>
+          <w:lang w:val="fr-FR"/>
+        </w:rPr>
+        <w:t>obligaoires</w:t>
+      </w:r>
+      <w:proofErr w:type="spellEnd"/>
+      <w:r>
+        <w:rPr>
+          <w:lang w:val="fr-FR"/>
+        </w:rPr>
+        <w:t>.</w:t>
+      </w:r>
+    </w:p>
+    <w:p>
+      <w:pPr>
+        <w:spacing w:after="200" w:line="276" w:lineRule="auto"/>
+        <w:rPr>
+          <w:b/>
+          <w:bCs/>
+          <w:lang w:val="fr-FR"/>
+        </w:rPr>
+      </w:pPr>
+      <w:r>
+        <w:rPr>
+          <w:noProof/>
+          <w:lang w:val="fr-FR"/>
+        </w:rPr>
+        <mc:AlternateContent>
+          <mc:Choice Requires="wps">
+            <w:drawing>
+              <wp:inline distT="0" distB="0" distL="0" distR="0" wp14:anchorId="7623CDA2" wp14:editId="5642F17B">
+                <wp:extent cx="4838700" cy="1168400"/>
+                <wp:effectExtent l="0" t="0" r="19050" b="12700"/>
+                <wp:docPr id="991448218" name="Zone de texte 1"/>
+                <wp:cNvGraphicFramePr/>
+                <a:graphic xmlns:a="http://schemas.openxmlformats.org/drawingml/2006/main">
+                  <a:graphicData uri="http://schemas.microsoft.com/office/word/2010/wordprocessingShape">
+                    <wps:wsp>
+                      <wps:cNvSpPr txBox="1"/>
+                      <wps:spPr>
+                        <a:xfrm>
+                          <a:off x="0" y="0"/>
+                          <a:ext cx="4838700" cy="1168400"/>
+                        </a:xfrm>
+                        <a:prstGeom prst="rect">
+                          <a:avLst/>
+                        </a:prstGeom>
+                        <a:solidFill>
+                          <a:schemeClr val="accent1">
+                            <a:lumMod val="20000"/>
+                            <a:lumOff val="80000"/>
+                          </a:schemeClr>
+                        </a:solidFill>
+                        <a:ln w="6350">
+                          <a:solidFill>
+                            <a:prstClr val="black"/>
+                          </a:solidFill>
+                        </a:ln>
+                      </wps:spPr>
+                      <wps:txbx>
+                        <w:txbxContent>
+                          <w:p>
+                            <w:r>
+                              <w:t xml:space="preserve">name = "developer" </w:t>
+                            </w:r>
+                          </w:p>
+                          <w:p>
+                            <w:r>
+                              <w:t xml:space="preserve">description = "Implements application features and fixes bugs." </w:t>
+                            </w:r>
+                            <w:proofErr w:type="spellStart"/>
+                            <w:r>
+                              <w:t>developer_instructions</w:t>
+                            </w:r>
+                            <w:proofErr w:type="spellEnd"/>
+                            <w:r>
+                              <w:t xml:space="preserve"> = """ </w:t>
+                            </w:r>
+                          </w:p>
+                          <w:p>
+                            <w:r>
+                              <w:t xml:space="preserve">Implement the requested changes. Follow the existing project architecture and conventions. Run relevant tests before </w:t>
+                            </w:r>
+                            <w:proofErr w:type="gramStart"/>
+                            <w:r>
+                              <w:t>finishing. "</w:t>
+                            </w:r>
+                            <w:proofErr w:type="gramEnd"/>
+                            <w:r>
+                              <w:t>""</w:t>
+                            </w:r>
+                          </w:p>
+                        </w:txbxContent>
+                      </wps:txbx>
+                      <wps:bodyPr rot="0" spcFirstLastPara="0" vertOverflow="overflow" horzOverflow="overflow" vert="horz" wrap="square" lIns="91440" tIns="45720" rIns="91440" bIns="45720" numCol="1" spcCol="0" rtlCol="0" fromWordArt="0" anchor="t" anchorCtr="0" forceAA="0" compatLnSpc="1">
+                        <a:prstTxWarp prst="textNoShape">
+                          <a:avLst/>
+                        </a:prstTxWarp>
+                        <a:noAutofit/>
+                      </wps:bodyPr>
+                    </wps:wsp>
+                  </a:graphicData>
+                </a:graphic>
+              </wp:inline>
+            </w:drawing>
+          </mc:Choice>
+          <mc:Fallback>
+            <w:pict>
+              <v:shape w14:anchorId="7623CDA2" id="Zone de texte 1" o:spid="_x0000_s1028" type="#_x0000_t202" style="width:381pt;height:92pt;visibility:visible;mso-wrap-style:square;mso-left-percent:-10001;mso-top-percent:-10001;mso-position-horizontal:absolute;mso-position-horizontal-relative:char;mso-position-vertical:absolute;mso-position-vertical-relative:line;mso-left-percent:-10001;mso-top-percent:-10001;v-text-anchor:top" o:gfxdata="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" fillcolor="#dbe5f1 [660]" strokeweight=".5pt">
+                <v:textbox>
+                  <w:txbxContent>
+                    <w:p>
+                      <w:r>
+                        <w:t xml:space="preserve">name = "developer" </w:t>
+                      </w:r>
+                    </w:p>
+                    <w:p>
+                      <w:r>
+                        <w:t xml:space="preserve">description = "Implements application features and fixes bugs." </w:t>
+                      </w:r>
+                      <w:proofErr w:type="spellStart"/>
+                      <w:r>
+                        <w:t>developer_instructions</w:t>
+                      </w:r>
+                      <w:proofErr w:type="spellEnd"/>
+                      <w:r>
+                        <w:t xml:space="preserve"> = """ </w:t>
+                      </w:r>
+                    </w:p>
+                    <w:p>
+                      <w:r>
+                        <w:t xml:space="preserve">Implement the requested changes. Follow the existing project architecture and conventions. Run relevant tests before </w:t>
+                      </w:r>
+                      <w:proofErr w:type="gramStart"/>
+                      <w:r>
+                        <w:t>finishing. "</w:t>
+                      </w:r>
+                      <w:proofErr w:type="gramEnd"/>
+                      <w:r>
+                        <w:t>""</w:t>
+                      </w:r>
+                    </w:p>
+                  </w:txbxContent>
+                </v:textbox>
+                <w10:anchorlock/>
+              </v:shape>
+            </w:pict>
+          </mc:Fallback>
+        </mc:AlternateContent>
+      </w:r>
+    </w:p>
+    <w:p>
+      <w:pPr>
+        <w:spacing w:after="200" w:line="276" w:lineRule="auto"/>
+        <w:rPr>
+          <w:lang w:val="fr-FR"/>
+        </w:rPr>
+      </w:pPr>
+    </w:p>
+    <w:p>
+      <w:pPr>
+        <w:spacing w:after="200" w:line="276" w:lineRule="auto"/>
+        <w:rPr>
+          <w:lang w:val="fr-FR"/>
+        </w:rPr>
+      </w:pPr>
+      <w:r>
+        <w:rPr>
+          <w:lang w:val="fr-FR"/>
+        </w:rPr>
+        <w:t>La liste des paramètres existants est disponible ici :</w:t>
+      </w:r>
+    </w:p>
+    <w:p>
+      <w:pPr>
+        <w:spacing w:after="200" w:line="276" w:lineRule="auto"/>
+        <w:rPr>
+          <w:lang w:val="fr-FR"/>
+        </w:rPr>
+      </w:pPr>
+      <w:hyperlink r:id="rId8" w:history="1">
+        <w:r>
+          <w:rPr>
+            <w:rStyle w:val="Lienhypertexte"/>
+            <w:lang w:val="fr-FR"/>
+          </w:rPr>
+          <w:t>https://learn.chatgpt.com/docs/config-fil</w:t>
+        </w:r>
+        <w:r>
+          <w:rPr>
+            <w:rStyle w:val="Lienhypertexte"/>
+            <w:lang w:val="fr-FR"/>
+          </w:rPr>
+          <w:t>e</w:t>
+        </w:r>
+        <w:r>
+          <w:rPr>
+            <w:rStyle w:val="Lienhypertexte"/>
+            <w:lang w:val="fr-FR"/>
+          </w:rPr>
+          <w:t>/config-reference</w:t>
+        </w:r>
+      </w:hyperlink>
+    </w:p>
+    <w:p>
+      <w:pPr>
+        <w:spacing w:after="200" w:line="276" w:lineRule="auto"/>
+        <w:rPr>
+          <w:lang w:val="fr-FR"/>
+        </w:rPr>
+      </w:pPr>
+    </w:p>
+    <w:p>
+      <w:pPr>
+        <w:spacing w:after="200" w:line="276" w:lineRule="auto"/>
+        <w:rPr>
+          <w:lang w:val="fr-FR"/>
+        </w:rPr>
+      </w:pPr>
+      <w:r>
+        <w:rPr>
+          <w:lang w:val="fr-FR"/>
+        </w:rPr>
+        <w:t xml:space="preserve">Il n’existe cependant pas de commande listant les </w:t>
+      </w:r>
+      <w:r>
+        <w:rPr>
+          <w:lang w:val="fr-FR"/>
+        </w:rPr>
+        <w:t>agents.</w:t>
+      </w:r>
+    </w:p>
+    <w:p>
+      <w:pPr>
+        <w:spacing w:after="200" w:line="276" w:lineRule="auto"/>
+        <w:rPr>
+          <w:lang w:val="fr-FR"/>
+        </w:rPr>
+      </w:pPr>
+      <w:r>
+        <w:rPr>
+          <w:lang w:val="fr-FR"/>
+        </w:rPr>
         <w:br w:type="page"/>
       </w:r>
       <w:r>
@@ -3578,14 +4236,6 @@
         <w:lastRenderedPageBreak/>
         <w:t xml:space="preserve"> </w:t>
       </w:r>
-    </w:p>
-    <w:p>
-      <w:pPr>
-        <w:spacing w:after="200" w:line="276" w:lineRule="auto"/>
-        <w:rPr>
-          <w:lang w:val="fr-FR"/>
-        </w:rPr>
-      </w:pPr>
     </w:p>
     <w:p>
       <w:pPr>
@@ -3799,6 +4449,7 @@
                 <w:lang w:val="en-GB"/>
               </w:rPr>
             </w:pPr>
+            <w:proofErr w:type="gramStart"/>
             <w:r>
               <w:rPr>
                 <w:lang w:val="en-GB"/>
@@ -3817,7 +4468,14 @@
               <w:rPr>
                 <w:lang w:val="en-GB"/>
               </w:rPr>
-              <w:t>/copilot-instructions.md / AGENTS.md</w:t>
+              <w:t>/copilot-instructions.md</w:t>
+            </w:r>
+            <w:proofErr w:type="gramEnd"/>
+            <w:r>
+              <w:rPr>
+                <w:lang w:val="en-GB"/>
+              </w:rPr>
+              <w:t xml:space="preserve"> / AGENTS.md</w:t>
             </w:r>
           </w:p>
         </w:tc>
@@ -3904,6 +4562,7 @@
                 <w:lang w:val="fr-FR"/>
               </w:rPr>
             </w:pPr>
+            <w:proofErr w:type="gramStart"/>
             <w:r>
               <w:rPr>
                 <w:lang w:val="fr-FR"/>
@@ -3918,6 +4577,7 @@
               <w:t>github</w:t>
             </w:r>
             <w:proofErr w:type="spellEnd"/>
+            <w:proofErr w:type="gramEnd"/>
             <w:r>
               <w:rPr>
                 <w:lang w:val="fr-FR"/>
@@ -3960,6 +4620,7 @@
                 <w:lang w:val="fr-FR"/>
               </w:rPr>
             </w:pPr>
+            <w:proofErr w:type="gramStart"/>
             <w:r>
               <w:rPr>
                 <w:lang w:val="fr-FR"/>
@@ -3974,6 +4635,7 @@
               <w:t>claude</w:t>
             </w:r>
             <w:proofErr w:type="spellEnd"/>
+            <w:proofErr w:type="gramEnd"/>
             <w:r>
               <w:rPr>
                 <w:lang w:val="fr-FR"/>
@@ -4104,6 +4766,7 @@
                 <w:lang w:val="fr-FR"/>
               </w:rPr>
             </w:pPr>
+            <w:proofErr w:type="gramStart"/>
             <w:r>
               <w:rPr>
                 <w:lang w:val="fr-FR"/>
@@ -4124,6 +4787,7 @@
               </w:rPr>
               <w:t>/agents/*.md</w:t>
             </w:r>
+            <w:proofErr w:type="gramEnd"/>
           </w:p>
         </w:tc>
       </w:tr>
@@ -4380,6 +5044,7 @@
                 <w:lang w:val="fr-FR"/>
               </w:rPr>
             </w:pPr>
+            <w:proofErr w:type="gramStart"/>
             <w:r>
               <w:rPr>
                 <w:lang w:val="fr-FR"/>
@@ -4394,6 +5059,7 @@
               <w:t>github</w:t>
             </w:r>
             <w:proofErr w:type="spellEnd"/>
+            <w:proofErr w:type="gramEnd"/>
             <w:r>
               <w:rPr>
                 <w:lang w:val="fr-FR"/>
@@ -4412,7 +5078,21 @@
               <w:rPr>
                 <w:lang w:val="fr-FR"/>
               </w:rPr>
-              <w:t>/, .agents/</w:t>
+              <w:t>/</w:t>
+            </w:r>
+            <w:proofErr w:type="gramStart"/>
+            <w:r>
+              <w:rPr>
+                <w:lang w:val="fr-FR"/>
+              </w:rPr>
+              <w:t>, .agents</w:t>
+            </w:r>
+            <w:proofErr w:type="gramEnd"/>
+            <w:r>
+              <w:rPr>
+                <w:lang w:val="fr-FR"/>
+              </w:rPr>
+              <w:t>/</w:t>
             </w:r>
             <w:proofErr w:type="spellStart"/>
             <w:r>
@@ -4443,11 +5123,19 @@
                 <w:lang w:val="fr-FR"/>
               </w:rPr>
             </w:pPr>
+            <w:proofErr w:type="gramStart"/>
             <w:r>
               <w:rPr>
                 <w:lang w:val="fr-FR"/>
               </w:rPr>
-              <w:t>.agents/</w:t>
+              <w:t>.agents</w:t>
+            </w:r>
+            <w:proofErr w:type="gramEnd"/>
+            <w:r>
+              <w:rPr>
+                <w:lang w:val="fr-FR"/>
+              </w:rPr>
+              <w:t>/</w:t>
             </w:r>
             <w:proofErr w:type="spellStart"/>
             <w:r>
@@ -4478,6 +5166,7 @@
                 <w:lang w:val="fr-FR"/>
               </w:rPr>
             </w:pPr>
+            <w:proofErr w:type="gramStart"/>
             <w:r>
               <w:rPr>
                 <w:lang w:val="fr-FR"/>
@@ -4492,6 +5181,7 @@
               <w:t>claude</w:t>
             </w:r>
             <w:proofErr w:type="spellEnd"/>
+            <w:proofErr w:type="gramEnd"/>
             <w:r>
               <w:rPr>
                 <w:lang w:val="fr-FR"/>
@@ -4818,6 +5508,24 @@
           <w:lang w:val="fr-FR"/>
         </w:rPr>
       </w:pPr>
+      <w:r>
+        <w:rPr>
+          <w:lang w:val="fr-FR"/>
+        </w:rPr>
+        <w:t xml:space="preserve">Pour les agents codex nous notons que la syntaxe est légèrement différente (TOML) mais le nom et la description restent toujours </w:t>
+      </w:r>
+      <w:r>
+        <w:rPr>
+          <w:lang w:val="fr-FR"/>
+        </w:rPr>
+        <w:t>obligatoire</w:t>
+      </w:r>
+      <w:r>
+        <w:rPr>
+          <w:lang w:val="fr-FR"/>
+        </w:rPr>
+        <w:t>.</w:t>
+      </w:r>
     </w:p>
     <w:p>
       <w:pPr>
@@ -4830,72 +5538,16 @@
         <w:rPr>
           <w:lang w:val="fr-FR"/>
         </w:rPr>
-        <w:t xml:space="preserve">Pour les agents codex nous notons que la syntaxe est légèrement différente (TOML) mais le nom et la description restent toujours </w:t>
-      </w:r>
-      <w:r>
-        <w:rPr>
-          <w:lang w:val="fr-FR"/>
-        </w:rPr>
-        <w:t>obligatoire</w:t>
-      </w:r>
-      <w:r>
-        <w:rPr>
-          <w:lang w:val="fr-FR"/>
-        </w:rPr>
-        <w:t>.</w:t>
+        <w:br w:type="page"/>
       </w:r>
     </w:p>
     <w:p>
       <w:pPr>
         <w:spacing w:after="200" w:line="276" w:lineRule="auto"/>
         <w:rPr>
-          <w:b/>
-          <w:bCs/>
-          <w:lang w:val="fr-FR"/>
-        </w:rPr>
-      </w:pPr>
-      <w:r>
-        <w:rPr>
-          <w:b/>
-          <w:bCs/>
-          <w:lang w:val="fr-FR"/>
-        </w:rPr>
-        <w:t>Exemple d’agent codex </w:t>
-      </w:r>
-      <w:r>
-        <w:rPr>
-          <w:b/>
-          <w:bCs/>
-          <w:lang w:val="fr-FR"/>
-        </w:rPr>
-        <w:t>(</w:t>
-      </w:r>
-      <w:proofErr w:type="spellStart"/>
-      <w:r>
-        <w:rPr>
-          <w:b/>
-          <w:bCs/>
-          <w:lang w:val="fr-FR"/>
-        </w:rPr>
-        <w:t>test.toml</w:t>
-      </w:r>
-      <w:proofErr w:type="spellEnd"/>
-      <w:r>
-        <w:rPr>
-          <w:b/>
-          <w:bCs/>
-          <w:lang w:val="fr-FR"/>
-        </w:rPr>
-        <w:t xml:space="preserve">) </w:t>
-      </w:r>
-      <w:r>
-        <w:rPr>
-          <w:b/>
-          <w:bCs/>
-          <w:lang w:val="fr-FR"/>
-        </w:rPr>
-        <w:t xml:space="preserve">: </w:t>
-      </w:r>
+          <w:lang w:val="fr-FR"/>
+        </w:rPr>
+      </w:pPr>
     </w:p>
     <w:p>
       <w:pPr>
@@ -4904,131 +5556,6 @@
           <w:lang w:val="fr-FR"/>
         </w:rPr>
       </w:pPr>
-      <w:r>
-        <w:rPr>
-          <w:noProof/>
-          <w:lang w:val="fr-FR"/>
-        </w:rPr>
-        <mc:AlternateContent>
-          <mc:Choice Requires="wps">
-            <w:drawing>
-              <wp:anchor distT="0" distB="0" distL="114300" distR="114300" simplePos="0" relativeHeight="251659776" behindDoc="0" locked="0" layoutInCell="1" allowOverlap="1" wp14:anchorId="6ED93FBC" wp14:editId="1F6EF0B5">
-                <wp:simplePos x="0" y="0"/>
-                <wp:positionH relativeFrom="column">
-                  <wp:posOffset>0</wp:posOffset>
-                </wp:positionH>
-                <wp:positionV relativeFrom="paragraph">
-                  <wp:posOffset>0</wp:posOffset>
-                </wp:positionV>
-                <wp:extent cx="4838700" cy="1682750"/>
-                <wp:effectExtent l="0" t="0" r="19050" b="12700"/>
-                <wp:wrapNone/>
-                <wp:docPr id="991448218" name="Zone de texte 1"/>
-                <wp:cNvGraphicFramePr/>
-                <a:graphic xmlns:a="http://schemas.openxmlformats.org/drawingml/2006/main">
-                  <a:graphicData uri="http://schemas.microsoft.com/office/word/2010/wordprocessingShape">
-                    <wps:wsp>
-                      <wps:cNvSpPr txBox="1"/>
-                      <wps:spPr>
-                        <a:xfrm>
-                          <a:off x="0" y="0"/>
-                          <a:ext cx="4838700" cy="1682750"/>
-                        </a:xfrm>
-                        <a:prstGeom prst="rect">
-                          <a:avLst/>
-                        </a:prstGeom>
-                        <a:solidFill>
-                          <a:schemeClr val="accent1">
-                            <a:lumMod val="20000"/>
-                            <a:lumOff val="80000"/>
-                          </a:schemeClr>
-                        </a:solidFill>
-                        <a:ln w="6350">
-                          <a:solidFill>
-                            <a:prstClr val="black"/>
-                          </a:solidFill>
-                        </a:ln>
-                      </wps:spPr>
-                      <wps:txbx>
-                        <w:txbxContent>
-                          <w:p>
-                            <w:r>
-                              <w:t xml:space="preserve">name = "developer" </w:t>
-                            </w:r>
-                          </w:p>
-                          <w:p>
-                            <w:r>
-                              <w:t xml:space="preserve">description = "Implements application features and fixes bugs." </w:t>
-                            </w:r>
-                            <w:proofErr w:type="spellStart"/>
-                            <w:r>
-                              <w:t>developer_instructions</w:t>
-                            </w:r>
-                            <w:proofErr w:type="spellEnd"/>
-                            <w:r>
-                              <w:t xml:space="preserve"> = """ </w:t>
-                            </w:r>
-                          </w:p>
-                          <w:p>
-                            <w:r>
-                              <w:t>Implement the requested changes. Follow the existing project architecture and conventions. Run relevant tests before finishing. """</w:t>
-                            </w:r>
-                          </w:p>
-                        </w:txbxContent>
-                      </wps:txbx>
-                      <wps:bodyPr rot="0" spcFirstLastPara="0" vertOverflow="overflow" horzOverflow="overflow" vert="horz" wrap="square" lIns="91440" tIns="45720" rIns="91440" bIns="45720" numCol="1" spcCol="0" rtlCol="0" fromWordArt="0" anchor="t" anchorCtr="0" forceAA="0" compatLnSpc="1">
-                        <a:prstTxWarp prst="textNoShape">
-                          <a:avLst/>
-                        </a:prstTxWarp>
-                        <a:noAutofit/>
-                      </wps:bodyPr>
-                    </wps:wsp>
-                  </a:graphicData>
-                </a:graphic>
-                <wp14:sizeRelH relativeFrom="margin">
-                  <wp14:pctWidth>0</wp14:pctWidth>
-                </wp14:sizeRelH>
-                <wp14:sizeRelV relativeFrom="margin">
-                  <wp14:pctHeight>0</wp14:pctHeight>
-                </wp14:sizeRelV>
-              </wp:anchor>
-            </w:drawing>
-          </mc:Choice>
-          <mc:Fallback>
-            <w:pict>
-              <v:shape w14:anchorId="6ED93FBC" id="_x0000_s1028" type="#_x0000_t202" style="position:absolute;margin-left:0;margin-top:0;width:381pt;height:132.5pt;z-index:251659776;visibility:visible;mso-wrap-style:square;mso-width-percent:0;mso-height-percent:0;mso-wrap-distance-left:9pt;mso-wrap-distance-top:0;mso-wrap-distance-right:9pt;mso-wrap-distance-bottom:0;mso-position-horizontal:absolute;mso-position-horizontal-relative:text;mso-position-vertical:absolute;mso-position-vertical-relative:text;mso-width-percent:0;mso-height-percent:0;mso-width-relative:margin;mso-height-relative:margin;v-text-anchor:top" o:gfxdata="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" fillcolor="#dbe5f1 [660]" strokeweight=".5pt">
-                <v:textbox>
-                  <w:txbxContent>
-                    <w:p>
-                      <w:r>
-                        <w:t xml:space="preserve">name = "developer" </w:t>
-                      </w:r>
-                    </w:p>
-                    <w:p>
-                      <w:r>
-                        <w:t xml:space="preserve">description = "Implements application features and fixes bugs." </w:t>
-                      </w:r>
-                      <w:proofErr w:type="spellStart"/>
-                      <w:r>
-                        <w:t>developer_instructions</w:t>
-                      </w:r>
-                      <w:proofErr w:type="spellEnd"/>
-                      <w:r>
-                        <w:t xml:space="preserve"> = """ </w:t>
-                      </w:r>
-                    </w:p>
-                    <w:p>
-                      <w:r>
-                        <w:t>Implement the requested changes. Follow the existing project architecture and conventions. Run relevant tests before finishing. """</w:t>
-                      </w:r>
-                    </w:p>
-                  </w:txbxContent>
-                </v:textbox>
-              </v:shape>
-            </w:pict>
-          </mc:Fallback>
-        </mc:AlternateContent>
-      </w:r>
     </w:p>
     <w:p>
       <w:pPr>
@@ -5045,41 +5572,65 @@
           <w:lang w:val="fr-FR"/>
         </w:rPr>
       </w:pPr>
+      <w:r>
+        <w:rPr>
+          <w:lang w:val="fr-FR"/>
+        </w:rPr>
+        <w:br w:type="page"/>
+      </w:r>
     </w:p>
     <w:p>
       <w:pPr>
-        <w:spacing w:after="200" w:line="276" w:lineRule="auto"/>
-        <w:rPr>
-          <w:lang w:val="fr-FR"/>
-        </w:rPr>
-      </w:pPr>
+        <w:rPr>
+          <w:lang w:val="fr-FR"/>
+        </w:rPr>
+      </w:pPr>
+      <w:r>
+        <w:rPr>
+          <w:lang w:val="fr-FR"/>
+        </w:rPr>
+        <w:lastRenderedPageBreak/>
+        <w:t xml:space="preserve">Oui. Pour un workflow </w:t>
+      </w:r>
+      <w:proofErr w:type="spellStart"/>
+      <w:r>
+        <w:rPr>
+          <w:lang w:val="fr-FR"/>
+        </w:rPr>
+        <w:t>Copilot</w:t>
+      </w:r>
+      <w:proofErr w:type="spellEnd"/>
+      <w:r>
+        <w:rPr>
+          <w:lang w:val="fr-FR"/>
+        </w:rPr>
+        <w:t xml:space="preserve"> sérieux, je te conseille de </w:t>
+      </w:r>
+      <w:r>
+        <w:rPr>
+          <w:b/>
+          <w:lang w:val="fr-FR"/>
+        </w:rPr>
+        <w:t>ne surtout pas mettre toute la logique dans un énorme prompt</w:t>
+      </w:r>
+      <w:r>
+        <w:rPr>
+          <w:lang w:val="fr-FR"/>
+        </w:rPr>
+        <w:t>.</w:t>
+      </w:r>
     </w:p>
     <w:p>
       <w:pPr>
-        <w:spacing w:after="200" w:line="276" w:lineRule="auto"/>
-        <w:rPr>
-          <w:lang w:val="fr-FR"/>
-        </w:rPr>
-      </w:pPr>
-      <w:r>
-        <w:rPr>
-          <w:lang w:val="fr-FR"/>
-        </w:rPr>
-        <w:br w:type="page"/>
-      </w:r>
-    </w:p>
-    <w:p>
-      <w:pPr>
-        <w:rPr>
-          <w:lang w:val="fr-FR"/>
-        </w:rPr>
-      </w:pPr>
-      <w:r>
-        <w:rPr>
-          <w:lang w:val="fr-FR"/>
-        </w:rPr>
-        <w:lastRenderedPageBreak/>
-        <w:t xml:space="preserve">Oui. Pour un workflow </w:t>
+        <w:rPr>
+          <w:lang w:val="fr-FR"/>
+        </w:rPr>
+      </w:pPr>
+      <w:r>
+        <w:rPr>
+          <w:lang w:val="fr-FR"/>
+        </w:rPr>
+        <w:t xml:space="preserve">Depuis les évolutions récentes de GitHub </w:t>
       </w:r>
       <w:proofErr w:type="spellStart"/>
       <w:r>
@@ -5093,47 +5644,50 @@
         <w:rPr>
           <w:lang w:val="fr-FR"/>
         </w:rPr>
-        <w:t xml:space="preserve"> sérieux, je te conseille de </w:t>
-      </w:r>
-      <w:r>
-        <w:rPr>
-          <w:b/>
-          <w:lang w:val="fr-FR"/>
-        </w:rPr>
-        <w:t>ne surtout pas mettre toute la logique dans un énorme prompt</w:t>
-      </w:r>
-      <w:r>
-        <w:rPr>
+        <w:t xml:space="preserve">, tu peux séparer proprement quatre choses : les instructions globales du dépôt, les agents spécialisés, les </w:t>
+      </w:r>
+      <w:proofErr w:type="spellStart"/>
+      <w:r>
+        <w:rPr>
+          <w:lang w:val="fr-FR"/>
+        </w:rPr>
+        <w:t>skills</w:t>
+      </w:r>
+      <w:proofErr w:type="spellEnd"/>
+      <w:r>
+        <w:rPr>
+          <w:lang w:val="fr-FR"/>
+        </w:rPr>
+        <w:t xml:space="preserve"> qui décrivent des procédures répétables, et enfin le prompt spécifique au ticket. GitHub supporte notamment les agents dans </w:t>
+      </w:r>
+      <w:r>
+        <w:rPr>
+          <w:rFonts w:ascii="Consolas" w:hAnsi="Consolas"/>
           <w:lang w:val="fr-FR"/>
         </w:rPr>
         <w:t>.</w:t>
       </w:r>
-    </w:p>
-    <w:p>
-      <w:pPr>
-        <w:rPr>
-          <w:lang w:val="fr-FR"/>
-        </w:rPr>
-      </w:pPr>
-      <w:r>
-        <w:rPr>
-          <w:lang w:val="fr-FR"/>
-        </w:rPr>
-        <w:t xml:space="preserve">Depuis les évolutions récentes de GitHub </w:t>
-      </w:r>
       <w:proofErr w:type="spellStart"/>
       <w:r>
         <w:rPr>
-          <w:lang w:val="fr-FR"/>
-        </w:rPr>
-        <w:t>Copilot</w:t>
+          <w:rFonts w:ascii="Consolas" w:hAnsi="Consolas"/>
+          <w:lang w:val="fr-FR"/>
+        </w:rPr>
+        <w:t>github</w:t>
       </w:r>
       <w:proofErr w:type="spellEnd"/>
       <w:r>
         <w:rPr>
-          <w:lang w:val="fr-FR"/>
-        </w:rPr>
-        <w:t xml:space="preserve">, tu peux séparer proprement quatre choses : les instructions globales du dépôt, les agents spécialisés, les </w:t>
+          <w:rFonts w:ascii="Consolas" w:hAnsi="Consolas"/>
+          <w:lang w:val="fr-FR"/>
+        </w:rPr>
+        <w:t>/agents/*.agent.md</w:t>
+      </w:r>
+      <w:r>
+        <w:rPr>
+          <w:lang w:val="fr-FR"/>
+        </w:rPr>
+        <w:t xml:space="preserve"> et les </w:t>
       </w:r>
       <w:proofErr w:type="spellStart"/>
       <w:r>
@@ -5147,7 +5701,14 @@
         <w:rPr>
           <w:lang w:val="fr-FR"/>
         </w:rPr>
-        <w:t xml:space="preserve"> qui décrivent des procédures répétables, et enfin le prompt spécifique au ticket. GitHub supporte notamment les agents dans </w:t>
+        <w:t xml:space="preserve"> </w:t>
+      </w:r>
+      <w:proofErr w:type="gramStart"/>
+      <w:r>
+        <w:rPr>
+          <w:lang w:val="fr-FR"/>
+        </w:rPr>
+        <w:t xml:space="preserve">dans </w:t>
       </w:r>
       <w:r>
         <w:rPr>
@@ -5165,22 +5726,18 @@
         <w:t>github</w:t>
       </w:r>
       <w:proofErr w:type="spellEnd"/>
+      <w:proofErr w:type="gramEnd"/>
       <w:r>
         <w:rPr>
           <w:rFonts w:ascii="Consolas" w:hAnsi="Consolas"/>
           <w:lang w:val="fr-FR"/>
         </w:rPr>
-        <w:t>/agents/*.agent.md</w:t>
-      </w:r>
-      <w:r>
-        <w:rPr>
-          <w:lang w:val="fr-FR"/>
-        </w:rPr>
-        <w:t xml:space="preserve"> et les </w:t>
+        <w:t>/</w:t>
       </w:r>
       <w:proofErr w:type="spellStart"/>
       <w:r>
         <w:rPr>
+          <w:rFonts w:ascii="Consolas" w:hAnsi="Consolas"/>
           <w:lang w:val="fr-FR"/>
         </w:rPr>
         <w:t>skills</w:t>
@@ -5188,56 +5745,18 @@
       <w:proofErr w:type="spellEnd"/>
       <w:r>
         <w:rPr>
-          <w:lang w:val="fr-FR"/>
-        </w:rPr>
-        <w:t xml:space="preserve"> dans </w:t>
-      </w:r>
-      <w:r>
-        <w:rPr>
           <w:rFonts w:ascii="Consolas" w:hAnsi="Consolas"/>
           <w:lang w:val="fr-FR"/>
         </w:rPr>
-        <w:t>.</w:t>
-      </w:r>
-      <w:proofErr w:type="spellStart"/>
-      <w:r>
-        <w:rPr>
-          <w:rFonts w:ascii="Consolas" w:hAnsi="Consolas"/>
-          <w:lang w:val="fr-FR"/>
-        </w:rPr>
-        <w:t>github</w:t>
-      </w:r>
-      <w:proofErr w:type="spellEnd"/>
-      <w:r>
-        <w:rPr>
-          <w:rFonts w:ascii="Consolas" w:hAnsi="Consolas"/>
-          <w:lang w:val="fr-FR"/>
-        </w:rPr>
         <w:t>/</w:t>
       </w:r>
-      <w:proofErr w:type="spellStart"/>
-      <w:r>
-        <w:rPr>
-          <w:rFonts w:ascii="Consolas" w:hAnsi="Consolas"/>
-          <w:lang w:val="fr-FR"/>
-        </w:rPr>
-        <w:t>skills</w:t>
-      </w:r>
-      <w:proofErr w:type="spellEnd"/>
-      <w:r>
-        <w:rPr>
-          <w:rFonts w:ascii="Consolas" w:hAnsi="Consolas"/>
-          <w:lang w:val="fr-FR"/>
-        </w:rPr>
-        <w:t>/</w:t>
-      </w:r>
       <w:r>
         <w:rPr>
           <w:lang w:val="fr-FR"/>
         </w:rPr>
         <w:t>. (</w:t>
       </w:r>
-      <w:hyperlink r:id="rId8">
+      <w:hyperlink r:id="rId9">
         <w:r>
           <w:rPr>
             <w:color w:val="0563C1"/>
@@ -5724,9 +6243,11 @@
             <w:vAlign w:val="center"/>
           </w:tcPr>
           <w:p>
+            <w:proofErr w:type="gramStart"/>
             <w:r>
               <w:t>.agent.md</w:t>
             </w:r>
+            <w:proofErr w:type="gramEnd"/>
           </w:p>
         </w:tc>
         <w:tc>
@@ -5818,9 +6339,11 @@
             <w:vAlign w:val="center"/>
           </w:tcPr>
           <w:p>
+            <w:proofErr w:type="gramStart"/>
             <w:r>
               <w:t>.prompt.md</w:t>
             </w:r>
+            <w:proofErr w:type="gramEnd"/>
           </w:p>
         </w:tc>
         <w:tc>
@@ -5929,1326 +6452,6 @@
         </w:rPr>
         <w:t xml:space="preserve"> servent aux procédures détaillées qui ne sont nécessaires que pour certaines tâches. (</w:t>
       </w:r>
-      <w:hyperlink r:id="rId9">
-        <w:r>
-          <w:rPr>
-            <w:color w:val="0563C1"/>
-            <w:u w:val="single"/>
-            <w:lang w:val="fr-FR"/>
-          </w:rPr>
-          <w:t>docs.github.com</w:t>
-        </w:r>
-      </w:hyperlink>
-      <w:r>
-        <w:rPr>
-          <w:lang w:val="fr-FR"/>
-        </w:rPr>
-        <w:t>)</w:t>
-      </w:r>
-    </w:p>
-    <w:p>
-      <w:pPr>
-        <w:pStyle w:val="Titre1"/>
-        <w:rPr>
-          <w:lang w:val="fr-FR"/>
-        </w:rPr>
-      </w:pPr>
-      <w:r>
-        <w:rPr>
-          <w:lang w:val="fr-FR"/>
-        </w:rPr>
-        <w:t>1. Le workflow lui-même doit ressembler à une machine à états</w:t>
-      </w:r>
-    </w:p>
-    <w:p>
-      <w:pPr>
-        <w:pStyle w:val="CodeBlock"/>
-        <w:rPr>
-          <w:rFonts w:hint="eastAsia"/>
-          <w:lang w:val="fr-FR"/>
-        </w:rPr>
-      </w:pPr>
-      <w:r>
-        <w:rPr>
-          <w:lang w:val="fr-FR"/>
-        </w:rPr>
-        <w:t xml:space="preserve">                   ┌──────────────┐</w:t>
-      </w:r>
-      <w:r>
-        <w:rPr>
-          <w:lang w:val="fr-FR"/>
-        </w:rPr>
-        <w:br/>
-        <w:t xml:space="preserve">                   │     JIRA     │</w:t>
-      </w:r>
-      <w:r>
-        <w:rPr>
-          <w:lang w:val="fr-FR"/>
-        </w:rPr>
-        <w:br/>
-        <w:t xml:space="preserve">                   └──────┬───────┘</w:t>
-      </w:r>
-      <w:r>
-        <w:rPr>
-          <w:lang w:val="fr-FR"/>
-        </w:rPr>
-        <w:br/>
-        <w:t xml:space="preserve">                          │</w:t>
-      </w:r>
-      <w:r>
-        <w:rPr>
-          <w:lang w:val="fr-FR"/>
-        </w:rPr>
-        <w:br/>
-        <w:t xml:space="preserve">                          ▼</w:t>
-      </w:r>
-      <w:r>
-        <w:rPr>
-          <w:lang w:val="fr-FR"/>
-        </w:rPr>
-        <w:br/>
-        <w:t xml:space="preserve">                 ┌─────────────────┐</w:t>
-      </w:r>
-      <w:r>
-        <w:rPr>
-          <w:lang w:val="fr-FR"/>
-        </w:rPr>
-        <w:br/>
-        <w:t xml:space="preserve">                 │ 1. UNDERSTAND   │</w:t>
-      </w:r>
-      <w:r>
-        <w:rPr>
-          <w:lang w:val="fr-FR"/>
-        </w:rPr>
-        <w:br/>
-        <w:t xml:space="preserve">                 └───────┬─────────┘</w:t>
-      </w:r>
-      <w:r>
-        <w:rPr>
-          <w:lang w:val="fr-FR"/>
-        </w:rPr>
-        <w:br/>
-        <w:t xml:space="preserve">                         │</w:t>
-      </w:r>
-      <w:r>
-        <w:rPr>
-          <w:lang w:val="fr-FR"/>
-        </w:rPr>
-        <w:br/>
-        <w:t xml:space="preserve">                         ▼</w:t>
-      </w:r>
-      <w:r>
-        <w:rPr>
-          <w:lang w:val="fr-FR"/>
-        </w:rPr>
-        <w:br/>
-        <w:t xml:space="preserve">                 ┌─────────────────┐</w:t>
-      </w:r>
-      <w:r>
-        <w:rPr>
-          <w:lang w:val="fr-FR"/>
-        </w:rPr>
-        <w:br/>
-        <w:t xml:space="preserve">                 │ 2. EXPLORE CODE │</w:t>
-      </w:r>
-      <w:r>
-        <w:rPr>
-          <w:lang w:val="fr-FR"/>
-        </w:rPr>
-        <w:br/>
-        <w:t xml:space="preserve">                 └───────┬─────────┘</w:t>
-      </w:r>
-      <w:r>
-        <w:rPr>
-          <w:lang w:val="fr-FR"/>
-        </w:rPr>
-        <w:br/>
-        <w:t xml:space="preserve">                         │</w:t>
-      </w:r>
-      <w:r>
-        <w:rPr>
-          <w:lang w:val="fr-FR"/>
-        </w:rPr>
-        <w:br/>
-        <w:t xml:space="preserve">                         ▼</w:t>
-      </w:r>
-      <w:r>
-        <w:rPr>
-          <w:lang w:val="fr-FR"/>
-        </w:rPr>
-        <w:br/>
-        <w:t xml:space="preserve">                 ┌─────────────────┐</w:t>
-      </w:r>
-      <w:r>
-        <w:rPr>
-          <w:lang w:val="fr-FR"/>
-        </w:rPr>
-        <w:br/>
-        <w:t xml:space="preserve">                 │ 3. PLAN         │</w:t>
-      </w:r>
-      <w:r>
-        <w:rPr>
-          <w:lang w:val="fr-FR"/>
-        </w:rPr>
-        <w:br/>
-        <w:t xml:space="preserve">                 └───────┬─────────┘</w:t>
-      </w:r>
-      <w:r>
-        <w:rPr>
-          <w:lang w:val="fr-FR"/>
-        </w:rPr>
-        <w:br/>
-        <w:t xml:space="preserve">                         │</w:t>
-      </w:r>
-      <w:r>
-        <w:rPr>
-          <w:lang w:val="fr-FR"/>
-        </w:rPr>
-        <w:br/>
-        <w:t xml:space="preserve">                         ▼</w:t>
-      </w:r>
-      <w:r>
-        <w:rPr>
-          <w:lang w:val="fr-FR"/>
-        </w:rPr>
-        <w:br/>
-        <w:t xml:space="preserve">                 ┌─────────────────┐</w:t>
-      </w:r>
-      <w:r>
-        <w:rPr>
-          <w:lang w:val="fr-FR"/>
-        </w:rPr>
-        <w:br/>
-        <w:t xml:space="preserve">                 │ 4. IMPLEMENT    │</w:t>
-      </w:r>
-      <w:r>
-        <w:rPr>
-          <w:lang w:val="fr-FR"/>
-        </w:rPr>
-        <w:br/>
-        <w:t xml:space="preserve">                 └───────┬─────────┘</w:t>
-      </w:r>
-      <w:r>
-        <w:rPr>
-          <w:lang w:val="fr-FR"/>
-        </w:rPr>
-        <w:br/>
-        <w:t xml:space="preserve">                         │</w:t>
-      </w:r>
-      <w:r>
-        <w:rPr>
-          <w:lang w:val="fr-FR"/>
-        </w:rPr>
-        <w:br/>
-        <w:t xml:space="preserve">                         ▼</w:t>
-      </w:r>
-      <w:r>
-        <w:rPr>
-          <w:lang w:val="fr-FR"/>
-        </w:rPr>
-        <w:br/>
-        <w:t xml:space="preserve">                 ┌─────────────────┐</w:t>
-      </w:r>
-      <w:r>
-        <w:rPr>
-          <w:lang w:val="fr-FR"/>
-        </w:rPr>
-        <w:br/>
-        <w:t xml:space="preserve">                 │ 5. TEST         │</w:t>
-      </w:r>
-      <w:r>
-        <w:rPr>
-          <w:lang w:val="fr-FR"/>
-        </w:rPr>
-        <w:br/>
-        <w:t xml:space="preserve">                 └───────┬─────────┘</w:t>
-      </w:r>
-      <w:r>
-        <w:rPr>
-          <w:lang w:val="fr-FR"/>
-        </w:rPr>
-        <w:br/>
-        <w:t xml:space="preserve">                         │</w:t>
-      </w:r>
-      <w:r>
-        <w:rPr>
-          <w:lang w:val="fr-FR"/>
-        </w:rPr>
-        <w:br/>
-        <w:t xml:space="preserve">                    FAIL │ PASS</w:t>
-      </w:r>
-      <w:r>
-        <w:rPr>
-          <w:lang w:val="fr-FR"/>
-        </w:rPr>
-        <w:br/>
-        <w:t xml:space="preserve">                  ┌──────┘</w:t>
-      </w:r>
-      <w:r>
-        <w:rPr>
-          <w:lang w:val="fr-FR"/>
-        </w:rPr>
-        <w:br/>
-        <w:t xml:space="preserve">                  ▼</w:t>
-      </w:r>
-      <w:r>
-        <w:rPr>
-          <w:lang w:val="fr-FR"/>
-        </w:rPr>
-        <w:br/>
-        <w:t xml:space="preserve">          ┌─────────────────┐</w:t>
-      </w:r>
-      <w:r>
-        <w:rPr>
-          <w:lang w:val="fr-FR"/>
-        </w:rPr>
-        <w:br/>
-        <w:t xml:space="preserve">          │ 6. FIX LOCAL    │</w:t>
-      </w:r>
-      <w:r>
-        <w:rPr>
-          <w:lang w:val="fr-FR"/>
-        </w:rPr>
-        <w:br/>
-        <w:t xml:space="preserve">          └───────┬─────────┘</w:t>
-      </w:r>
-      <w:r>
-        <w:rPr>
-          <w:lang w:val="fr-FR"/>
-        </w:rPr>
-        <w:br/>
-        <w:t xml:space="preserve">                  │</w:t>
-      </w:r>
-      <w:r>
-        <w:rPr>
-          <w:lang w:val="fr-FR"/>
-        </w:rPr>
-        <w:br/>
-        <w:t xml:space="preserve">                  └──────────► TEST</w:t>
-      </w:r>
-      <w:r>
-        <w:rPr>
-          <w:lang w:val="fr-FR"/>
-        </w:rPr>
-        <w:br/>
-        <w:t xml:space="preserve">                         </w:t>
-      </w:r>
-      <w:r>
-        <w:rPr>
-          <w:lang w:val="fr-FR"/>
-        </w:rPr>
-        <w:br/>
-        <w:t xml:space="preserve">                         PASS</w:t>
-      </w:r>
-      <w:r>
-        <w:rPr>
-          <w:lang w:val="fr-FR"/>
-        </w:rPr>
-        <w:br/>
-        <w:t xml:space="preserve">                          │</w:t>
-      </w:r>
-      <w:r>
-        <w:rPr>
-          <w:lang w:val="fr-FR"/>
-        </w:rPr>
-        <w:br/>
-        <w:t xml:space="preserve">                          ▼</w:t>
-      </w:r>
-      <w:r>
-        <w:rPr>
-          <w:lang w:val="fr-FR"/>
-        </w:rPr>
-        <w:br/>
-        <w:t xml:space="preserve">                 ┌─────────────────┐</w:t>
-      </w:r>
-      <w:r>
-        <w:rPr>
-          <w:lang w:val="fr-FR"/>
-        </w:rPr>
-        <w:br/>
-        <w:t xml:space="preserve">                 │ 7. SELF REVIEW  │</w:t>
-      </w:r>
-      <w:r>
-        <w:rPr>
-          <w:lang w:val="fr-FR"/>
-        </w:rPr>
-        <w:br/>
-        <w:t xml:space="preserve">                 └───────┬─────────┘</w:t>
-      </w:r>
-      <w:r>
-        <w:rPr>
-          <w:lang w:val="fr-FR"/>
-        </w:rPr>
-        <w:br/>
-        <w:t xml:space="preserve">                         ▼</w:t>
-      </w:r>
-      <w:r>
-        <w:rPr>
-          <w:lang w:val="fr-FR"/>
-        </w:rPr>
-        <w:br/>
-        <w:t xml:space="preserve">                 ┌─────────────────┐</w:t>
-      </w:r>
-      <w:r>
-        <w:rPr>
-          <w:lang w:val="fr-FR"/>
-        </w:rPr>
-        <w:br/>
-        <w:t xml:space="preserve">                 │ 8. COMMIT/PUSH  │</w:t>
-      </w:r>
-      <w:r>
-        <w:rPr>
-          <w:lang w:val="fr-FR"/>
-        </w:rPr>
-        <w:br/>
-        <w:t xml:space="preserve">                 └───────┬─────────┘</w:t>
-      </w:r>
-      <w:r>
-        <w:rPr>
-          <w:lang w:val="fr-FR"/>
-        </w:rPr>
-        <w:br/>
-        <w:t xml:space="preserve">                         ▼</w:t>
-      </w:r>
-      <w:r>
-        <w:rPr>
-          <w:lang w:val="fr-FR"/>
-        </w:rPr>
-        <w:br/>
-        <w:t xml:space="preserve">                 ┌─────────────────┐</w:t>
-      </w:r>
-      <w:r>
-        <w:rPr>
-          <w:lang w:val="fr-FR"/>
-        </w:rPr>
-        <w:br/>
-        <w:t xml:space="preserve">                 │ 9. CI GITHUB    │</w:t>
-      </w:r>
-      <w:r>
-        <w:rPr>
-          <w:lang w:val="fr-FR"/>
-        </w:rPr>
-        <w:br/>
-        <w:t xml:space="preserve">                 └───────┬─────────┘</w:t>
-      </w:r>
-      <w:r>
-        <w:rPr>
-          <w:lang w:val="fr-FR"/>
-        </w:rPr>
-        <w:br/>
-        <w:t xml:space="preserve">                         │</w:t>
-      </w:r>
-      <w:r>
-        <w:rPr>
-          <w:lang w:val="fr-FR"/>
-        </w:rPr>
-        <w:br/>
-        <w:t xml:space="preserve">                    FAIL │ PASS</w:t>
-      </w:r>
-      <w:r>
-        <w:rPr>
-          <w:lang w:val="fr-FR"/>
-        </w:rPr>
-        <w:br/>
-        <w:t xml:space="preserve">                  ┌──────┘</w:t>
-      </w:r>
-      <w:r>
-        <w:rPr>
-          <w:lang w:val="fr-FR"/>
-        </w:rPr>
-        <w:br/>
-        <w:t xml:space="preserve">                  ▼</w:t>
-      </w:r>
-      <w:r>
-        <w:rPr>
-          <w:lang w:val="fr-FR"/>
-        </w:rPr>
-        <w:br/>
-        <w:t xml:space="preserve">          ┌─────────────────┐</w:t>
-      </w:r>
-      <w:r>
-        <w:rPr>
-          <w:lang w:val="fr-FR"/>
-        </w:rPr>
-        <w:br/>
-        <w:t xml:space="preserve">          │ 10. FIX CI      │</w:t>
-      </w:r>
-      <w:r>
-        <w:rPr>
-          <w:lang w:val="fr-FR"/>
-        </w:rPr>
-        <w:br/>
-      </w:r>
-      <w:r>
-        <w:rPr>
-          <w:lang w:val="fr-FR"/>
-        </w:rPr>
-        <w:lastRenderedPageBreak/>
-        <w:t xml:space="preserve">          └───────┬─────────┘</w:t>
-      </w:r>
-      <w:r>
-        <w:rPr>
-          <w:lang w:val="fr-FR"/>
-        </w:rPr>
-        <w:br/>
-        <w:t xml:space="preserve">                  │</w:t>
-      </w:r>
-      <w:r>
-        <w:rPr>
-          <w:lang w:val="fr-FR"/>
-        </w:rPr>
-        <w:br/>
-        <w:t xml:space="preserve">                  └─────────► CI</w:t>
-      </w:r>
-      <w:r>
-        <w:rPr>
-          <w:lang w:val="fr-FR"/>
-        </w:rPr>
-        <w:br/>
-        <w:t xml:space="preserve">                         </w:t>
-      </w:r>
-      <w:r>
-        <w:rPr>
-          <w:lang w:val="fr-FR"/>
-        </w:rPr>
-        <w:br/>
-        <w:t xml:space="preserve">                         PASS</w:t>
-      </w:r>
-      <w:r>
-        <w:rPr>
-          <w:lang w:val="fr-FR"/>
-        </w:rPr>
-        <w:br/>
-        <w:t xml:space="preserve">                          │</w:t>
-      </w:r>
-      <w:r>
-        <w:rPr>
-          <w:lang w:val="fr-FR"/>
-        </w:rPr>
-        <w:br/>
-        <w:t xml:space="preserve">                          ▼</w:t>
-      </w:r>
-      <w:r>
-        <w:rPr>
-          <w:lang w:val="fr-FR"/>
-        </w:rPr>
-        <w:br/>
-        <w:t xml:space="preserve">                    ┌──────────┐</w:t>
-      </w:r>
-      <w:r>
-        <w:rPr>
-          <w:lang w:val="fr-FR"/>
-        </w:rPr>
-        <w:br/>
-        <w:t xml:space="preserve">                    │   DONE   │</w:t>
-      </w:r>
-      <w:r>
-        <w:rPr>
-          <w:lang w:val="fr-FR"/>
-        </w:rPr>
-        <w:br/>
-        <w:t xml:space="preserve">                    └──────────┘</w:t>
-      </w:r>
-    </w:p>
-    <w:p>
-      <w:pPr>
-        <w:rPr>
-          <w:lang w:val="fr-FR"/>
-        </w:rPr>
-      </w:pPr>
-      <w:r>
-        <w:rPr>
-          <w:lang w:val="fr-FR"/>
-        </w:rPr>
-        <w:t xml:space="preserve">Et le point vraiment important est : </w:t>
-      </w:r>
-      <w:r>
-        <w:rPr>
-          <w:b/>
-          <w:lang w:val="fr-FR"/>
-        </w:rPr>
-        <w:t>le workflow ne doit pas être laissé entièrement à la discrétion du LLM</w:t>
-      </w:r>
-      <w:r>
-        <w:rPr>
-          <w:lang w:val="fr-FR"/>
-        </w:rPr>
-        <w:t>.</w:t>
-      </w:r>
-    </w:p>
-    <w:p>
-      <w:pPr>
-        <w:rPr>
-          <w:lang w:val="fr-FR"/>
-        </w:rPr>
-      </w:pPr>
-      <w:r>
-        <w:rPr>
-          <w:lang w:val="fr-FR"/>
-        </w:rPr>
-        <w:t>Ton programme pilote :</w:t>
-      </w:r>
-    </w:p>
-    <w:p>
-      <w:pPr>
-        <w:pStyle w:val="CodeBlock"/>
-        <w:rPr>
-          <w:rFonts w:hint="eastAsia"/>
-          <w:lang w:val="fr-FR"/>
-        </w:rPr>
-      </w:pPr>
-      <w:r>
-        <w:rPr>
-          <w:lang w:val="fr-FR"/>
-        </w:rPr>
-        <w:t>ANALYZE</w:t>
-      </w:r>
-      <w:r>
-        <w:rPr>
-          <w:lang w:val="fr-FR"/>
-        </w:rPr>
-        <w:br/>
-        <w:t xml:space="preserve">   ↓</w:t>
-      </w:r>
-      <w:r>
-        <w:rPr>
-          <w:lang w:val="fr-FR"/>
-        </w:rPr>
-        <w:br/>
-        <w:t>IMPLEMENT</w:t>
-      </w:r>
-      <w:r>
-        <w:rPr>
-          <w:lang w:val="fr-FR"/>
-        </w:rPr>
-        <w:br/>
-        <w:t xml:space="preserve">   ↓</w:t>
-      </w:r>
-      <w:r>
-        <w:rPr>
-          <w:lang w:val="fr-FR"/>
-        </w:rPr>
-        <w:br/>
-        <w:t>TEST</w:t>
-      </w:r>
-      <w:r>
-        <w:rPr>
-          <w:lang w:val="fr-FR"/>
-        </w:rPr>
-        <w:br/>
-        <w:t xml:space="preserve">   ↓</w:t>
-      </w:r>
-      <w:r>
-        <w:rPr>
-          <w:lang w:val="fr-FR"/>
-        </w:rPr>
-        <w:br/>
-        <w:t>REVIEW</w:t>
-      </w:r>
-      <w:r>
-        <w:rPr>
-          <w:lang w:val="fr-FR"/>
-        </w:rPr>
-        <w:br/>
-        <w:t xml:space="preserve">   ↓</w:t>
-      </w:r>
-      <w:r>
-        <w:rPr>
-          <w:lang w:val="fr-FR"/>
-        </w:rPr>
-        <w:br/>
-        <w:t>PUSH</w:t>
-      </w:r>
-      <w:r>
-        <w:rPr>
-          <w:lang w:val="fr-FR"/>
-        </w:rPr>
-        <w:br/>
-        <w:t xml:space="preserve">   ↓</w:t>
-      </w:r>
-      <w:r>
-        <w:rPr>
-          <w:lang w:val="fr-FR"/>
-        </w:rPr>
-        <w:br/>
-        <w:t>CHECK_CI</w:t>
-      </w:r>
-    </w:p>
-    <w:p>
-      <w:pPr>
-        <w:rPr>
-          <w:lang w:val="fr-FR"/>
-        </w:rPr>
-      </w:pPr>
-      <w:proofErr w:type="spellStart"/>
-      <w:r>
-        <w:rPr>
-          <w:lang w:val="fr-FR"/>
-        </w:rPr>
-        <w:t>Copilot</w:t>
-      </w:r>
-      <w:proofErr w:type="spellEnd"/>
-      <w:r>
-        <w:rPr>
-          <w:lang w:val="fr-FR"/>
-        </w:rPr>
-        <w:t xml:space="preserve"> réalise chaque étape, mais </w:t>
-      </w:r>
-      <w:r>
-        <w:rPr>
-          <w:b/>
-          <w:lang w:val="fr-FR"/>
-        </w:rPr>
-        <w:t>ton orchestrateur décide quand on passe à l'étape suivante</w:t>
-      </w:r>
-      <w:r>
-        <w:rPr>
-          <w:lang w:val="fr-FR"/>
-        </w:rPr>
-        <w:t>.</w:t>
-      </w:r>
-    </w:p>
-    <w:p>
-      <w:pPr>
-        <w:rPr>
-          <w:lang w:val="fr-FR"/>
-        </w:rPr>
-      </w:pPr>
-      <w:r>
-        <w:rPr>
-          <w:lang w:val="fr-FR"/>
-        </w:rPr>
-        <w:t>Cela rend le système beaucoup plus fiable.</w:t>
-      </w:r>
-    </w:p>
-    <w:p>
-      <w:pPr>
-        <w:pStyle w:val="Titre1"/>
-        <w:rPr>
-          <w:lang w:val="fr-FR"/>
-        </w:rPr>
-      </w:pPr>
-      <w:r>
-        <w:rPr>
-          <w:lang w:val="fr-FR"/>
-        </w:rPr>
-        <w:t>2. Chaque étape doit avoir un contrat précis</w:t>
-      </w:r>
-    </w:p>
-    <w:p>
-      <w:pPr>
-        <w:rPr>
-          <w:lang w:val="fr-FR"/>
-        </w:rPr>
-      </w:pPr>
-      <w:r>
-        <w:rPr>
-          <w:lang w:val="fr-FR"/>
-        </w:rPr>
-        <w:t>Évite :</w:t>
-      </w:r>
-    </w:p>
-    <w:p>
-      <w:pPr>
-        <w:pStyle w:val="CodeBlock"/>
-        <w:rPr>
-          <w:rFonts w:hint="eastAsia"/>
-          <w:lang w:val="fr-FR"/>
-        </w:rPr>
-      </w:pPr>
-      <w:r>
-        <w:rPr>
-          <w:lang w:val="fr-FR"/>
-        </w:rPr>
-        <w:t>Analyse le ticket et développe-le correctement.</w:t>
-      </w:r>
-    </w:p>
-    <w:p>
-      <w:proofErr w:type="spellStart"/>
-      <w:r>
-        <w:t>Préférer</w:t>
-      </w:r>
-      <w:proofErr w:type="spellEnd"/>
-      <w:r>
-        <w:t xml:space="preserve"> quelque chose </w:t>
-      </w:r>
-      <w:proofErr w:type="spellStart"/>
-      <w:r>
-        <w:t>comme</w:t>
-      </w:r>
-      <w:proofErr w:type="spellEnd"/>
-      <w:r>
-        <w:t xml:space="preserve"> :</w:t>
-      </w:r>
-    </w:p>
-    <w:p>
-      <w:pPr>
-        <w:pStyle w:val="CodeBlock"/>
-        <w:rPr>
-          <w:rFonts w:hint="eastAsia"/>
-        </w:rPr>
-      </w:pPr>
-      <w:r>
-        <w:t>STEP: ANALYZE</w:t>
-      </w:r>
-      <w:r>
-        <w:br/>
-      </w:r>
-      <w:r>
-        <w:br/>
-        <w:t>INPUT</w:t>
-      </w:r>
-      <w:r>
-        <w:br/>
-        <w:t>- Jira issue</w:t>
-      </w:r>
-      <w:r>
-        <w:br/>
-        <w:t>- Repository</w:t>
-      </w:r>
-      <w:r>
-        <w:br/>
-        <w:t>- Current branch</w:t>
-      </w:r>
-      <w:r>
-        <w:br/>
-      </w:r>
-      <w:r>
-        <w:br/>
-        <w:t>GOAL</w:t>
-      </w:r>
-      <w:r>
-        <w:br/>
-        <w:t>Understand the requested change and determine the minimum</w:t>
-      </w:r>
-      <w:r>
-        <w:br/>
-        <w:t>implementation required.</w:t>
-      </w:r>
-      <w:r>
-        <w:br/>
-      </w:r>
-      <w:r>
-        <w:br/>
-        <w:t>ACTIONS</w:t>
-      </w:r>
-      <w:r>
-        <w:br/>
-        <w:t>1. Read the Jira issue.</w:t>
-      </w:r>
-      <w:r>
-        <w:br/>
-        <w:t>2. Locate the relevant existing implementation.</w:t>
-      </w:r>
-      <w:r>
-        <w:br/>
-        <w:t>3. Identify similar functionality already present.</w:t>
-      </w:r>
-      <w:r>
-        <w:br/>
-        <w:t>4. Determine impacted files.</w:t>
-      </w:r>
-      <w:r>
-        <w:br/>
-        <w:t>5. Identify required tests.</w:t>
-      </w:r>
-      <w:r>
-        <w:br/>
-        <w:t>6. Identify possible regressions.</w:t>
-      </w:r>
-      <w:r>
-        <w:br/>
-      </w:r>
-      <w:r>
-        <w:br/>
-        <w:t>DO NOT</w:t>
-      </w:r>
-      <w:r>
-        <w:br/>
-        <w:t>- Modify source code.</w:t>
-      </w:r>
-      <w:r>
-        <w:br/>
-        <w:t>- Create commits.</w:t>
-      </w:r>
-      <w:r>
-        <w:br/>
-        <w:t>- Change unrelated files.</w:t>
-      </w:r>
-      <w:r>
-        <w:br/>
-      </w:r>
-      <w:r>
-        <w:br/>
-        <w:t>OUTPUT</w:t>
-      </w:r>
-      <w:r>
-        <w:br/>
-        <w:t>Return:</w:t>
-      </w:r>
-      <w:r>
-        <w:br/>
-        <w:t>- Understanding</w:t>
-      </w:r>
-      <w:r>
-        <w:br/>
-        <w:t>- Existing implementation</w:t>
-      </w:r>
-      <w:r>
-        <w:br/>
-      </w:r>
-      <w:r>
-        <w:lastRenderedPageBreak/>
-        <w:t>- Proposed changes</w:t>
-      </w:r>
-      <w:r>
-        <w:br/>
-        <w:t>- Files impacted</w:t>
-      </w:r>
-      <w:r>
-        <w:br/>
-        <w:t>- Tests required</w:t>
-      </w:r>
-      <w:r>
-        <w:br/>
-        <w:t>- Risks</w:t>
-      </w:r>
-      <w:r>
-        <w:br/>
-      </w:r>
-      <w:r>
-        <w:br/>
-        <w:t>EXIT CRITERIA</w:t>
-      </w:r>
-      <w:r>
-        <w:br/>
-        <w:t>The implementation strategy must be sufficiently precise</w:t>
-      </w:r>
-      <w:r>
-        <w:br/>
-        <w:t>to start development without additional repository exploration.</w:t>
-      </w:r>
-    </w:p>
-    <w:p>
-      <w:pPr>
-        <w:rPr>
-          <w:lang w:val="fr-FR"/>
-        </w:rPr>
-      </w:pPr>
-      <w:r>
-        <w:rPr>
-          <w:lang w:val="fr-FR"/>
-        </w:rPr>
-        <w:t>L'idée est toujours :</w:t>
-      </w:r>
-    </w:p>
-    <w:p>
-      <w:pPr>
-        <w:pStyle w:val="CodeBlock"/>
-        <w:rPr>
-          <w:rFonts w:hint="eastAsia"/>
-          <w:lang w:val="fr-FR"/>
-        </w:rPr>
-      </w:pPr>
-      <w:r>
-        <w:rPr>
-          <w:lang w:val="fr-FR"/>
-        </w:rPr>
-        <w:t>INPUT</w:t>
-      </w:r>
-      <w:r>
-        <w:rPr>
-          <w:lang w:val="fr-FR"/>
-        </w:rPr>
-        <w:br/>
-        <w:t>GOAL</w:t>
-      </w:r>
-      <w:r>
-        <w:rPr>
-          <w:lang w:val="fr-FR"/>
-        </w:rPr>
-        <w:br/>
-        <w:t>ACTIONS</w:t>
-      </w:r>
-      <w:r>
-        <w:rPr>
-          <w:lang w:val="fr-FR"/>
-        </w:rPr>
-        <w:br/>
-        <w:t>CONSTRAINTS</w:t>
-      </w:r>
-      <w:r>
-        <w:rPr>
-          <w:lang w:val="fr-FR"/>
-        </w:rPr>
-        <w:br/>
-        <w:t>OUTPUT</w:t>
-      </w:r>
-      <w:r>
-        <w:rPr>
-          <w:lang w:val="fr-FR"/>
-        </w:rPr>
-        <w:br/>
-        <w:t>EXIT CRITERIA</w:t>
-      </w:r>
-      <w:r>
-        <w:rPr>
-          <w:lang w:val="fr-FR"/>
-        </w:rPr>
-        <w:br/>
-        <w:t>FAILURE BEHAVIOR</w:t>
-      </w:r>
-    </w:p>
-    <w:p>
-      <w:pPr>
-        <w:rPr>
-          <w:lang w:val="fr-FR"/>
-        </w:rPr>
-      </w:pPr>
-      <w:r>
-        <w:rPr>
-          <w:lang w:val="fr-FR"/>
-        </w:rPr>
-        <w:t xml:space="preserve">C'est probablement </w:t>
-      </w:r>
-      <w:r>
-        <w:rPr>
-          <w:b/>
-          <w:lang w:val="fr-FR"/>
-        </w:rPr>
-        <w:t>le meilleur pattern à appliquer à tes workflows</w:t>
-      </w:r>
-      <w:r>
-        <w:rPr>
-          <w:lang w:val="fr-FR"/>
-        </w:rPr>
-        <w:t>.</w:t>
-      </w:r>
-    </w:p>
-    <w:p>
-      <w:pPr>
-        <w:pStyle w:val="Titre1"/>
-        <w:rPr>
-          <w:lang w:val="fr-FR"/>
-        </w:rPr>
-      </w:pPr>
-      <w:r>
-        <w:rPr>
-          <w:lang w:val="fr-FR"/>
-        </w:rPr>
-        <w:t>3. Ensuite ton agent définit son rôle, pas le workflow complet</w:t>
-      </w:r>
-    </w:p>
-    <w:p>
-      <w:r>
-        <w:t xml:space="preserve">Par </w:t>
-      </w:r>
-      <w:proofErr w:type="spellStart"/>
-      <w:r>
-        <w:t>exemple</w:t>
-      </w:r>
-      <w:proofErr w:type="spellEnd"/>
-      <w:r>
-        <w:t xml:space="preserve"> :</w:t>
-      </w:r>
-    </w:p>
-    <w:p>
-      <w:pPr>
-        <w:pStyle w:val="CodeBlock"/>
-        <w:rPr>
-          <w:rFonts w:hint="eastAsia"/>
-          <w:lang w:val="fr-FR"/>
-        </w:rPr>
-      </w:pPr>
-      <w:r>
-        <w:t>---</w:t>
-      </w:r>
-      <w:r>
-        <w:br/>
-        <w:t>name: tvm-developer</w:t>
-      </w:r>
-      <w:r>
-        <w:br/>
-        <w:t>description: Implements application changes while respecting project architecture and tests</w:t>
-      </w:r>
-      <w:r>
-        <w:br/>
-        <w:t>tools:</w:t>
-      </w:r>
-      <w:r>
-        <w:br/>
-        <w:t xml:space="preserve">  - read</w:t>
-      </w:r>
-      <w:r>
-        <w:br/>
-        <w:t xml:space="preserve">  - search</w:t>
-      </w:r>
-      <w:r>
-        <w:br/>
-        <w:t xml:space="preserve">  - edit</w:t>
-      </w:r>
-      <w:r>
-        <w:br/>
-        <w:t>---</w:t>
-      </w:r>
-      <w:r>
-        <w:br/>
-      </w:r>
-      <w:r>
-        <w:br/>
-        <w:t># Role</w:t>
-      </w:r>
-      <w:r>
-        <w:br/>
-      </w:r>
-      <w:r>
-        <w:br/>
-        <w:t>You are a senior software engineer responsible for implementing</w:t>
-      </w:r>
-      <w:r>
-        <w:br/>
-        <w:t>changes in this repository.</w:t>
-      </w:r>
-      <w:r>
-        <w:br/>
-      </w:r>
-      <w:r>
-        <w:br/>
-        <w:t># Priorities</w:t>
-      </w:r>
-      <w:r>
-        <w:br/>
-      </w:r>
-      <w:r>
-        <w:br/>
-        <w:t>In order of importance:</w:t>
-      </w:r>
-      <w:r>
-        <w:br/>
-      </w:r>
-      <w:r>
-        <w:br/>
-        <w:t>1. Correctness</w:t>
-      </w:r>
-      <w:r>
-        <w:br/>
-        <w:t>2. Existing architecture</w:t>
-      </w:r>
-      <w:r>
-        <w:br/>
-        <w:t>3. Minimal change</w:t>
-      </w:r>
-      <w:r>
-        <w:br/>
-        <w:t>4. Test coverage</w:t>
-      </w:r>
-      <w:r>
-        <w:br/>
-        <w:t>5. Maintainability</w:t>
-      </w:r>
-      <w:r>
-        <w:br/>
-      </w:r>
-      <w:r>
-        <w:br/>
-        <w:t># Behavior</w:t>
-      </w:r>
-      <w:r>
-        <w:br/>
-      </w:r>
-      <w:r>
-        <w:br/>
-        <w:t>Before modifying code:</w:t>
-      </w:r>
-      <w:r>
-        <w:br/>
-      </w:r>
-      <w:r>
-        <w:br/>
-        <w:t>1. Understand the requested behavior.</w:t>
-      </w:r>
-      <w:r>
-        <w:br/>
-        <w:t>2. Search for similar existing implementations.</w:t>
-      </w:r>
-      <w:r>
-        <w:br/>
-        <w:t>3. Identify impacted components.</w:t>
-      </w:r>
-      <w:r>
-        <w:br/>
-        <w:t>4. Reuse existing patterns whenever possible.</w:t>
-      </w:r>
-      <w:r>
-        <w:br/>
-      </w:r>
-      <w:r>
-        <w:br/>
-        <w:t>During implementation:</w:t>
-      </w:r>
-      <w:r>
-        <w:br/>
-      </w:r>
-      <w:r>
-        <w:br/>
-        <w:t>- Do not introduce unnecessary abstractions.</w:t>
-      </w:r>
-      <w:r>
-        <w:br/>
-        <w:t>- Do not refactor unrelated code.</w:t>
-      </w:r>
-      <w:r>
-        <w:br/>
-        <w:t>- Preserve backward compatibility unless explicitly requested.</w:t>
-      </w:r>
-      <w:r>
-        <w:br/>
-        <w:t>- Prefer existing project conventions over generic best practices.</w:t>
-      </w:r>
-      <w:r>
-        <w:br/>
-      </w:r>
-      <w:r>
-        <w:br/>
-        <w:t>After implementation:</w:t>
-      </w:r>
-      <w:r>
-        <w:br/>
-      </w:r>
-      <w:r>
-        <w:lastRenderedPageBreak/>
-        <w:br/>
-        <w:t>1. Compile the application.</w:t>
-      </w:r>
-      <w:r>
-        <w:br/>
-        <w:t>2. Run relevant tests.</w:t>
-      </w:r>
-      <w:r>
-        <w:br/>
-        <w:t>3. Fix failures caused by your changes.</w:t>
-      </w:r>
-      <w:r>
-        <w:br/>
-      </w:r>
-      <w:r>
-        <w:rPr>
-          <w:lang w:val="fr-FR"/>
-        </w:rPr>
-        <w:t xml:space="preserve">4. </w:t>
-      </w:r>
-      <w:proofErr w:type="spellStart"/>
-      <w:r>
-        <w:rPr>
-          <w:lang w:val="fr-FR"/>
-        </w:rPr>
-        <w:t>Review</w:t>
-      </w:r>
-      <w:proofErr w:type="spellEnd"/>
-      <w:r>
-        <w:rPr>
-          <w:lang w:val="fr-FR"/>
-        </w:rPr>
-        <w:t xml:space="preserve"> the final diff.</w:t>
-      </w:r>
-    </w:p>
-    <w:p>
-      <w:pPr>
-        <w:rPr>
-          <w:lang w:val="fr-FR"/>
-        </w:rPr>
-      </w:pPr>
-      <w:r>
-        <w:rPr>
-          <w:lang w:val="fr-FR"/>
-        </w:rPr>
-        <w:t xml:space="preserve">C'est exactement le type de profil que </w:t>
-      </w:r>
-      <w:proofErr w:type="spellStart"/>
-      <w:r>
-        <w:rPr>
-          <w:lang w:val="fr-FR"/>
-        </w:rPr>
-        <w:t>Copilot</w:t>
-      </w:r>
-      <w:proofErr w:type="spellEnd"/>
-      <w:r>
-        <w:rPr>
-          <w:lang w:val="fr-FR"/>
-        </w:rPr>
-        <w:t xml:space="preserve"> Custom Agents permet aujourd'hui : </w:t>
-      </w:r>
-      <w:proofErr w:type="spellStart"/>
-      <w:r>
-        <w:rPr>
-          <w:lang w:val="fr-FR"/>
-        </w:rPr>
-        <w:t>frontmatter</w:t>
-      </w:r>
-      <w:proofErr w:type="spellEnd"/>
-      <w:r>
-        <w:rPr>
-          <w:lang w:val="fr-FR"/>
-        </w:rPr>
-        <w:t xml:space="preserve"> YAML avec </w:t>
-      </w:r>
-      <w:proofErr w:type="spellStart"/>
-      <w:r>
-        <w:rPr>
-          <w:rFonts w:ascii="Consolas" w:hAnsi="Consolas"/>
-          <w:lang w:val="fr-FR"/>
-        </w:rPr>
-        <w:t>name</w:t>
-      </w:r>
-      <w:proofErr w:type="spellEnd"/>
-      <w:r>
-        <w:rPr>
-          <w:lang w:val="fr-FR"/>
-        </w:rPr>
-        <w:t xml:space="preserve">, </w:t>
-      </w:r>
-      <w:r>
-        <w:rPr>
-          <w:rFonts w:ascii="Consolas" w:hAnsi="Consolas"/>
-          <w:lang w:val="fr-FR"/>
-        </w:rPr>
-        <w:t>description</w:t>
-      </w:r>
-      <w:r>
-        <w:rPr>
-          <w:lang w:val="fr-FR"/>
-        </w:rPr>
-        <w:t xml:space="preserve">, éventuellement </w:t>
-      </w:r>
-      <w:proofErr w:type="spellStart"/>
-      <w:r>
-        <w:rPr>
-          <w:rFonts w:ascii="Consolas" w:hAnsi="Consolas"/>
-          <w:lang w:val="fr-FR"/>
-        </w:rPr>
-        <w:t>tools</w:t>
-      </w:r>
-      <w:proofErr w:type="spellEnd"/>
-      <w:r>
-        <w:rPr>
-          <w:lang w:val="fr-FR"/>
-        </w:rPr>
-        <w:t xml:space="preserve">, MCP, puis les instructions de l'agent en </w:t>
-      </w:r>
-      <w:proofErr w:type="spellStart"/>
-      <w:r>
-        <w:rPr>
-          <w:lang w:val="fr-FR"/>
-        </w:rPr>
-        <w:t>Markdown</w:t>
-      </w:r>
-      <w:proofErr w:type="spellEnd"/>
-      <w:r>
-        <w:rPr>
-          <w:lang w:val="fr-FR"/>
-        </w:rPr>
-        <w:t>. (</w:t>
-      </w:r>
       <w:hyperlink r:id="rId10">
         <w:r>
           <w:rPr>
@@ -7277,66 +6480,552 @@
         <w:rPr>
           <w:lang w:val="fr-FR"/>
         </w:rPr>
-        <w:t xml:space="preserve">4. Les procédures complexes vont dans des </w:t>
-      </w:r>
-      <w:proofErr w:type="spellStart"/>
-      <w:r>
-        <w:rPr>
-          <w:lang w:val="fr-FR"/>
-        </w:rPr>
-        <w:t>Skills</w:t>
-      </w:r>
-      <w:proofErr w:type="spellEnd"/>
+        <w:t>1. Le workflow lui-même doit ressembler à une machine à états</w:t>
+      </w:r>
     </w:p>
     <w:p>
       <w:pPr>
-        <w:rPr>
-          <w:lang w:val="fr-FR"/>
-        </w:rPr>
-      </w:pPr>
-      <w:r>
-        <w:rPr>
-          <w:lang w:val="fr-FR"/>
-        </w:rPr>
-        <w:t xml:space="preserve">C'est là où </w:t>
-      </w:r>
-      <w:proofErr w:type="spellStart"/>
-      <w:r>
-        <w:rPr>
-          <w:lang w:val="fr-FR"/>
-        </w:rPr>
-        <w:t>Copilot</w:t>
-      </w:r>
-      <w:proofErr w:type="spellEnd"/>
-      <w:r>
-        <w:rPr>
-          <w:lang w:val="fr-FR"/>
-        </w:rPr>
-        <w:t xml:space="preserve"> est devenu beaucoup plus intéressant.</w:t>
+        <w:pStyle w:val="CodeBlock"/>
+        <w:rPr>
+          <w:rFonts w:hint="eastAsia"/>
+          <w:lang w:val="fr-FR"/>
+        </w:rPr>
+      </w:pPr>
+      <w:r>
+        <w:rPr>
+          <w:lang w:val="fr-FR"/>
+        </w:rPr>
+        <w:t xml:space="preserve">                   ┌──────────────┐</w:t>
+      </w:r>
+      <w:r>
+        <w:rPr>
+          <w:lang w:val="fr-FR"/>
+        </w:rPr>
+        <w:br/>
+        <w:t xml:space="preserve">                   │     JIRA     │</w:t>
+      </w:r>
+      <w:r>
+        <w:rPr>
+          <w:lang w:val="fr-FR"/>
+        </w:rPr>
+        <w:br/>
+        <w:t xml:space="preserve">                   └──────┬───────┘</w:t>
+      </w:r>
+      <w:r>
+        <w:rPr>
+          <w:lang w:val="fr-FR"/>
+        </w:rPr>
+        <w:br/>
+        <w:t xml:space="preserve">                          │</w:t>
+      </w:r>
+      <w:r>
+        <w:rPr>
+          <w:lang w:val="fr-FR"/>
+        </w:rPr>
+        <w:br/>
+        <w:t xml:space="preserve">                          ▼</w:t>
+      </w:r>
+      <w:r>
+        <w:rPr>
+          <w:lang w:val="fr-FR"/>
+        </w:rPr>
+        <w:br/>
+        <w:t xml:space="preserve">                 ┌─────────────────┐</w:t>
+      </w:r>
+      <w:r>
+        <w:rPr>
+          <w:lang w:val="fr-FR"/>
+        </w:rPr>
+        <w:br/>
+        <w:t xml:space="preserve">                 │ 1. UNDERSTAND   │</w:t>
+      </w:r>
+      <w:r>
+        <w:rPr>
+          <w:lang w:val="fr-FR"/>
+        </w:rPr>
+        <w:br/>
+        <w:t xml:space="preserve">                 └───────┬─────────┘</w:t>
+      </w:r>
+      <w:r>
+        <w:rPr>
+          <w:lang w:val="fr-FR"/>
+        </w:rPr>
+        <w:br/>
+        <w:t xml:space="preserve">                         │</w:t>
+      </w:r>
+      <w:r>
+        <w:rPr>
+          <w:lang w:val="fr-FR"/>
+        </w:rPr>
+        <w:br/>
+        <w:t xml:space="preserve">                         ▼</w:t>
+      </w:r>
+      <w:r>
+        <w:rPr>
+          <w:lang w:val="fr-FR"/>
+        </w:rPr>
+        <w:br/>
+        <w:t xml:space="preserve">                 ┌─────────────────┐</w:t>
+      </w:r>
+      <w:r>
+        <w:rPr>
+          <w:lang w:val="fr-FR"/>
+        </w:rPr>
+        <w:br/>
+        <w:t xml:space="preserve">                 │ 2. EXPLORE CODE │</w:t>
+      </w:r>
+      <w:r>
+        <w:rPr>
+          <w:lang w:val="fr-FR"/>
+        </w:rPr>
+        <w:br/>
+        <w:t xml:space="preserve">                 └───────┬─────────┘</w:t>
+      </w:r>
+      <w:r>
+        <w:rPr>
+          <w:lang w:val="fr-FR"/>
+        </w:rPr>
+        <w:br/>
+        <w:t xml:space="preserve">                         │</w:t>
+      </w:r>
+      <w:r>
+        <w:rPr>
+          <w:lang w:val="fr-FR"/>
+        </w:rPr>
+        <w:br/>
+        <w:t xml:space="preserve">                         ▼</w:t>
+      </w:r>
+      <w:r>
+        <w:rPr>
+          <w:lang w:val="fr-FR"/>
+        </w:rPr>
+        <w:br/>
+        <w:t xml:space="preserve">                 ┌─────────────────┐</w:t>
+      </w:r>
+      <w:r>
+        <w:rPr>
+          <w:lang w:val="fr-FR"/>
+        </w:rPr>
+        <w:br/>
+        <w:t xml:space="preserve">                 │ 3. PLAN         │</w:t>
+      </w:r>
+      <w:r>
+        <w:rPr>
+          <w:lang w:val="fr-FR"/>
+        </w:rPr>
+        <w:br/>
+        <w:t xml:space="preserve">                 └───────┬─────────┘</w:t>
+      </w:r>
+      <w:r>
+        <w:rPr>
+          <w:lang w:val="fr-FR"/>
+        </w:rPr>
+        <w:br/>
+        <w:t xml:space="preserve">                         │</w:t>
+      </w:r>
+      <w:r>
+        <w:rPr>
+          <w:lang w:val="fr-FR"/>
+        </w:rPr>
+        <w:br/>
+        <w:t xml:space="preserve">                         ▼</w:t>
+      </w:r>
+      <w:r>
+        <w:rPr>
+          <w:lang w:val="fr-FR"/>
+        </w:rPr>
+        <w:br/>
+        <w:t xml:space="preserve">                 ┌─────────────────┐</w:t>
+      </w:r>
+      <w:r>
+        <w:rPr>
+          <w:lang w:val="fr-FR"/>
+        </w:rPr>
+        <w:br/>
+        <w:t xml:space="preserve">                 │ 4. IMPLEMENT    │</w:t>
+      </w:r>
+      <w:r>
+        <w:rPr>
+          <w:lang w:val="fr-FR"/>
+        </w:rPr>
+        <w:br/>
+        <w:t xml:space="preserve">                 └───────┬─────────┘</w:t>
+      </w:r>
+      <w:r>
+        <w:rPr>
+          <w:lang w:val="fr-FR"/>
+        </w:rPr>
+        <w:br/>
+        <w:t xml:space="preserve">                         │</w:t>
+      </w:r>
+      <w:r>
+        <w:rPr>
+          <w:lang w:val="fr-FR"/>
+        </w:rPr>
+        <w:br/>
+        <w:t xml:space="preserve">                         ▼</w:t>
+      </w:r>
+      <w:r>
+        <w:rPr>
+          <w:lang w:val="fr-FR"/>
+        </w:rPr>
+        <w:br/>
+        <w:t xml:space="preserve">                 ┌─────────────────┐</w:t>
+      </w:r>
+      <w:r>
+        <w:rPr>
+          <w:lang w:val="fr-FR"/>
+        </w:rPr>
+        <w:br/>
+        <w:t xml:space="preserve">                 │ 5. TEST         │</w:t>
+      </w:r>
+      <w:r>
+        <w:rPr>
+          <w:lang w:val="fr-FR"/>
+        </w:rPr>
+        <w:br/>
+        <w:t xml:space="preserve">                 └───────┬─────────┘</w:t>
+      </w:r>
+      <w:r>
+        <w:rPr>
+          <w:lang w:val="fr-FR"/>
+        </w:rPr>
+        <w:br/>
+        <w:t xml:space="preserve">                         │</w:t>
+      </w:r>
+      <w:r>
+        <w:rPr>
+          <w:lang w:val="fr-FR"/>
+        </w:rPr>
+        <w:br/>
+        <w:t xml:space="preserve">                    FAIL │ PASS</w:t>
+      </w:r>
+      <w:r>
+        <w:rPr>
+          <w:lang w:val="fr-FR"/>
+        </w:rPr>
+        <w:br/>
+        <w:t xml:space="preserve">                  ┌──────┘</w:t>
+      </w:r>
+      <w:r>
+        <w:rPr>
+          <w:lang w:val="fr-FR"/>
+        </w:rPr>
+        <w:br/>
+        <w:t xml:space="preserve">                  ▼</w:t>
+      </w:r>
+      <w:r>
+        <w:rPr>
+          <w:lang w:val="fr-FR"/>
+        </w:rPr>
+        <w:br/>
+        <w:t xml:space="preserve">          ┌─────────────────┐</w:t>
+      </w:r>
+      <w:r>
+        <w:rPr>
+          <w:lang w:val="fr-FR"/>
+        </w:rPr>
+        <w:br/>
+        <w:t xml:space="preserve">          │ 6. FIX LOCAL    │</w:t>
+      </w:r>
+      <w:r>
+        <w:rPr>
+          <w:lang w:val="fr-FR"/>
+        </w:rPr>
+        <w:br/>
+        <w:t xml:space="preserve">          └───────┬─────────┘</w:t>
+      </w:r>
+      <w:r>
+        <w:rPr>
+          <w:lang w:val="fr-FR"/>
+        </w:rPr>
+        <w:br/>
+        <w:t xml:space="preserve">                  │</w:t>
+      </w:r>
+      <w:r>
+        <w:rPr>
+          <w:lang w:val="fr-FR"/>
+        </w:rPr>
+        <w:br/>
+        <w:t xml:space="preserve">                  └──────────► TEST</w:t>
+      </w:r>
+      <w:r>
+        <w:rPr>
+          <w:lang w:val="fr-FR"/>
+        </w:rPr>
+        <w:br/>
+        <w:t xml:space="preserve">                         </w:t>
+      </w:r>
+      <w:r>
+        <w:rPr>
+          <w:lang w:val="fr-FR"/>
+        </w:rPr>
+        <w:br/>
+        <w:t xml:space="preserve">                         PASS</w:t>
+      </w:r>
+      <w:r>
+        <w:rPr>
+          <w:lang w:val="fr-FR"/>
+        </w:rPr>
+        <w:br/>
+        <w:t xml:space="preserve">                          │</w:t>
+      </w:r>
+      <w:r>
+        <w:rPr>
+          <w:lang w:val="fr-FR"/>
+        </w:rPr>
+        <w:br/>
+        <w:t xml:space="preserve">                          ▼</w:t>
+      </w:r>
+      <w:r>
+        <w:rPr>
+          <w:lang w:val="fr-FR"/>
+        </w:rPr>
+        <w:br/>
+        <w:t xml:space="preserve">                 ┌─────────────────┐</w:t>
+      </w:r>
+      <w:r>
+        <w:rPr>
+          <w:lang w:val="fr-FR"/>
+        </w:rPr>
+        <w:br/>
+        <w:t xml:space="preserve">                 │ 7. SELF </w:t>
+      </w:r>
+      <w:proofErr w:type="gramStart"/>
+      <w:r>
+        <w:rPr>
+          <w:lang w:val="fr-FR"/>
+        </w:rPr>
+        <w:t>REVIEW  │</w:t>
+      </w:r>
+      <w:proofErr w:type="gramEnd"/>
+      <w:r>
+        <w:rPr>
+          <w:lang w:val="fr-FR"/>
+        </w:rPr>
+        <w:br/>
+        <w:t xml:space="preserve">                 └───────┬─────────┘</w:t>
+      </w:r>
+      <w:r>
+        <w:rPr>
+          <w:lang w:val="fr-FR"/>
+        </w:rPr>
+        <w:br/>
+        <w:t xml:space="preserve">                         ▼</w:t>
+      </w:r>
+      <w:r>
+        <w:rPr>
+          <w:lang w:val="fr-FR"/>
+        </w:rPr>
+        <w:br/>
+        <w:t xml:space="preserve">                 ┌─────────────────┐</w:t>
+      </w:r>
+      <w:r>
+        <w:rPr>
+          <w:lang w:val="fr-FR"/>
+        </w:rPr>
+        <w:br/>
+        <w:t xml:space="preserve">                 │ 8. COMMIT/</w:t>
+      </w:r>
+      <w:proofErr w:type="gramStart"/>
+      <w:r>
+        <w:rPr>
+          <w:lang w:val="fr-FR"/>
+        </w:rPr>
+        <w:t>PUSH  │</w:t>
+      </w:r>
+      <w:proofErr w:type="gramEnd"/>
+      <w:r>
+        <w:rPr>
+          <w:lang w:val="fr-FR"/>
+        </w:rPr>
+        <w:br/>
+        <w:t xml:space="preserve">                 └───────┬─────────┘</w:t>
+      </w:r>
+      <w:r>
+        <w:rPr>
+          <w:lang w:val="fr-FR"/>
+        </w:rPr>
+        <w:br/>
+        <w:t xml:space="preserve">                         ▼</w:t>
+      </w:r>
+      <w:r>
+        <w:rPr>
+          <w:lang w:val="fr-FR"/>
+        </w:rPr>
+        <w:br/>
+        <w:t xml:space="preserve">                 ┌─────────────────┐</w:t>
+      </w:r>
+      <w:r>
+        <w:rPr>
+          <w:lang w:val="fr-FR"/>
+        </w:rPr>
+        <w:br/>
+        <w:t xml:space="preserve">                 │ 9. CI GITHUB    │</w:t>
+      </w:r>
+      <w:r>
+        <w:rPr>
+          <w:lang w:val="fr-FR"/>
+        </w:rPr>
+        <w:br/>
+        <w:t xml:space="preserve">                 └───────┬─────────┘</w:t>
+      </w:r>
+      <w:r>
+        <w:rPr>
+          <w:lang w:val="fr-FR"/>
+        </w:rPr>
+        <w:br/>
+        <w:t xml:space="preserve">                         │</w:t>
+      </w:r>
+      <w:r>
+        <w:rPr>
+          <w:lang w:val="fr-FR"/>
+        </w:rPr>
+        <w:br/>
+        <w:t xml:space="preserve">                    FAIL │ PASS</w:t>
+      </w:r>
+      <w:r>
+        <w:rPr>
+          <w:lang w:val="fr-FR"/>
+        </w:rPr>
+        <w:br/>
+        <w:t xml:space="preserve">                  ┌──────┘</w:t>
+      </w:r>
+      <w:r>
+        <w:rPr>
+          <w:lang w:val="fr-FR"/>
+        </w:rPr>
+        <w:br/>
+        <w:t xml:space="preserve">                  ▼</w:t>
+      </w:r>
+      <w:r>
+        <w:rPr>
+          <w:lang w:val="fr-FR"/>
+        </w:rPr>
+        <w:br/>
+        <w:t xml:space="preserve">          ┌─────────────────┐</w:t>
+      </w:r>
+      <w:r>
+        <w:rPr>
+          <w:lang w:val="fr-FR"/>
+        </w:rPr>
+        <w:br/>
+        <w:t xml:space="preserve">          │ 10. FIX CI      │</w:t>
+      </w:r>
+      <w:r>
+        <w:rPr>
+          <w:lang w:val="fr-FR"/>
+        </w:rPr>
+        <w:br/>
+      </w:r>
+      <w:r>
+        <w:rPr>
+          <w:lang w:val="fr-FR"/>
+        </w:rPr>
+        <w:lastRenderedPageBreak/>
+        <w:t xml:space="preserve">          └───────┬─────────┘</w:t>
+      </w:r>
+      <w:r>
+        <w:rPr>
+          <w:lang w:val="fr-FR"/>
+        </w:rPr>
+        <w:br/>
+        <w:t xml:space="preserve">                  │</w:t>
+      </w:r>
+      <w:r>
+        <w:rPr>
+          <w:lang w:val="fr-FR"/>
+        </w:rPr>
+        <w:br/>
+        <w:t xml:space="preserve">                  └─────────► CI</w:t>
+      </w:r>
+      <w:r>
+        <w:rPr>
+          <w:lang w:val="fr-FR"/>
+        </w:rPr>
+        <w:br/>
+        <w:t xml:space="preserve">                         </w:t>
+      </w:r>
+      <w:r>
+        <w:rPr>
+          <w:lang w:val="fr-FR"/>
+        </w:rPr>
+        <w:br/>
+        <w:t xml:space="preserve">                         PASS</w:t>
+      </w:r>
+      <w:r>
+        <w:rPr>
+          <w:lang w:val="fr-FR"/>
+        </w:rPr>
+        <w:br/>
+        <w:t xml:space="preserve">                          │</w:t>
+      </w:r>
+      <w:r>
+        <w:rPr>
+          <w:lang w:val="fr-FR"/>
+        </w:rPr>
+        <w:br/>
+        <w:t xml:space="preserve">                          ▼</w:t>
+      </w:r>
+      <w:r>
+        <w:rPr>
+          <w:lang w:val="fr-FR"/>
+        </w:rPr>
+        <w:br/>
+        <w:t xml:space="preserve">                    ┌──────────┐</w:t>
+      </w:r>
+      <w:r>
+        <w:rPr>
+          <w:lang w:val="fr-FR"/>
+        </w:rPr>
+        <w:br/>
+        <w:t xml:space="preserve">                    │   DONE   │</w:t>
+      </w:r>
+      <w:r>
+        <w:rPr>
+          <w:lang w:val="fr-FR"/>
+        </w:rPr>
+        <w:br/>
+        <w:t xml:space="preserve">                    └──────────┘</w:t>
       </w:r>
     </w:p>
     <w:p>
-      <w:r>
-        <w:t xml:space="preserve">Par </w:t>
-      </w:r>
-      <w:proofErr w:type="spellStart"/>
-      <w:r>
-        <w:t>exemple</w:t>
-      </w:r>
-      <w:proofErr w:type="spellEnd"/>
-      <w:r>
-        <w:t xml:space="preserve"> :</w:t>
+      <w:pPr>
+        <w:rPr>
+          <w:lang w:val="fr-FR"/>
+        </w:rPr>
+      </w:pPr>
+      <w:r>
+        <w:rPr>
+          <w:lang w:val="fr-FR"/>
+        </w:rPr>
+        <w:t xml:space="preserve">Et le point vraiment important est : </w:t>
+      </w:r>
+      <w:r>
+        <w:rPr>
+          <w:b/>
+          <w:lang w:val="fr-FR"/>
+        </w:rPr>
+        <w:t>le workflow ne doit pas être laissé entièrement à la discrétion du LLM</w:t>
+      </w:r>
+      <w:r>
+        <w:rPr>
+          <w:lang w:val="fr-FR"/>
+        </w:rPr>
+        <w:t>.</w:t>
       </w:r>
     </w:p>
     <w:p>
       <w:pPr>
-        <w:pStyle w:val="CodeBlock"/>
-        <w:rPr>
-          <w:rFonts w:hint="eastAsia"/>
-        </w:rPr>
-      </w:pPr>
-      <w:r>
-        <w:t>.github/skills/implement-ticket/SKILL.md</w:t>
+        <w:rPr>
+          <w:lang w:val="fr-FR"/>
+        </w:rPr>
+      </w:pPr>
+      <w:r>
+        <w:rPr>
+          <w:lang w:val="fr-FR"/>
+        </w:rPr>
+        <w:t>Ton programme pilote :</w:t>
       </w:r>
     </w:p>
     <w:p>
@@ -7344,302 +7033,84 @@
         <w:pStyle w:val="CodeBlock"/>
         <w:rPr>
           <w:rFonts w:hint="eastAsia"/>
-        </w:rPr>
-      </w:pPr>
-      <w:r>
-        <w:t>---</w:t>
-      </w:r>
-      <w:r>
-        <w:br/>
-        <w:t>name: implement-ticket</w:t>
-      </w:r>
-      <w:r>
-        <w:br/>
-        <w:t>description: Implement a development ticket from analysis through local validation</w:t>
-      </w:r>
-      <w:r>
-        <w:br/>
-        <w:t>---</w:t>
-      </w:r>
-      <w:r>
-        <w:br/>
-      </w:r>
-      <w:r>
-        <w:br/>
-        <w:t># Ticket implementation workflow</w:t>
-      </w:r>
-      <w:r>
-        <w:br/>
-      </w:r>
-      <w:r>
-        <w:br/>
-        <w:t>## Phase 1 — Understand</w:t>
-      </w:r>
-      <w:r>
-        <w:br/>
-      </w:r>
-      <w:r>
-        <w:br/>
-        <w:t>Read the issue completely.</w:t>
-      </w:r>
-      <w:r>
-        <w:br/>
-      </w:r>
-      <w:r>
-        <w:br/>
-        <w:t>Extract:</w:t>
-      </w:r>
-      <w:r>
-        <w:br/>
-      </w:r>
-      <w:r>
-        <w:br/>
-        <w:t>- requested behavior</w:t>
-      </w:r>
-      <w:r>
-        <w:br/>
-        <w:t>- acceptance criteria</w:t>
-      </w:r>
-      <w:r>
-        <w:br/>
-        <w:t>- constraints</w:t>
-      </w:r>
-      <w:r>
-        <w:br/>
-        <w:t>- affected domain</w:t>
-      </w:r>
-      <w:r>
-        <w:br/>
-      </w:r>
-      <w:r>
-        <w:br/>
-        <w:t>Do not modify code yet.</w:t>
-      </w:r>
-      <w:r>
-        <w:br/>
-      </w:r>
-      <w:r>
-        <w:br/>
-        <w:t>## Phase 2 — Explore</w:t>
-      </w:r>
-      <w:r>
-        <w:br/>
-      </w:r>
-      <w:r>
-        <w:br/>
-        <w:t>Search the repository for:</w:t>
-      </w:r>
-      <w:r>
-        <w:br/>
-      </w:r>
-      <w:r>
-        <w:br/>
-        <w:t>- existing related functionality</w:t>
-      </w:r>
-      <w:r>
-        <w:br/>
-        <w:t>- similar use cases</w:t>
-      </w:r>
-      <w:r>
-        <w:br/>
-        <w:t>- similar controllers</w:t>
-      </w:r>
-      <w:r>
-        <w:br/>
-        <w:t>- existing tests</w:t>
-      </w:r>
-      <w:r>
-        <w:br/>
-        <w:t>- domain conventions</w:t>
-      </w:r>
-      <w:r>
-        <w:br/>
-      </w:r>
-      <w:r>
-        <w:br/>
-        <w:t>Prefer extending existing patterns.</w:t>
-      </w:r>
-      <w:r>
-        <w:br/>
-      </w:r>
-      <w:r>
-        <w:br/>
-        <w:t>## Phase 3 — Plan</w:t>
-      </w:r>
-      <w:r>
-        <w:br/>
-      </w:r>
-      <w:r>
-        <w:br/>
-        <w:t>Determine:</w:t>
-      </w:r>
-      <w:r>
-        <w:br/>
-      </w:r>
-      <w:r>
-        <w:br/>
-        <w:t>- files to create</w:t>
-      </w:r>
-      <w:r>
-        <w:br/>
-        <w:t>- files to modify</w:t>
-      </w:r>
-      <w:r>
-        <w:br/>
-        <w:t>- tests to create or update</w:t>
-      </w:r>
-      <w:r>
-        <w:br/>
-        <w:t>- possible regressions</w:t>
-      </w:r>
-      <w:r>
-        <w:br/>
-      </w:r>
-      <w:r>
-        <w:br/>
-        <w:t>## Phase 4 — Implement</w:t>
-      </w:r>
-      <w:r>
-        <w:br/>
-      </w:r>
-      <w:r>
-        <w:br/>
-        <w:t>Implement the smallest change satisfying the ticket.</w:t>
-      </w:r>
-      <w:r>
-        <w:br/>
-      </w:r>
-      <w:r>
-        <w:br/>
-        <w:t>Avoid unrelated refactoring.</w:t>
-      </w:r>
-      <w:r>
-        <w:br/>
-      </w:r>
-      <w:r>
-        <w:br/>
-      </w:r>
-      <w:r>
-        <w:lastRenderedPageBreak/>
-        <w:t>## Phase 5 — Validate</w:t>
-      </w:r>
-      <w:r>
-        <w:br/>
-      </w:r>
-      <w:r>
-        <w:br/>
-        <w:t>Run:</w:t>
-      </w:r>
-      <w:r>
-        <w:br/>
-      </w:r>
-      <w:r>
-        <w:br/>
-        <w:t>1. relevant tests</w:t>
-      </w:r>
-      <w:r>
-        <w:br/>
-        <w:t>2. complete test suite when practical</w:t>
-      </w:r>
-      <w:r>
-        <w:br/>
-        <w:t>3. compilation</w:t>
-      </w:r>
-      <w:r>
-        <w:br/>
-        <w:t>4. lint/static analysis</w:t>
-      </w:r>
-      <w:r>
-        <w:br/>
-      </w:r>
-      <w:r>
-        <w:br/>
-        <w:t>## Phase 6 — Review</w:t>
-      </w:r>
-      <w:r>
-        <w:br/>
-      </w:r>
-      <w:r>
-        <w:br/>
-        <w:t>Review the git diff.</w:t>
-      </w:r>
-      <w:r>
-        <w:br/>
-      </w:r>
-      <w:r>
-        <w:br/>
-        <w:t>Check for:</w:t>
-      </w:r>
-      <w:r>
-        <w:br/>
-      </w:r>
-      <w:r>
-        <w:br/>
-        <w:t>- unnecessary changes</w:t>
-      </w:r>
-      <w:r>
-        <w:br/>
-        <w:t>- duplicated code</w:t>
-      </w:r>
-      <w:r>
-        <w:br/>
-        <w:t>- missing tests</w:t>
-      </w:r>
-      <w:r>
-        <w:br/>
-        <w:t>- architecture violations</w:t>
-      </w:r>
-      <w:r>
-        <w:br/>
-        <w:t>- debugging code</w:t>
-      </w:r>
-      <w:r>
-        <w:br/>
-        <w:t>- TODOs</w:t>
-      </w:r>
-      <w:r>
-        <w:br/>
-        <w:t>- commented code</w:t>
-      </w:r>
-      <w:r>
-        <w:br/>
-      </w:r>
-      <w:r>
-        <w:br/>
-        <w:t>Correct any issue discovered.</w:t>
-      </w:r>
-      <w:r>
-        <w:br/>
-      </w:r>
-      <w:r>
-        <w:br/>
-        <w:t>## Completion criteria</w:t>
-      </w:r>
-      <w:r>
-        <w:br/>
-      </w:r>
-      <w:r>
-        <w:br/>
-        <w:t>The task is complete only when:</w:t>
-      </w:r>
-      <w:r>
-        <w:br/>
-      </w:r>
-      <w:r>
-        <w:br/>
-        <w:t>- requested behavior is implemented</w:t>
-      </w:r>
-      <w:r>
-        <w:br/>
-        <w:t>- compilation succeeds</w:t>
-      </w:r>
-      <w:r>
-        <w:br/>
-        <w:t>- relevant tests pass</w:t>
-      </w:r>
-      <w:r>
-        <w:br/>
-        <w:t>- no unrelated modifications exist</w:t>
+          <w:lang w:val="fr-FR"/>
+        </w:rPr>
+      </w:pPr>
+      <w:r>
+        <w:rPr>
+          <w:lang w:val="fr-FR"/>
+        </w:rPr>
+        <w:t>ANALYZE</w:t>
+      </w:r>
+      <w:r>
+        <w:rPr>
+          <w:lang w:val="fr-FR"/>
+        </w:rPr>
+        <w:br/>
+        <w:t xml:space="preserve">   ↓</w:t>
+      </w:r>
+      <w:r>
+        <w:rPr>
+          <w:lang w:val="fr-FR"/>
+        </w:rPr>
+        <w:br/>
+        <w:t>IMPLEMENT</w:t>
+      </w:r>
+      <w:r>
+        <w:rPr>
+          <w:lang w:val="fr-FR"/>
+        </w:rPr>
+        <w:br/>
+        <w:t xml:space="preserve">   ↓</w:t>
+      </w:r>
+      <w:r>
+        <w:rPr>
+          <w:lang w:val="fr-FR"/>
+        </w:rPr>
+        <w:br/>
+        <w:t>TEST</w:t>
+      </w:r>
+      <w:r>
+        <w:rPr>
+          <w:lang w:val="fr-FR"/>
+        </w:rPr>
+        <w:br/>
+        <w:t xml:space="preserve">   ↓</w:t>
+      </w:r>
+      <w:r>
+        <w:rPr>
+          <w:lang w:val="fr-FR"/>
+        </w:rPr>
+        <w:br/>
+        <w:t>REVIEW</w:t>
+      </w:r>
+      <w:r>
+        <w:rPr>
+          <w:lang w:val="fr-FR"/>
+        </w:rPr>
+        <w:br/>
+        <w:t xml:space="preserve">   ↓</w:t>
+      </w:r>
+      <w:r>
+        <w:rPr>
+          <w:lang w:val="fr-FR"/>
+        </w:rPr>
+        <w:br/>
+        <w:t>PUSH</w:t>
+      </w:r>
+      <w:r>
+        <w:rPr>
+          <w:lang w:val="fr-FR"/>
+        </w:rPr>
+        <w:br/>
+        <w:t xml:space="preserve">   ↓</w:t>
+      </w:r>
+      <w:r>
+        <w:rPr>
+          <w:lang w:val="fr-FR"/>
+        </w:rPr>
+        <w:br/>
+        <w:t>CHECK_CI</w:t>
       </w:r>
     </w:p>
     <w:p>
@@ -7660,34 +7131,666 @@
         <w:rPr>
           <w:lang w:val="fr-FR"/>
         </w:rPr>
-        <w:t xml:space="preserve"> charge les </w:t>
-      </w:r>
+        <w:t xml:space="preserve"> réalise chaque étape, mais </w:t>
+      </w:r>
+      <w:r>
+        <w:rPr>
+          <w:b/>
+          <w:lang w:val="fr-FR"/>
+        </w:rPr>
+        <w:t>ton orchestrateur décide quand on passe à l'étape suivante</w:t>
+      </w:r>
+      <w:r>
+        <w:rPr>
+          <w:lang w:val="fr-FR"/>
+        </w:rPr>
+        <w:t>.</w:t>
+      </w:r>
+    </w:p>
+    <w:p>
+      <w:pPr>
+        <w:rPr>
+          <w:lang w:val="fr-FR"/>
+        </w:rPr>
+      </w:pPr>
+      <w:r>
+        <w:rPr>
+          <w:lang w:val="fr-FR"/>
+        </w:rPr>
+        <w:t>Cela rend le système beaucoup plus fiable.</w:t>
+      </w:r>
+    </w:p>
+    <w:p>
+      <w:pPr>
+        <w:pStyle w:val="Titre1"/>
+        <w:rPr>
+          <w:lang w:val="fr-FR"/>
+        </w:rPr>
+      </w:pPr>
+      <w:r>
+        <w:rPr>
+          <w:lang w:val="fr-FR"/>
+        </w:rPr>
+        <w:t>2. Chaque étape doit avoir un contrat précis</w:t>
+      </w:r>
+    </w:p>
+    <w:p>
+      <w:pPr>
+        <w:rPr>
+          <w:lang w:val="fr-FR"/>
+        </w:rPr>
+      </w:pPr>
+      <w:r>
+        <w:rPr>
+          <w:lang w:val="fr-FR"/>
+        </w:rPr>
+        <w:t>Évite :</w:t>
+      </w:r>
+    </w:p>
+    <w:p>
+      <w:pPr>
+        <w:pStyle w:val="CodeBlock"/>
+        <w:rPr>
+          <w:rFonts w:hint="eastAsia"/>
+          <w:lang w:val="fr-FR"/>
+        </w:rPr>
+      </w:pPr>
+      <w:r>
+        <w:rPr>
+          <w:lang w:val="fr-FR"/>
+        </w:rPr>
+        <w:t>Analyse le ticket et développe-le correctement.</w:t>
+      </w:r>
+    </w:p>
+    <w:p>
       <w:proofErr w:type="spellStart"/>
       <w:r>
-        <w:rPr>
-          <w:lang w:val="fr-FR"/>
-        </w:rPr>
-        <w:t>skills</w:t>
+        <w:t>Préférer</w:t>
       </w:r>
       <w:proofErr w:type="spellEnd"/>
       <w:r>
-        <w:rPr>
-          <w:lang w:val="fr-FR"/>
-        </w:rPr>
-        <w:t xml:space="preserve"> lorsqu'ils sont pertinents en fonction notamment de leur description, et le </w:t>
-      </w:r>
+        <w:t xml:space="preserve"> quelque chose </w:t>
+      </w:r>
+      <w:proofErr w:type="spellStart"/>
+      <w:proofErr w:type="gramStart"/>
+      <w:r>
+        <w:t>comme</w:t>
+      </w:r>
+      <w:proofErr w:type="spellEnd"/>
+      <w:r>
+        <w:t xml:space="preserve"> :</w:t>
+      </w:r>
+      <w:proofErr w:type="gramEnd"/>
+    </w:p>
+    <w:p>
+      <w:pPr>
+        <w:pStyle w:val="CodeBlock"/>
+        <w:rPr>
+          <w:rFonts w:hint="eastAsia"/>
+        </w:rPr>
+      </w:pPr>
+      <w:r>
+        <w:t>STEP: ANALYZE</w:t>
+      </w:r>
+      <w:r>
+        <w:br/>
+      </w:r>
+      <w:r>
+        <w:br/>
+        <w:t>INPUT</w:t>
+      </w:r>
+      <w:r>
+        <w:br/>
+        <w:t>- Jira issue</w:t>
+      </w:r>
+      <w:r>
+        <w:br/>
+        <w:t>- Repository</w:t>
+      </w:r>
+      <w:r>
+        <w:br/>
+        <w:t>- Current branch</w:t>
+      </w:r>
+      <w:r>
+        <w:br/>
+      </w:r>
+      <w:r>
+        <w:br/>
+        <w:t>GOAL</w:t>
+      </w:r>
+      <w:r>
+        <w:br/>
+        <w:t>Understand the requested change and determine the minimum</w:t>
+      </w:r>
+      <w:r>
+        <w:br/>
+        <w:t>implementation required.</w:t>
+      </w:r>
+      <w:r>
+        <w:br/>
+      </w:r>
+      <w:r>
+        <w:br/>
+        <w:t>ACTIONS</w:t>
+      </w:r>
+      <w:r>
+        <w:br/>
+        <w:t>1. Read the Jira issue.</w:t>
+      </w:r>
+      <w:r>
+        <w:br/>
+        <w:t>2. Locate the relevant existing implementation.</w:t>
+      </w:r>
+      <w:r>
+        <w:br/>
+        <w:t>3. Identify similar functionality already present.</w:t>
+      </w:r>
+      <w:r>
+        <w:br/>
+        <w:t>4. Determine impacted files.</w:t>
+      </w:r>
+      <w:r>
+        <w:br/>
+        <w:t>5. Identify required tests.</w:t>
+      </w:r>
+      <w:r>
+        <w:br/>
+        <w:t>6. Identify possible regressions.</w:t>
+      </w:r>
+      <w:r>
+        <w:br/>
+      </w:r>
+      <w:r>
+        <w:br/>
+        <w:t>DO NOT</w:t>
+      </w:r>
+      <w:r>
+        <w:br/>
+        <w:t>- Modify source code.</w:t>
+      </w:r>
+      <w:r>
+        <w:br/>
+        <w:t>- Create commits.</w:t>
+      </w:r>
+      <w:r>
+        <w:br/>
+        <w:t>- Change unrelated files.</w:t>
+      </w:r>
+      <w:r>
+        <w:br/>
+      </w:r>
+      <w:r>
+        <w:br/>
+        <w:t>OUTPUT</w:t>
+      </w:r>
+      <w:r>
+        <w:br/>
+        <w:t>Return:</w:t>
+      </w:r>
+      <w:r>
+        <w:br/>
+        <w:t>- Understanding</w:t>
+      </w:r>
+      <w:r>
+        <w:br/>
+        <w:t>- Existing implementation</w:t>
+      </w:r>
+      <w:r>
+        <w:br/>
+      </w:r>
+      <w:r>
+        <w:lastRenderedPageBreak/>
+        <w:t>- Proposed changes</w:t>
+      </w:r>
+      <w:r>
+        <w:br/>
+        <w:t>- Files impacted</w:t>
+      </w:r>
+      <w:r>
+        <w:br/>
+        <w:t>- Tests required</w:t>
+      </w:r>
+      <w:r>
+        <w:br/>
+        <w:t>- Risks</w:t>
+      </w:r>
+      <w:r>
+        <w:br/>
+      </w:r>
+      <w:r>
+        <w:br/>
+        <w:t>EXIT CRITERIA</w:t>
+      </w:r>
+      <w:r>
+        <w:br/>
+        <w:t>The implementation strategy must be sufficiently precise</w:t>
+      </w:r>
+      <w:r>
+        <w:br/>
+        <w:t>to start development without additional repository exploration.</w:t>
+      </w:r>
+    </w:p>
+    <w:p>
+      <w:pPr>
+        <w:rPr>
+          <w:lang w:val="fr-FR"/>
+        </w:rPr>
+      </w:pPr>
+      <w:r>
+        <w:rPr>
+          <w:lang w:val="fr-FR"/>
+        </w:rPr>
+        <w:t>L'idée est toujours :</w:t>
+      </w:r>
+    </w:p>
+    <w:p>
+      <w:pPr>
+        <w:pStyle w:val="CodeBlock"/>
+        <w:rPr>
+          <w:rFonts w:hint="eastAsia"/>
+          <w:lang w:val="fr-FR"/>
+        </w:rPr>
+      </w:pPr>
+      <w:r>
+        <w:rPr>
+          <w:lang w:val="fr-FR"/>
+        </w:rPr>
+        <w:t>INPUT</w:t>
+      </w:r>
+      <w:r>
+        <w:rPr>
+          <w:lang w:val="fr-FR"/>
+        </w:rPr>
+        <w:br/>
+        <w:t>GOAL</w:t>
+      </w:r>
+      <w:r>
+        <w:rPr>
+          <w:lang w:val="fr-FR"/>
+        </w:rPr>
+        <w:br/>
+        <w:t>ACTIONS</w:t>
+      </w:r>
+      <w:r>
+        <w:rPr>
+          <w:lang w:val="fr-FR"/>
+        </w:rPr>
+        <w:br/>
+        <w:t>CONSTRAINTS</w:t>
+      </w:r>
+      <w:r>
+        <w:rPr>
+          <w:lang w:val="fr-FR"/>
+        </w:rPr>
+        <w:br/>
+        <w:t>OUTPUT</w:t>
+      </w:r>
+      <w:r>
+        <w:rPr>
+          <w:lang w:val="fr-FR"/>
+        </w:rPr>
+        <w:br/>
+        <w:t>EXIT CRITERIA</w:t>
+      </w:r>
+      <w:r>
+        <w:rPr>
+          <w:lang w:val="fr-FR"/>
+        </w:rPr>
+        <w:br/>
+        <w:t>FAILURE BEHAVIOR</w:t>
+      </w:r>
+    </w:p>
+    <w:p>
+      <w:pPr>
+        <w:rPr>
+          <w:lang w:val="fr-FR"/>
+        </w:rPr>
+      </w:pPr>
+      <w:r>
+        <w:rPr>
+          <w:lang w:val="fr-FR"/>
+        </w:rPr>
+        <w:t xml:space="preserve">C'est probablement </w:t>
+      </w:r>
+      <w:r>
+        <w:rPr>
+          <w:b/>
+          <w:lang w:val="fr-FR"/>
+        </w:rPr>
+        <w:t>le meilleur pattern à appliquer à tes workflows</w:t>
+      </w:r>
+      <w:r>
+        <w:rPr>
+          <w:lang w:val="fr-FR"/>
+        </w:rPr>
+        <w:t>.</w:t>
+      </w:r>
+    </w:p>
+    <w:p>
+      <w:pPr>
+        <w:pStyle w:val="Titre1"/>
+        <w:rPr>
+          <w:lang w:val="fr-FR"/>
+        </w:rPr>
+      </w:pPr>
+      <w:r>
+        <w:rPr>
+          <w:lang w:val="fr-FR"/>
+        </w:rPr>
+        <w:t>3. Ensuite ton agent définit son rôle, pas le workflow complet</w:t>
+      </w:r>
+    </w:p>
+    <w:p>
+      <w:r>
+        <w:t xml:space="preserve">Par </w:t>
+      </w:r>
+      <w:proofErr w:type="spellStart"/>
+      <w:proofErr w:type="gramStart"/>
+      <w:r>
+        <w:t>exemple</w:t>
+      </w:r>
+      <w:proofErr w:type="spellEnd"/>
+      <w:r>
+        <w:t xml:space="preserve"> :</w:t>
+      </w:r>
+      <w:proofErr w:type="gramEnd"/>
+    </w:p>
+    <w:p>
+      <w:pPr>
+        <w:pStyle w:val="CodeBlock"/>
+        <w:rPr>
+          <w:rFonts w:hint="eastAsia"/>
+          <w:lang w:val="fr-FR"/>
+        </w:rPr>
+      </w:pPr>
+      <w:r>
+        <w:t>---</w:t>
+      </w:r>
+      <w:r>
+        <w:br/>
+        <w:t>name: tvm-developer</w:t>
+      </w:r>
+      <w:r>
+        <w:br/>
+        <w:t>description: Implements application changes while respecting project architecture and tests</w:t>
+      </w:r>
+      <w:r>
+        <w:br/>
+        <w:t>tools:</w:t>
+      </w:r>
+      <w:r>
+        <w:br/>
+        <w:t xml:space="preserve">  - read</w:t>
+      </w:r>
+      <w:r>
+        <w:br/>
+        <w:t xml:space="preserve">  - search</w:t>
+      </w:r>
+      <w:r>
+        <w:br/>
+        <w:t xml:space="preserve">  - edit</w:t>
+      </w:r>
+      <w:r>
+        <w:br/>
+        <w:t>---</w:t>
+      </w:r>
+      <w:r>
+        <w:br/>
+      </w:r>
+      <w:r>
+        <w:br/>
+        <w:t># Role</w:t>
+      </w:r>
+      <w:r>
+        <w:br/>
+      </w:r>
+      <w:r>
+        <w:br/>
+        <w:t>You are a senior software engineer responsible for implementing</w:t>
+      </w:r>
+      <w:r>
+        <w:br/>
+        <w:t>changes in this repository.</w:t>
+      </w:r>
+      <w:r>
+        <w:br/>
+      </w:r>
+      <w:r>
+        <w:br/>
+        <w:t># Priorities</w:t>
+      </w:r>
+      <w:r>
+        <w:br/>
+      </w:r>
+      <w:r>
+        <w:br/>
+        <w:t>In order of importance:</w:t>
+      </w:r>
+      <w:r>
+        <w:br/>
+      </w:r>
+      <w:r>
+        <w:br/>
+        <w:t>1. Correctness</w:t>
+      </w:r>
+      <w:r>
+        <w:br/>
+        <w:t>2. Existing architecture</w:t>
+      </w:r>
+      <w:r>
+        <w:br/>
+        <w:t>3. Minimal change</w:t>
+      </w:r>
+      <w:r>
+        <w:br/>
+        <w:t>4. Test coverage</w:t>
+      </w:r>
+      <w:r>
+        <w:br/>
+        <w:t>5. Maintainability</w:t>
+      </w:r>
+      <w:r>
+        <w:br/>
+      </w:r>
+      <w:r>
+        <w:br/>
+        <w:t># Behavior</w:t>
+      </w:r>
+      <w:r>
+        <w:br/>
+      </w:r>
+      <w:r>
+        <w:br/>
+        <w:t>Before modifying code:</w:t>
+      </w:r>
+      <w:r>
+        <w:br/>
+      </w:r>
+      <w:r>
+        <w:br/>
+        <w:t>1. Understand the requested behavior.</w:t>
+      </w:r>
+      <w:r>
+        <w:br/>
+        <w:t>2. Search for similar existing implementations.</w:t>
+      </w:r>
+      <w:r>
+        <w:br/>
+        <w:t>3. Identify impacted components.</w:t>
+      </w:r>
+      <w:r>
+        <w:br/>
+        <w:t>4. Reuse existing patterns whenever possible.</w:t>
+      </w:r>
+      <w:r>
+        <w:br/>
+      </w:r>
+      <w:r>
+        <w:br/>
+        <w:t>During implementation:</w:t>
+      </w:r>
+      <w:r>
+        <w:br/>
+      </w:r>
+      <w:r>
+        <w:br/>
+        <w:t>- Do not introduce unnecessary abstractions.</w:t>
+      </w:r>
+      <w:r>
+        <w:br/>
+        <w:t>- Do not refactor unrelated code.</w:t>
+      </w:r>
+      <w:r>
+        <w:br/>
+        <w:t>- Preserve backward compatibility unless explicitly requested.</w:t>
+      </w:r>
+      <w:r>
+        <w:br/>
+        <w:t>- Prefer existing project conventions over generic best practices.</w:t>
+      </w:r>
+      <w:r>
+        <w:br/>
+      </w:r>
+      <w:r>
+        <w:br/>
+        <w:t>After implementation:</w:t>
+      </w:r>
+      <w:r>
+        <w:br/>
+      </w:r>
+      <w:r>
+        <w:lastRenderedPageBreak/>
+        <w:br/>
+        <w:t>1. Compile the application.</w:t>
+      </w:r>
+      <w:r>
+        <w:br/>
+        <w:t>2. Run relevant tests.</w:t>
+      </w:r>
+      <w:r>
+        <w:br/>
+        <w:t>3. Fix failures caused by your changes.</w:t>
+      </w:r>
+      <w:r>
+        <w:br/>
+      </w:r>
+      <w:r>
+        <w:rPr>
+          <w:lang w:val="fr-FR"/>
+        </w:rPr>
+        <w:t xml:space="preserve">4. </w:t>
+      </w:r>
+      <w:proofErr w:type="spellStart"/>
+      <w:r>
+        <w:rPr>
+          <w:lang w:val="fr-FR"/>
+        </w:rPr>
+        <w:t>Review</w:t>
+      </w:r>
+      <w:proofErr w:type="spellEnd"/>
+      <w:r>
+        <w:rPr>
+          <w:lang w:val="fr-FR"/>
+        </w:rPr>
+        <w:t xml:space="preserve"> the final diff.</w:t>
+      </w:r>
+    </w:p>
+    <w:p>
+      <w:pPr>
+        <w:rPr>
+          <w:lang w:val="fr-FR"/>
+        </w:rPr>
+      </w:pPr>
+      <w:r>
+        <w:rPr>
+          <w:lang w:val="fr-FR"/>
+        </w:rPr>
+        <w:t xml:space="preserve">C'est exactement le type de profil que </w:t>
+      </w:r>
+      <w:proofErr w:type="spellStart"/>
+      <w:r>
+        <w:rPr>
+          <w:lang w:val="fr-FR"/>
+        </w:rPr>
+        <w:t>Copilot</w:t>
+      </w:r>
+      <w:proofErr w:type="spellEnd"/>
+      <w:r>
+        <w:rPr>
+          <w:lang w:val="fr-FR"/>
+        </w:rPr>
+        <w:t xml:space="preserve"> Custom Agents permet aujourd'hui : </w:t>
+      </w:r>
+      <w:proofErr w:type="spellStart"/>
+      <w:r>
+        <w:rPr>
+          <w:lang w:val="fr-FR"/>
+        </w:rPr>
+        <w:t>frontmatter</w:t>
+      </w:r>
+      <w:proofErr w:type="spellEnd"/>
+      <w:r>
+        <w:rPr>
+          <w:lang w:val="fr-FR"/>
+        </w:rPr>
+        <w:t xml:space="preserve"> YAML avec </w:t>
+      </w:r>
+      <w:proofErr w:type="spellStart"/>
       <w:r>
         <w:rPr>
           <w:rFonts w:ascii="Consolas" w:hAnsi="Consolas"/>
           <w:lang w:val="fr-FR"/>
         </w:rPr>
-        <w:t>SKILL.md</w:t>
-      </w:r>
-      <w:r>
-        <w:rPr>
-          <w:lang w:val="fr-FR"/>
-        </w:rPr>
-        <w:t xml:space="preserve"> est alors injecté dans le contexte de l'agent. (</w:t>
+        <w:t>name</w:t>
+      </w:r>
+      <w:proofErr w:type="spellEnd"/>
+      <w:r>
+        <w:rPr>
+          <w:lang w:val="fr-FR"/>
+        </w:rPr>
+        <w:t xml:space="preserve">, </w:t>
+      </w:r>
+      <w:r>
+        <w:rPr>
+          <w:rFonts w:ascii="Consolas" w:hAnsi="Consolas"/>
+          <w:lang w:val="fr-FR"/>
+        </w:rPr>
+        <w:t>description</w:t>
+      </w:r>
+      <w:r>
+        <w:rPr>
+          <w:lang w:val="fr-FR"/>
+        </w:rPr>
+        <w:t xml:space="preserve">, éventuellement </w:t>
+      </w:r>
+      <w:proofErr w:type="spellStart"/>
+      <w:r>
+        <w:rPr>
+          <w:rFonts w:ascii="Consolas" w:hAnsi="Consolas"/>
+          <w:lang w:val="fr-FR"/>
+        </w:rPr>
+        <w:t>tools</w:t>
+      </w:r>
+      <w:proofErr w:type="spellEnd"/>
+      <w:r>
+        <w:rPr>
+          <w:lang w:val="fr-FR"/>
+        </w:rPr>
+        <w:t xml:space="preserve">, MCP, puis les instructions de l'agent en </w:t>
+      </w:r>
+      <w:proofErr w:type="spellStart"/>
+      <w:r>
+        <w:rPr>
+          <w:lang w:val="fr-FR"/>
+        </w:rPr>
+        <w:t>Markdown</w:t>
+      </w:r>
+      <w:proofErr w:type="spellEnd"/>
+      <w:r>
+        <w:rPr>
+          <w:lang w:val="fr-FR"/>
+        </w:rPr>
+        <w:t>. (</w:t>
       </w:r>
       <w:hyperlink r:id="rId11">
         <w:r>
@@ -7708,43 +7811,67 @@
     </w:p>
     <w:p>
       <w:pPr>
-        <w:rPr>
-          <w:lang w:val="fr-FR"/>
-        </w:rPr>
-      </w:pPr>
-      <w:r>
-        <w:rPr>
-          <w:lang w:val="fr-FR"/>
-        </w:rPr>
-        <w:t>C'est beaucoup mieux qu'un prompt de 500 lignes chargé systématiquement.</w:t>
-      </w:r>
+        <w:pStyle w:val="Titre1"/>
+        <w:rPr>
+          <w:lang w:val="fr-FR"/>
+        </w:rPr>
+      </w:pPr>
+      <w:r>
+        <w:rPr>
+          <w:lang w:val="fr-FR"/>
+        </w:rPr>
+        <w:t xml:space="preserve">4. Les procédures complexes vont dans des </w:t>
+      </w:r>
+      <w:proofErr w:type="spellStart"/>
+      <w:r>
+        <w:rPr>
+          <w:lang w:val="fr-FR"/>
+        </w:rPr>
+        <w:t>Skills</w:t>
+      </w:r>
+      <w:proofErr w:type="spellEnd"/>
     </w:p>
     <w:p>
       <w:pPr>
-        <w:pStyle w:val="Titre1"/>
-        <w:rPr>
-          <w:lang w:val="fr-FR"/>
-        </w:rPr>
-      </w:pPr>
-      <w:r>
-        <w:rPr>
-          <w:lang w:val="fr-FR"/>
-        </w:rPr>
-        <w:t>5. Les règles du projet doivent sortir de l'agent</w:t>
+        <w:rPr>
+          <w:lang w:val="fr-FR"/>
+        </w:rPr>
+      </w:pPr>
+      <w:r>
+        <w:rPr>
+          <w:lang w:val="fr-FR"/>
+        </w:rPr>
+        <w:t xml:space="preserve">C'est là où </w:t>
+      </w:r>
+      <w:proofErr w:type="spellStart"/>
+      <w:r>
+        <w:rPr>
+          <w:lang w:val="fr-FR"/>
+        </w:rPr>
+        <w:t>Copilot</w:t>
+      </w:r>
+      <w:proofErr w:type="spellEnd"/>
+      <w:r>
+        <w:rPr>
+          <w:lang w:val="fr-FR"/>
+        </w:rPr>
+        <w:t xml:space="preserve"> est devenu beaucoup plus intéressant.</w:t>
       </w:r>
     </w:p>
     <w:p>
-      <w:pPr>
-        <w:rPr>
-          <w:lang w:val="fr-FR"/>
-        </w:rPr>
-      </w:pPr>
-      <w:r>
-        <w:rPr>
-          <w:lang w:val="fr-FR"/>
-        </w:rPr>
-        <w:t>Par exemple, ne mets pas ceci dans chaque agent :</w:t>
-      </w:r>
+      <w:r>
+        <w:t xml:space="preserve">Par </w:t>
+      </w:r>
+      <w:proofErr w:type="spellStart"/>
+      <w:proofErr w:type="gramStart"/>
+      <w:r>
+        <w:t>exemple</w:t>
+      </w:r>
+      <w:proofErr w:type="spellEnd"/>
+      <w:r>
+        <w:t xml:space="preserve"> :</w:t>
+      </w:r>
+      <w:proofErr w:type="gramEnd"/>
     </w:p>
     <w:p>
       <w:pPr>
@@ -7754,249 +7881,358 @@
         </w:rPr>
       </w:pPr>
       <w:r>
-        <w:t>Java 21</w:t>
-      </w:r>
-      <w:r>
-        <w:br/>
-        <w:t>Spring Boot</w:t>
-      </w:r>
-      <w:r>
-        <w:br/>
-        <w:t>architecture hexagonale</w:t>
-      </w:r>
-      <w:r>
-        <w:br/>
-        <w:t>JUnit 5</w:t>
-      </w:r>
-      <w:r>
-        <w:br/>
-        <w:t>Mockito</w:t>
-      </w:r>
-      <w:r>
-        <w:br/>
-        <w:t>...</w:t>
+        <w:t>.github/skills/implement-ticket/SKILL.md</w:t>
       </w:r>
     </w:p>
     <w:p>
       <w:pPr>
-        <w:rPr>
-          <w:lang w:val="fr-FR"/>
-        </w:rPr>
-      </w:pPr>
-      <w:r>
-        <w:rPr>
-          <w:lang w:val="fr-FR"/>
-        </w:rPr>
-        <w:t>Mets-le dans :</w:t>
+        <w:pStyle w:val="CodeBlock"/>
+        <w:rPr>
+          <w:rFonts w:hint="eastAsia"/>
+        </w:rPr>
+      </w:pPr>
+      <w:r>
+        <w:t>---</w:t>
+      </w:r>
+      <w:r>
+        <w:br/>
+        <w:t>name: implement-ticket</w:t>
+      </w:r>
+      <w:r>
+        <w:br/>
+        <w:t>description: Implement a development ticket from analysis through local validation</w:t>
+      </w:r>
+      <w:r>
+        <w:br/>
+        <w:t>---</w:t>
+      </w:r>
+      <w:r>
+        <w:br/>
+      </w:r>
+      <w:r>
+        <w:br/>
+        <w:t># Ticket implementation workflow</w:t>
+      </w:r>
+      <w:r>
+        <w:br/>
+      </w:r>
+      <w:r>
+        <w:br/>
+        <w:t>## Phase 1 — Understand</w:t>
+      </w:r>
+      <w:r>
+        <w:br/>
+      </w:r>
+      <w:r>
+        <w:br/>
+        <w:t>Read the issue completely.</w:t>
+      </w:r>
+      <w:r>
+        <w:br/>
+      </w:r>
+      <w:r>
+        <w:br/>
+        <w:t>Extract:</w:t>
+      </w:r>
+      <w:r>
+        <w:br/>
+      </w:r>
+      <w:r>
+        <w:br/>
+        <w:t>- requested behavior</w:t>
+      </w:r>
+      <w:r>
+        <w:br/>
+        <w:t>- acceptance criteria</w:t>
+      </w:r>
+      <w:r>
+        <w:br/>
+        <w:t>- constraints</w:t>
+      </w:r>
+      <w:r>
+        <w:br/>
+        <w:t>- affected domain</w:t>
+      </w:r>
+      <w:r>
+        <w:br/>
+      </w:r>
+      <w:r>
+        <w:br/>
+        <w:t>Do not modify code yet.</w:t>
+      </w:r>
+      <w:r>
+        <w:br/>
+      </w:r>
+      <w:r>
+        <w:br/>
+        <w:t>## Phase 2 — Explore</w:t>
+      </w:r>
+      <w:r>
+        <w:br/>
+      </w:r>
+      <w:r>
+        <w:br/>
+        <w:t>Search the repository for:</w:t>
+      </w:r>
+      <w:r>
+        <w:br/>
+      </w:r>
+      <w:r>
+        <w:br/>
+        <w:t>- existing related functionality</w:t>
+      </w:r>
+      <w:r>
+        <w:br/>
+        <w:t>- similar use cases</w:t>
+      </w:r>
+      <w:r>
+        <w:br/>
+        <w:t>- similar controllers</w:t>
+      </w:r>
+      <w:r>
+        <w:br/>
+        <w:t>- existing tests</w:t>
+      </w:r>
+      <w:r>
+        <w:br/>
+        <w:t>- domain conventions</w:t>
+      </w:r>
+      <w:r>
+        <w:br/>
+      </w:r>
+      <w:r>
+        <w:br/>
+        <w:t>Prefer extending existing patterns.</w:t>
+      </w:r>
+      <w:r>
+        <w:br/>
+      </w:r>
+      <w:r>
+        <w:br/>
+        <w:t>## Phase 3 — Plan</w:t>
+      </w:r>
+      <w:r>
+        <w:br/>
+      </w:r>
+      <w:r>
+        <w:br/>
+        <w:t>Determine:</w:t>
+      </w:r>
+      <w:r>
+        <w:br/>
+      </w:r>
+      <w:r>
+        <w:br/>
+        <w:t>- files to create</w:t>
+      </w:r>
+      <w:r>
+        <w:br/>
+        <w:t>- files to modify</w:t>
+      </w:r>
+      <w:r>
+        <w:br/>
+        <w:t>- tests to create or update</w:t>
+      </w:r>
+      <w:r>
+        <w:br/>
+        <w:t>- possible regressions</w:t>
+      </w:r>
+      <w:r>
+        <w:br/>
+      </w:r>
+      <w:r>
+        <w:br/>
+        <w:t>## Phase 4 — Implement</w:t>
+      </w:r>
+      <w:r>
+        <w:br/>
+      </w:r>
+      <w:r>
+        <w:br/>
+        <w:t>Implement the smallest change satisfying the ticket.</w:t>
+      </w:r>
+      <w:r>
+        <w:br/>
+      </w:r>
+      <w:r>
+        <w:br/>
+        <w:t>Avoid unrelated refactoring.</w:t>
+      </w:r>
+      <w:r>
+        <w:br/>
+      </w:r>
+      <w:r>
+        <w:br/>
+      </w:r>
+      <w:r>
+        <w:lastRenderedPageBreak/>
+        <w:t>## Phase 5 — Validate</w:t>
+      </w:r>
+      <w:r>
+        <w:br/>
+      </w:r>
+      <w:r>
+        <w:br/>
+        <w:t>Run:</w:t>
+      </w:r>
+      <w:r>
+        <w:br/>
+      </w:r>
+      <w:r>
+        <w:br/>
+        <w:t>1. relevant tests</w:t>
+      </w:r>
+      <w:r>
+        <w:br/>
+        <w:t>2. complete test suite when practical</w:t>
+      </w:r>
+      <w:r>
+        <w:br/>
+        <w:t>3. compilation</w:t>
+      </w:r>
+      <w:r>
+        <w:br/>
+        <w:t>4. lint/static analysis</w:t>
+      </w:r>
+      <w:r>
+        <w:br/>
+      </w:r>
+      <w:r>
+        <w:br/>
+        <w:t>## Phase 6 — Review</w:t>
+      </w:r>
+      <w:r>
+        <w:br/>
+      </w:r>
+      <w:r>
+        <w:br/>
+        <w:t>Review the git diff.</w:t>
+      </w:r>
+      <w:r>
+        <w:br/>
+      </w:r>
+      <w:r>
+        <w:br/>
+        <w:t>Check for:</w:t>
+      </w:r>
+      <w:r>
+        <w:br/>
+      </w:r>
+      <w:r>
+        <w:br/>
+        <w:t>- unnecessary changes</w:t>
+      </w:r>
+      <w:r>
+        <w:br/>
+        <w:t>- duplicated code</w:t>
+      </w:r>
+      <w:r>
+        <w:br/>
+        <w:t>- missing tests</w:t>
+      </w:r>
+      <w:r>
+        <w:br/>
+        <w:t>- architecture violations</w:t>
+      </w:r>
+      <w:r>
+        <w:br/>
+        <w:t>- debugging code</w:t>
+      </w:r>
+      <w:r>
+        <w:br/>
+        <w:t>- TODOs</w:t>
+      </w:r>
+      <w:r>
+        <w:br/>
+        <w:t>- commented code</w:t>
+      </w:r>
+      <w:r>
+        <w:br/>
+      </w:r>
+      <w:r>
+        <w:br/>
+        <w:t>Correct any issue discovered.</w:t>
+      </w:r>
+      <w:r>
+        <w:br/>
+      </w:r>
+      <w:r>
+        <w:br/>
+        <w:t>## Completion criteria</w:t>
+      </w:r>
+      <w:r>
+        <w:br/>
+      </w:r>
+      <w:r>
+        <w:br/>
+        <w:t>The task is complete only when:</w:t>
+      </w:r>
+      <w:r>
+        <w:br/>
+      </w:r>
+      <w:r>
+        <w:br/>
+        <w:t>- requested behavior is implemented</w:t>
+      </w:r>
+      <w:r>
+        <w:br/>
+        <w:t>- compilation succeeds</w:t>
+      </w:r>
+      <w:r>
+        <w:br/>
+        <w:t>- relevant tests pass</w:t>
+      </w:r>
+      <w:r>
+        <w:br/>
+        <w:t>- no unrelated modifications exist</w:t>
       </w:r>
     </w:p>
     <w:p>
       <w:pPr>
-        <w:pStyle w:val="CodeBlock"/>
-        <w:rPr>
-          <w:rFonts w:hint="eastAsia"/>
-          <w:lang w:val="fr-FR"/>
-        </w:rPr>
-      </w:pPr>
-      <w:r>
-        <w:rPr>
-          <w:lang w:val="fr-FR"/>
-        </w:rPr>
-        <w:t>.</w:t>
-      </w:r>
+        <w:rPr>
+          <w:lang w:val="fr-FR"/>
+        </w:rPr>
+      </w:pPr>
       <w:proofErr w:type="spellStart"/>
       <w:r>
         <w:rPr>
           <w:lang w:val="fr-FR"/>
         </w:rPr>
-        <w:t>github</w:t>
+        <w:t>Copilot</w:t>
       </w:r>
       <w:proofErr w:type="spellEnd"/>
       <w:r>
         <w:rPr>
           <w:lang w:val="fr-FR"/>
         </w:rPr>
-        <w:t>/copilot-instructions.md</w:t>
-      </w:r>
-    </w:p>
-    <w:p>
-      <w:r>
-        <w:t xml:space="preserve">Par </w:t>
+        <w:t xml:space="preserve"> charge les </w:t>
       </w:r>
       <w:proofErr w:type="spellStart"/>
       <w:r>
-        <w:t>exemple</w:t>
+        <w:rPr>
+          <w:lang w:val="fr-FR"/>
+        </w:rPr>
+        <w:t>skills</w:t>
       </w:r>
       <w:proofErr w:type="spellEnd"/>
       <w:r>
-        <w:t xml:space="preserve"> :</w:t>
-      </w:r>
-    </w:p>
-    <w:p>
-      <w:pPr>
-        <w:pStyle w:val="CodeBlock"/>
-        <w:rPr>
-          <w:rFonts w:hint="eastAsia"/>
-        </w:rPr>
-      </w:pPr>
-      <w:r>
-        <w:t># Architecture</w:t>
-      </w:r>
-      <w:r>
-        <w:br/>
-      </w:r>
-      <w:r>
-        <w:br/>
-        <w:t>The application follows hexagonal architecture.</w:t>
-      </w:r>
-      <w:r>
-        <w:br/>
-      </w:r>
-      <w:r>
-        <w:br/>
-        <w:t>Dependencies must point toward the domain.</w:t>
-      </w:r>
-      <w:r>
-        <w:br/>
-      </w:r>
-      <w:r>
-        <w:br/>
-        <w:t>Domain packages must not depend on infrastructure packages.</w:t>
-      </w:r>
-      <w:r>
-        <w:br/>
-      </w:r>
-      <w:r>
-        <w:br/>
-        <w:t># Java</w:t>
-      </w:r>
-      <w:r>
-        <w:br/>
-      </w:r>
-      <w:r>
-        <w:br/>
-      </w:r>
-      <w:r>
-        <w:lastRenderedPageBreak/>
-        <w:t>Use Java 21.</w:t>
-      </w:r>
-      <w:r>
-        <w:br/>
-      </w:r>
-      <w:r>
-        <w:br/>
-        <w:t>Prefer immutable objects.</w:t>
-      </w:r>
-      <w:r>
-        <w:br/>
-      </w:r>
-      <w:r>
-        <w:br/>
-        <w:t>Use records for simple immutable DTOs when appropriate.</w:t>
-      </w:r>
-      <w:r>
-        <w:br/>
-      </w:r>
-      <w:r>
-        <w:br/>
-        <w:t># Spring</w:t>
-      </w:r>
-      <w:r>
-        <w:br/>
-      </w:r>
-      <w:r>
-        <w:br/>
-        <w:t>Use constructor injection.</w:t>
-      </w:r>
-      <w:r>
-        <w:br/>
-      </w:r>
-      <w:r>
-        <w:br/>
-        <w:t>Business logic must not be implemented inside controllers.</w:t>
-      </w:r>
-      <w:r>
-        <w:br/>
-      </w:r>
-      <w:r>
-        <w:br/>
-        <w:t># Testing</w:t>
-      </w:r>
-      <w:r>
-        <w:br/>
-      </w:r>
-      <w:r>
-        <w:br/>
-        <w:t>Use JUnit 5.</w:t>
-      </w:r>
-      <w:r>
-        <w:br/>
-      </w:r>
-      <w:r>
-        <w:br/>
-        <w:t>Prefer integration tests for web adapters.</w:t>
-      </w:r>
-      <w:r>
-        <w:br/>
-      </w:r>
-      <w:r>
-        <w:br/>
-        <w:t>Tests must verify behavior rather than implementation details.</w:t>
-      </w:r>
-      <w:r>
-        <w:br/>
-      </w:r>
-      <w:r>
-        <w:br/>
-        <w:t># Changes</w:t>
-      </w:r>
-      <w:r>
-        <w:br/>
-      </w:r>
-      <w:r>
-        <w:br/>
-        <w:t>Always prefer the smallest possible change.</w:t>
-      </w:r>
-      <w:r>
-        <w:br/>
-      </w:r>
-      <w:r>
-        <w:br/>
-        <w:t>Do not refactor unrelated code.</w:t>
-      </w:r>
-      <w:r>
-        <w:br/>
-      </w:r>
-      <w:r>
-        <w:br/>
-        <w:t>Do not change public APIs unless required by the task.</w:t>
-      </w:r>
-    </w:p>
-    <w:p>
-      <w:pPr>
-        <w:rPr>
-          <w:lang w:val="fr-FR"/>
-        </w:rPr>
-      </w:pPr>
-      <w:r>
-        <w:rPr>
-          <w:lang w:val="fr-FR"/>
-        </w:rPr>
-        <w:t xml:space="preserve">Ces instructions sont automatiquement disponibles à </w:t>
-      </w:r>
-      <w:proofErr w:type="spellStart"/>
-      <w:r>
-        <w:rPr>
-          <w:lang w:val="fr-FR"/>
-        </w:rPr>
-        <w:t>Copilot</w:t>
-      </w:r>
-      <w:proofErr w:type="spellEnd"/>
-      <w:r>
-        <w:rPr>
-          <w:lang w:val="fr-FR"/>
-        </w:rPr>
-        <w:t xml:space="preserve"> lorsqu'il travaille dans le dépôt. (</w:t>
+        <w:rPr>
+          <w:lang w:val="fr-FR"/>
+        </w:rPr>
+        <w:t xml:space="preserve"> lorsqu'ils sont pertinents en fonction notamment de leur description, et le </w:t>
+      </w:r>
+      <w:r>
+        <w:rPr>
+          <w:rFonts w:ascii="Consolas" w:hAnsi="Consolas"/>
+          <w:lang w:val="fr-FR"/>
+        </w:rPr>
+        <w:t>SKILL.md</w:t>
+      </w:r>
+      <w:r>
+        <w:rPr>
+          <w:lang w:val="fr-FR"/>
+        </w:rPr>
+        <w:t xml:space="preserve"> est alors injecté dans le contexte de l'agent. (</w:t>
       </w:r>
       <w:hyperlink r:id="rId12">
         <w:r>
@@ -8025,57 +8261,21 @@
         <w:rPr>
           <w:lang w:val="fr-FR"/>
         </w:rPr>
-        <w:t>Tu peux même avoir des instructions spécifiques :</w:t>
+        <w:t>C'est beaucoup mieux qu'un prompt de 500 lignes chargé systématiquement.</w:t>
       </w:r>
     </w:p>
     <w:p>
       <w:pPr>
-        <w:pStyle w:val="CodeBlock"/>
-        <w:rPr>
-          <w:rFonts w:hint="eastAsia"/>
-          <w:lang w:val="fr-FR"/>
-        </w:rPr>
-      </w:pPr>
-      <w:r>
-        <w:rPr>
-          <w:lang w:val="fr-FR"/>
-        </w:rPr>
-        <w:t>.</w:t>
-      </w:r>
-      <w:proofErr w:type="spellStart"/>
-      <w:r>
-        <w:rPr>
-          <w:lang w:val="fr-FR"/>
-        </w:rPr>
-        <w:t>github</w:t>
-      </w:r>
-      <w:proofErr w:type="spellEnd"/>
-      <w:r>
-        <w:rPr>
-          <w:lang w:val="fr-FR"/>
-        </w:rPr>
-        <w:t>/instructions/</w:t>
-      </w:r>
-      <w:r>
-        <w:rPr>
-          <w:lang w:val="fr-FR"/>
-        </w:rPr>
-        <w:br/>
-        <w:t xml:space="preserve">    java.instructions.md</w:t>
-      </w:r>
-      <w:r>
-        <w:rPr>
-          <w:lang w:val="fr-FR"/>
-        </w:rPr>
-        <w:br/>
-        <w:t xml:space="preserve">    angular.instructions.md</w:t>
-      </w:r>
-      <w:r>
-        <w:rPr>
-          <w:lang w:val="fr-FR"/>
-        </w:rPr>
-        <w:br/>
-        <w:t xml:space="preserve">    tests.instructions.md</w:t>
+        <w:pStyle w:val="Titre1"/>
+        <w:rPr>
+          <w:lang w:val="fr-FR"/>
+        </w:rPr>
+      </w:pPr>
+      <w:r>
+        <w:rPr>
+          <w:lang w:val="fr-FR"/>
+        </w:rPr>
+        <w:t>5. Les règles du projet doivent sortir de l'agent</w:t>
       </w:r>
     </w:p>
     <w:p>
@@ -8088,22 +8288,264 @@
         <w:rPr>
           <w:lang w:val="fr-FR"/>
         </w:rPr>
-        <w:t xml:space="preserve">avec un </w:t>
+        <w:t>Par exemple, ne mets pas ceci dans chaque agent :</w:t>
+      </w:r>
+    </w:p>
+    <w:p>
+      <w:pPr>
+        <w:pStyle w:val="CodeBlock"/>
+        <w:rPr>
+          <w:rFonts w:hint="eastAsia"/>
+        </w:rPr>
+      </w:pPr>
+      <w:r>
+        <w:t>Java 21</w:t>
+      </w:r>
+      <w:r>
+        <w:br/>
+        <w:t>Spring Boot</w:t>
+      </w:r>
+      <w:r>
+        <w:br/>
+        <w:t>architecture hexagonale</w:t>
+      </w:r>
+      <w:r>
+        <w:br/>
+        <w:t>JUnit 5</w:t>
+      </w:r>
+      <w:r>
+        <w:br/>
+        <w:t>Mockito</w:t>
+      </w:r>
+      <w:r>
+        <w:br/>
+        <w:t>...</w:t>
+      </w:r>
+    </w:p>
+    <w:p>
+      <w:pPr>
+        <w:rPr>
+          <w:lang w:val="fr-FR"/>
+        </w:rPr>
+      </w:pPr>
+      <w:r>
+        <w:rPr>
+          <w:lang w:val="fr-FR"/>
+        </w:rPr>
+        <w:t>Mets-le dans :</w:t>
+      </w:r>
+    </w:p>
+    <w:p>
+      <w:pPr>
+        <w:pStyle w:val="CodeBlock"/>
+        <w:rPr>
+          <w:rFonts w:hint="eastAsia"/>
+          <w:lang w:val="fr-FR"/>
+        </w:rPr>
+      </w:pPr>
+      <w:proofErr w:type="gramStart"/>
+      <w:r>
+        <w:rPr>
+          <w:lang w:val="fr-FR"/>
+        </w:rPr>
+        <w:t>.</w:t>
       </w:r>
       <w:proofErr w:type="spellStart"/>
       <w:r>
         <w:rPr>
-          <w:rFonts w:ascii="Consolas" w:hAnsi="Consolas"/>
-          <w:lang w:val="fr-FR"/>
-        </w:rPr>
-        <w:t>applyTo</w:t>
+          <w:lang w:val="fr-FR"/>
+        </w:rPr>
+        <w:t>github</w:t>
       </w:r>
       <w:proofErr w:type="spellEnd"/>
       <w:r>
         <w:rPr>
           <w:lang w:val="fr-FR"/>
         </w:rPr>
-        <w:t xml:space="preserve"> correspondant aux fichiers concernés. (</w:t>
+        <w:t>/copilot-instructions.md</w:t>
+      </w:r>
+      <w:proofErr w:type="gramEnd"/>
+    </w:p>
+    <w:p>
+      <w:r>
+        <w:t xml:space="preserve">Par </w:t>
+      </w:r>
+      <w:proofErr w:type="spellStart"/>
+      <w:proofErr w:type="gramStart"/>
+      <w:r>
+        <w:t>exemple</w:t>
+      </w:r>
+      <w:proofErr w:type="spellEnd"/>
+      <w:r>
+        <w:t xml:space="preserve"> :</w:t>
+      </w:r>
+      <w:proofErr w:type="gramEnd"/>
+    </w:p>
+    <w:p>
+      <w:pPr>
+        <w:pStyle w:val="CodeBlock"/>
+        <w:rPr>
+          <w:rFonts w:hint="eastAsia"/>
+        </w:rPr>
+      </w:pPr>
+      <w:r>
+        <w:t># Architecture</w:t>
+      </w:r>
+      <w:r>
+        <w:br/>
+      </w:r>
+      <w:r>
+        <w:br/>
+        <w:t>The application follows hexagonal architecture.</w:t>
+      </w:r>
+      <w:r>
+        <w:br/>
+      </w:r>
+      <w:r>
+        <w:br/>
+        <w:t>Dependencies must point toward the domain.</w:t>
+      </w:r>
+      <w:r>
+        <w:br/>
+      </w:r>
+      <w:r>
+        <w:br/>
+        <w:t>Domain packages must not depend on infrastructure packages.</w:t>
+      </w:r>
+      <w:r>
+        <w:br/>
+      </w:r>
+      <w:r>
+        <w:br/>
+        <w:t># Java</w:t>
+      </w:r>
+      <w:r>
+        <w:br/>
+      </w:r>
+      <w:r>
+        <w:br/>
+      </w:r>
+      <w:r>
+        <w:lastRenderedPageBreak/>
+        <w:t>Use Java 21.</w:t>
+      </w:r>
+      <w:r>
+        <w:br/>
+      </w:r>
+      <w:r>
+        <w:br/>
+        <w:t>Prefer immutable objects.</w:t>
+      </w:r>
+      <w:r>
+        <w:br/>
+      </w:r>
+      <w:r>
+        <w:br/>
+        <w:t>Use records for simple immutable DTOs when appropriate.</w:t>
+      </w:r>
+      <w:r>
+        <w:br/>
+      </w:r>
+      <w:r>
+        <w:br/>
+        <w:t># Spring</w:t>
+      </w:r>
+      <w:r>
+        <w:br/>
+      </w:r>
+      <w:r>
+        <w:br/>
+        <w:t>Use constructor injection.</w:t>
+      </w:r>
+      <w:r>
+        <w:br/>
+      </w:r>
+      <w:r>
+        <w:br/>
+        <w:t>Business logic must not be implemented inside controllers.</w:t>
+      </w:r>
+      <w:r>
+        <w:br/>
+      </w:r>
+      <w:r>
+        <w:br/>
+        <w:t># Testing</w:t>
+      </w:r>
+      <w:r>
+        <w:br/>
+      </w:r>
+      <w:r>
+        <w:br/>
+        <w:t>Use JUnit 5.</w:t>
+      </w:r>
+      <w:r>
+        <w:br/>
+      </w:r>
+      <w:r>
+        <w:br/>
+        <w:t>Prefer integration tests for web adapters.</w:t>
+      </w:r>
+      <w:r>
+        <w:br/>
+      </w:r>
+      <w:r>
+        <w:br/>
+        <w:t>Tests must verify behavior rather than implementation details.</w:t>
+      </w:r>
+      <w:r>
+        <w:br/>
+      </w:r>
+      <w:r>
+        <w:br/>
+        <w:t># Changes</w:t>
+      </w:r>
+      <w:r>
+        <w:br/>
+      </w:r>
+      <w:r>
+        <w:br/>
+        <w:t>Always prefer the smallest possible change.</w:t>
+      </w:r>
+      <w:r>
+        <w:br/>
+      </w:r>
+      <w:r>
+        <w:br/>
+        <w:t>Do not refactor unrelated code.</w:t>
+      </w:r>
+      <w:r>
+        <w:br/>
+      </w:r>
+      <w:r>
+        <w:br/>
+        <w:t>Do not change public APIs unless required by the task.</w:t>
+      </w:r>
+    </w:p>
+    <w:p>
+      <w:pPr>
+        <w:rPr>
+          <w:lang w:val="fr-FR"/>
+        </w:rPr>
+      </w:pPr>
+      <w:r>
+        <w:rPr>
+          <w:lang w:val="fr-FR"/>
+        </w:rPr>
+        <w:t xml:space="preserve">Ces instructions sont automatiquement disponibles à </w:t>
+      </w:r>
+      <w:proofErr w:type="spellStart"/>
+      <w:r>
+        <w:rPr>
+          <w:lang w:val="fr-FR"/>
+        </w:rPr>
+        <w:t>Copilot</w:t>
+      </w:r>
+      <w:proofErr w:type="spellEnd"/>
+      <w:r>
+        <w:rPr>
+          <w:lang w:val="fr-FR"/>
+        </w:rPr>
+        <w:t xml:space="preserve"> lorsqu'il travaille dans le dépôt. (</w:t>
       </w:r>
       <w:hyperlink r:id="rId13">
         <w:r>
@@ -8124,432 +8566,103 @@
     </w:p>
     <w:p>
       <w:pPr>
-        <w:pStyle w:val="Titre1"/>
-        <w:rPr>
-          <w:lang w:val="fr-FR"/>
-        </w:rPr>
-      </w:pPr>
-      <w:r>
-        <w:rPr>
-          <w:lang w:val="fr-FR"/>
-        </w:rPr>
-        <w:t>6. Pour ton orchestrateur, je séparerais carrément plusieurs agents</w:t>
+        <w:rPr>
+          <w:lang w:val="fr-FR"/>
+        </w:rPr>
+      </w:pPr>
+      <w:r>
+        <w:rPr>
+          <w:lang w:val="fr-FR"/>
+        </w:rPr>
+        <w:t>Tu peux même avoir des instructions spécifiques :</w:t>
       </w:r>
     </w:p>
     <w:p>
       <w:pPr>
-        <w:rPr>
-          <w:lang w:val="fr-FR"/>
-        </w:rPr>
-      </w:pPr>
-      <w:r>
-        <w:rPr>
-          <w:lang w:val="fr-FR"/>
-        </w:rPr>
-        <w:t>Pour un pipeline autonome, je préfère :</w:t>
+        <w:pStyle w:val="CodeBlock"/>
+        <w:rPr>
+          <w:rFonts w:hint="eastAsia"/>
+          <w:lang w:val="fr-FR"/>
+        </w:rPr>
+      </w:pPr>
+      <w:proofErr w:type="gramStart"/>
+      <w:r>
+        <w:rPr>
+          <w:lang w:val="fr-FR"/>
+        </w:rPr>
+        <w:t>.</w:t>
+      </w:r>
+      <w:proofErr w:type="spellStart"/>
+      <w:r>
+        <w:rPr>
+          <w:lang w:val="fr-FR"/>
+        </w:rPr>
+        <w:t>github</w:t>
+      </w:r>
+      <w:proofErr w:type="spellEnd"/>
+      <w:proofErr w:type="gramEnd"/>
+      <w:r>
+        <w:rPr>
+          <w:lang w:val="fr-FR"/>
+        </w:rPr>
+        <w:t>/instructions/</w:t>
+      </w:r>
+      <w:r>
+        <w:rPr>
+          <w:lang w:val="fr-FR"/>
+        </w:rPr>
+        <w:br/>
+        <w:t xml:space="preserve">    java.instructions.md</w:t>
+      </w:r>
+      <w:r>
+        <w:rPr>
+          <w:lang w:val="fr-FR"/>
+        </w:rPr>
+        <w:br/>
+        <w:t xml:space="preserve">    angular.instructions.md</w:t>
+      </w:r>
+      <w:r>
+        <w:rPr>
+          <w:lang w:val="fr-FR"/>
+        </w:rPr>
+        <w:br/>
+        <w:t xml:space="preserve">    tests.instructions.md</w:t>
       </w:r>
     </w:p>
     <w:p>
       <w:pPr>
-        <w:pStyle w:val="CodeBlock"/>
-        <w:rPr>
-          <w:rFonts w:hint="eastAsia"/>
-          <w:lang w:val="fr-FR"/>
-        </w:rPr>
-      </w:pPr>
-      <w:r>
-        <w:rPr>
-          <w:lang w:val="fr-FR"/>
-        </w:rPr>
-        <w:t xml:space="preserve">                    ORCHESTRATOR</w:t>
-      </w:r>
-      <w:r>
-        <w:rPr>
-          <w:lang w:val="fr-FR"/>
-        </w:rPr>
-        <w:br/>
-        <w:t xml:space="preserve">                         │</w:t>
-      </w:r>
-      <w:r>
-        <w:rPr>
-          <w:lang w:val="fr-FR"/>
-        </w:rPr>
-        <w:br/>
-        <w:t xml:space="preserve">            ┌────────────┼─────────────┐</w:t>
-      </w:r>
-      <w:r>
-        <w:rPr>
-          <w:lang w:val="fr-FR"/>
-        </w:rPr>
-        <w:br/>
-        <w:t xml:space="preserve">            ▼            ▼             ▼</w:t>
-      </w:r>
-      <w:r>
-        <w:rPr>
-          <w:lang w:val="fr-FR"/>
-        </w:rPr>
-        <w:br/>
-        <w:t xml:space="preserve">       ANALYZER      DEVELOPER      REVIEWER</w:t>
-      </w:r>
-      <w:r>
-        <w:rPr>
-          <w:lang w:val="fr-FR"/>
-        </w:rPr>
-        <w:br/>
-        <w:t xml:space="preserve">                         │</w:t>
-      </w:r>
-      <w:r>
-        <w:rPr>
-          <w:lang w:val="fr-FR"/>
-        </w:rPr>
-        <w:br/>
-        <w:t xml:space="preserve">                         ▼</w:t>
-      </w:r>
-      <w:r>
-        <w:rPr>
-          <w:lang w:val="fr-FR"/>
-        </w:rPr>
-        <w:br/>
-        <w:t xml:space="preserve">                      TESTER</w:t>
-      </w:r>
-      <w:r>
-        <w:rPr>
-          <w:lang w:val="fr-FR"/>
-        </w:rPr>
-        <w:br/>
-        <w:t xml:space="preserve">                         │</w:t>
-      </w:r>
-      <w:r>
-        <w:rPr>
-          <w:lang w:val="fr-FR"/>
-        </w:rPr>
-        <w:br/>
-        <w:t xml:space="preserve">                         ▼</w:t>
-      </w:r>
-      <w:r>
-        <w:rPr>
-          <w:lang w:val="fr-FR"/>
-        </w:rPr>
-        <w:br/>
-        <w:t xml:space="preserve">                     CI-FIXER</w:t>
-      </w:r>
-    </w:p>
-    <w:p>
-      <w:pPr>
-        <w:rPr>
-          <w:lang w:val="fr-FR"/>
-        </w:rPr>
-      </w:pPr>
-      <w:r>
-        <w:rPr>
-          <w:lang w:val="fr-FR"/>
-        </w:rPr>
-        <w:t>plutôt qu'un :</w:t>
-      </w:r>
-    </w:p>
-    <w:p>
-      <w:pPr>
-        <w:pStyle w:val="CodeBlock"/>
-        <w:rPr>
-          <w:rFonts w:hint="eastAsia"/>
-          <w:lang w:val="fr-FR"/>
-        </w:rPr>
-      </w:pPr>
-      <w:r>
-        <w:rPr>
-          <w:lang w:val="fr-FR"/>
-        </w:rPr>
-        <w:t>MEGA_AGENT</w:t>
-      </w:r>
-      <w:r>
-        <w:rPr>
-          <w:lang w:val="fr-FR"/>
-        </w:rPr>
-        <w:br/>
-        <w:t xml:space="preserve">    │</w:t>
-      </w:r>
-      <w:r>
-        <w:rPr>
-          <w:lang w:val="fr-FR"/>
-        </w:rPr>
-        <w:br/>
-        <w:t xml:space="preserve">    ├── analyse</w:t>
-      </w:r>
-      <w:r>
-        <w:rPr>
-          <w:lang w:val="fr-FR"/>
-        </w:rPr>
-        <w:br/>
-        <w:t xml:space="preserve">    ├── développement</w:t>
-      </w:r>
-      <w:r>
-        <w:rPr>
-          <w:lang w:val="fr-FR"/>
-        </w:rPr>
-        <w:br/>
-        <w:t xml:space="preserve">    ├── test</w:t>
-      </w:r>
-      <w:r>
-        <w:rPr>
-          <w:lang w:val="fr-FR"/>
-        </w:rPr>
-        <w:br/>
-        <w:t xml:space="preserve">    ├── </w:t>
+        <w:rPr>
+          <w:lang w:val="fr-FR"/>
+        </w:rPr>
+      </w:pPr>
+      <w:proofErr w:type="gramStart"/>
+      <w:r>
+        <w:rPr>
+          <w:lang w:val="fr-FR"/>
+        </w:rPr>
+        <w:t>avec</w:t>
+      </w:r>
+      <w:proofErr w:type="gramEnd"/>
+      <w:r>
+        <w:rPr>
+          <w:lang w:val="fr-FR"/>
+        </w:rPr>
+        <w:t xml:space="preserve"> un </w:t>
       </w:r>
       <w:proofErr w:type="spellStart"/>
       <w:r>
         <w:rPr>
-          <w:lang w:val="fr-FR"/>
-        </w:rPr>
-        <w:t>review</w:t>
+          <w:rFonts w:ascii="Consolas" w:hAnsi="Consolas"/>
+          <w:lang w:val="fr-FR"/>
+        </w:rPr>
+        <w:t>applyTo</w:t>
       </w:r>
       <w:proofErr w:type="spellEnd"/>
       <w:r>
         <w:rPr>
           <w:lang w:val="fr-FR"/>
         </w:rPr>
-        <w:br/>
-        <w:t xml:space="preserve">    ├── git</w:t>
-      </w:r>
-      <w:r>
-        <w:rPr>
-          <w:lang w:val="fr-FR"/>
-        </w:rPr>
-        <w:br/>
-        <w:t xml:space="preserve">    ├── </w:t>
-      </w:r>
-      <w:proofErr w:type="spellStart"/>
-      <w:r>
-        <w:rPr>
-          <w:lang w:val="fr-FR"/>
-        </w:rPr>
-        <w:t>github</w:t>
-      </w:r>
-      <w:proofErr w:type="spellEnd"/>
-      <w:r>
-        <w:rPr>
-          <w:lang w:val="fr-FR"/>
-        </w:rPr>
-        <w:br/>
-      </w:r>
-      <w:r>
-        <w:rPr>
-          <w:lang w:val="fr-FR"/>
-        </w:rPr>
-        <w:lastRenderedPageBreak/>
-        <w:t xml:space="preserve">    ├── ci</w:t>
-      </w:r>
-      <w:r>
-        <w:rPr>
-          <w:lang w:val="fr-FR"/>
-        </w:rPr>
-        <w:br/>
-        <w:t xml:space="preserve">    └── corrections</w:t>
-      </w:r>
-    </w:p>
-    <w:p>
-      <w:pPr>
-        <w:rPr>
-          <w:lang w:val="fr-FR"/>
-        </w:rPr>
-      </w:pPr>
-      <w:r>
-        <w:rPr>
-          <w:lang w:val="fr-FR"/>
-        </w:rPr>
-        <w:t>Pourquoi ?</w:t>
-      </w:r>
-    </w:p>
-    <w:p>
-      <w:pPr>
-        <w:rPr>
-          <w:lang w:val="fr-FR"/>
-        </w:rPr>
-      </w:pPr>
-      <w:r>
-        <w:rPr>
-          <w:lang w:val="fr-FR"/>
-        </w:rPr>
-        <w:t>Parce que sinon le même agent a tendance à valider lui-même les hypothèses qu'il vient de faire.</w:t>
-      </w:r>
-    </w:p>
-    <w:p>
-      <w:pPr>
-        <w:rPr>
-          <w:lang w:val="fr-FR"/>
-        </w:rPr>
-      </w:pPr>
-      <w:r>
-        <w:rPr>
-          <w:lang w:val="fr-FR"/>
-        </w:rPr>
-        <w:t>Avec :</w:t>
-      </w:r>
-    </w:p>
-    <w:p>
-      <w:pPr>
-        <w:pStyle w:val="CodeBlock"/>
-        <w:rPr>
-          <w:rFonts w:hint="eastAsia"/>
-          <w:lang w:val="fr-FR"/>
-        </w:rPr>
-      </w:pPr>
-      <w:r>
-        <w:rPr>
-          <w:lang w:val="fr-FR"/>
-        </w:rPr>
-        <w:t>developer.agent.md</w:t>
-      </w:r>
-      <w:r>
-        <w:rPr>
-          <w:lang w:val="fr-FR"/>
-        </w:rPr>
-        <w:br/>
-        <w:t>reviewer.agent.md</w:t>
-      </w:r>
-      <w:r>
-        <w:rPr>
-          <w:lang w:val="fr-FR"/>
-        </w:rPr>
-        <w:br/>
-        <w:t>ci-fixer.agent.md</w:t>
-      </w:r>
-    </w:p>
-    <w:p>
-      <w:pPr>
-        <w:rPr>
-          <w:lang w:val="fr-FR"/>
-        </w:rPr>
-      </w:pPr>
-      <w:r>
-        <w:rPr>
-          <w:lang w:val="fr-FR"/>
-        </w:rPr>
-        <w:t xml:space="preserve">le </w:t>
-      </w:r>
-      <w:proofErr w:type="spellStart"/>
-      <w:r>
-        <w:rPr>
-          <w:lang w:val="fr-FR"/>
-        </w:rPr>
-        <w:t>reviewer</w:t>
-      </w:r>
-      <w:proofErr w:type="spellEnd"/>
-      <w:r>
-        <w:rPr>
-          <w:lang w:val="fr-FR"/>
-        </w:rPr>
-        <w:t xml:space="preserve"> reçoit essentiellement :</w:t>
-      </w:r>
-    </w:p>
-    <w:p>
-      <w:pPr>
-        <w:pStyle w:val="CodeBlock"/>
-        <w:rPr>
-          <w:rFonts w:hint="eastAsia"/>
-          <w:lang w:val="fr-FR"/>
-        </w:rPr>
-      </w:pPr>
-      <w:r>
-        <w:rPr>
-          <w:lang w:val="fr-FR"/>
-        </w:rPr>
-        <w:t>Ticket</w:t>
-      </w:r>
-      <w:r>
-        <w:rPr>
-          <w:lang w:val="fr-FR"/>
-        </w:rPr>
-        <w:br/>
-        <w:t>+</w:t>
-      </w:r>
-      <w:r>
-        <w:rPr>
-          <w:lang w:val="fr-FR"/>
-        </w:rPr>
-        <w:br/>
-        <w:t>Diff</w:t>
-      </w:r>
-      <w:r>
-        <w:rPr>
-          <w:lang w:val="fr-FR"/>
-        </w:rPr>
-        <w:br/>
-        <w:t>+</w:t>
-      </w:r>
-      <w:r>
-        <w:rPr>
-          <w:lang w:val="fr-FR"/>
-        </w:rPr>
-        <w:br/>
-        <w:t>Tests</w:t>
-      </w:r>
-    </w:p>
-    <w:p>
-      <w:pPr>
-        <w:rPr>
-          <w:lang w:val="fr-FR"/>
-        </w:rPr>
-      </w:pPr>
-      <w:r>
-        <w:rPr>
-          <w:lang w:val="fr-FR"/>
-        </w:rPr>
-        <w:t>et doit essayer de démontrer que la solution est mauvaise.</w:t>
-      </w:r>
-    </w:p>
-    <w:p>
-      <w:pPr>
-        <w:rPr>
-          <w:lang w:val="fr-FR"/>
-        </w:rPr>
-      </w:pPr>
-      <w:r>
-        <w:rPr>
-          <w:lang w:val="fr-FR"/>
-        </w:rPr>
-        <w:t>C'est beaucoup plus puissant.</w:t>
-      </w:r>
-    </w:p>
-    <w:p>
-      <w:pPr>
-        <w:rPr>
-          <w:lang w:val="fr-FR"/>
-        </w:rPr>
-      </w:pPr>
-      <w:r>
-        <w:rPr>
-          <w:lang w:val="fr-FR"/>
-        </w:rPr>
-        <w:t xml:space="preserve">GitHub permet désormais de définir des agents spécialisés et </w:t>
-      </w:r>
-      <w:proofErr w:type="spellStart"/>
-      <w:r>
-        <w:rPr>
-          <w:lang w:val="fr-FR"/>
-        </w:rPr>
-        <w:t>Copilot</w:t>
-      </w:r>
-      <w:proofErr w:type="spellEnd"/>
-      <w:r>
-        <w:rPr>
-          <w:lang w:val="fr-FR"/>
-        </w:rPr>
-        <w:t xml:space="preserve"> peut également travailler avec des sous-agents ; le runtime </w:t>
-      </w:r>
-      <w:proofErr w:type="spellStart"/>
-      <w:r>
-        <w:rPr>
-          <w:lang w:val="fr-FR"/>
-        </w:rPr>
-        <w:t>Copilot</w:t>
-      </w:r>
-      <w:proofErr w:type="spellEnd"/>
-      <w:r>
-        <w:rPr>
-          <w:lang w:val="fr-FR"/>
-        </w:rPr>
-        <w:t xml:space="preserve"> dispose de mécanismes de délégation entre agents spécialisés. (</w:t>
+        <w:t xml:space="preserve"> correspondant aux fichiers concernés. (</w:t>
       </w:r>
       <w:hyperlink r:id="rId14">
         <w:r>
@@ -8579,7 +8692,7 @@
         <w:rPr>
           <w:lang w:val="fr-FR"/>
         </w:rPr>
-        <w:t>7. Très important : borne les boucles</w:t>
+        <w:t>6. Pour ton orchestrateur, je séparerais carrément plusieurs agents</w:t>
       </w:r>
     </w:p>
     <w:p>
@@ -8592,7 +8705,7 @@
         <w:rPr>
           <w:lang w:val="fr-FR"/>
         </w:rPr>
-        <w:t>Le workflow ne doit jamais être :</w:t>
+        <w:t>Pour un pipeline autonome, je préfère :</w:t>
       </w:r>
     </w:p>
     <w:p>
@@ -8600,39 +8713,105 @@
         <w:pStyle w:val="CodeBlock"/>
         <w:rPr>
           <w:rFonts w:hint="eastAsia"/>
-        </w:rPr>
-      </w:pPr>
-      <w:r>
-        <w:t>while (</w:t>
-      </w:r>
-      <w:proofErr w:type="spellStart"/>
-      <w:r>
-        <w:t>pipelineFailed</w:t>
-      </w:r>
-      <w:proofErr w:type="spellEnd"/>
-      <w:r>
-        <w:t>) {</w:t>
-      </w:r>
-      <w:r>
-        <w:br/>
-        <w:t xml:space="preserve">    </w:t>
-      </w:r>
-      <w:proofErr w:type="spellStart"/>
-      <w:r>
-        <w:t>copilot.fix</w:t>
-      </w:r>
-      <w:proofErr w:type="spellEnd"/>
-      <w:r>
-        <w:t>();</w:t>
-      </w:r>
-      <w:r>
-        <w:br/>
-        <w:t>}</w:t>
+          <w:lang w:val="fr-FR"/>
+        </w:rPr>
+      </w:pPr>
+      <w:r>
+        <w:rPr>
+          <w:lang w:val="fr-FR"/>
+        </w:rPr>
+        <w:t xml:space="preserve">                    ORCHESTRATOR</w:t>
+      </w:r>
+      <w:r>
+        <w:rPr>
+          <w:lang w:val="fr-FR"/>
+        </w:rPr>
+        <w:br/>
+        <w:t xml:space="preserve">                         │</w:t>
+      </w:r>
+      <w:r>
+        <w:rPr>
+          <w:lang w:val="fr-FR"/>
+        </w:rPr>
+        <w:br/>
+        <w:t xml:space="preserve">            ┌────────────┼─────────────┐</w:t>
+      </w:r>
+      <w:r>
+        <w:rPr>
+          <w:lang w:val="fr-FR"/>
+        </w:rPr>
+        <w:br/>
+        <w:t xml:space="preserve">            ▼            ▼             ▼</w:t>
+      </w:r>
+      <w:r>
+        <w:rPr>
+          <w:lang w:val="fr-FR"/>
+        </w:rPr>
+        <w:br/>
+        <w:t xml:space="preserve">       ANALYZER      DEVELOPER      REVIEWER</w:t>
+      </w:r>
+      <w:r>
+        <w:rPr>
+          <w:lang w:val="fr-FR"/>
+        </w:rPr>
+        <w:br/>
+        <w:t xml:space="preserve">                         │</w:t>
+      </w:r>
+      <w:r>
+        <w:rPr>
+          <w:lang w:val="fr-FR"/>
+        </w:rPr>
+        <w:br/>
+        <w:t xml:space="preserve">                         ▼</w:t>
+      </w:r>
+      <w:r>
+        <w:rPr>
+          <w:lang w:val="fr-FR"/>
+        </w:rPr>
+        <w:br/>
+        <w:t xml:space="preserve">                      TESTER</w:t>
+      </w:r>
+      <w:r>
+        <w:rPr>
+          <w:lang w:val="fr-FR"/>
+        </w:rPr>
+        <w:br/>
+        <w:t xml:space="preserve">                         │</w:t>
+      </w:r>
+      <w:r>
+        <w:rPr>
+          <w:lang w:val="fr-FR"/>
+        </w:rPr>
+        <w:br/>
+        <w:t xml:space="preserve">                         ▼</w:t>
+      </w:r>
+      <w:r>
+        <w:rPr>
+          <w:lang w:val="fr-FR"/>
+        </w:rPr>
+        <w:br/>
+        <w:t xml:space="preserve">                     CI-FIXER</w:t>
       </w:r>
     </w:p>
     <w:p>
-      <w:r>
-        <w:t>Mais :</w:t>
+      <w:pPr>
+        <w:rPr>
+          <w:lang w:val="fr-FR"/>
+        </w:rPr>
+      </w:pPr>
+      <w:proofErr w:type="gramStart"/>
+      <w:r>
+        <w:rPr>
+          <w:lang w:val="fr-FR"/>
+        </w:rPr>
+        <w:t>plutôt</w:t>
+      </w:r>
+      <w:proofErr w:type="gramEnd"/>
+      <w:r>
+        <w:rPr>
+          <w:lang w:val="fr-FR"/>
+        </w:rPr>
+        <w:t xml:space="preserve"> qu'un :</w:t>
       </w:r>
     </w:p>
     <w:p>
@@ -8643,39 +8822,96 @@
           <w:lang w:val="fr-FR"/>
         </w:rPr>
       </w:pPr>
+      <w:r>
+        <w:rPr>
+          <w:lang w:val="fr-FR"/>
+        </w:rPr>
+        <w:t>MEGA_AGENT</w:t>
+      </w:r>
+      <w:r>
+        <w:rPr>
+          <w:lang w:val="fr-FR"/>
+        </w:rPr>
+        <w:br/>
+        <w:t xml:space="preserve">    │</w:t>
+      </w:r>
+      <w:r>
+        <w:rPr>
+          <w:lang w:val="fr-FR"/>
+        </w:rPr>
+        <w:br/>
+        <w:t xml:space="preserve">    ├── analyse</w:t>
+      </w:r>
+      <w:r>
+        <w:rPr>
+          <w:lang w:val="fr-FR"/>
+        </w:rPr>
+        <w:br/>
+        <w:t xml:space="preserve">    ├── développement</w:t>
+      </w:r>
+      <w:r>
+        <w:rPr>
+          <w:lang w:val="fr-FR"/>
+        </w:rPr>
+        <w:br/>
+        <w:t xml:space="preserve">    ├── test</w:t>
+      </w:r>
+      <w:r>
+        <w:rPr>
+          <w:lang w:val="fr-FR"/>
+        </w:rPr>
+        <w:br/>
+        <w:t xml:space="preserve">    ├── </w:t>
+      </w:r>
       <w:proofErr w:type="spellStart"/>
       <w:r>
         <w:rPr>
           <w:lang w:val="fr-FR"/>
         </w:rPr>
-        <w:t>const</w:t>
+        <w:t>review</w:t>
       </w:r>
       <w:proofErr w:type="spellEnd"/>
       <w:r>
         <w:rPr>
           <w:lang w:val="fr-FR"/>
         </w:rPr>
-        <w:t xml:space="preserve"> MAX_LOCAL_FIX_ATTEMPTS = 3;</w:t>
-      </w:r>
-      <w:r>
-        <w:rPr>
-          <w:lang w:val="fr-FR"/>
-        </w:rPr>
-        <w:br/>
+        <w:br/>
+        <w:t xml:space="preserve">    ├── git</w:t>
+      </w:r>
+      <w:r>
+        <w:rPr>
+          <w:lang w:val="fr-FR"/>
+        </w:rPr>
+        <w:br/>
+        <w:t xml:space="preserve">    ├── </w:t>
       </w:r>
       <w:proofErr w:type="spellStart"/>
       <w:r>
         <w:rPr>
           <w:lang w:val="fr-FR"/>
         </w:rPr>
-        <w:t>const</w:t>
+        <w:t>github</w:t>
       </w:r>
       <w:proofErr w:type="spellEnd"/>
       <w:r>
         <w:rPr>
           <w:lang w:val="fr-FR"/>
         </w:rPr>
-        <w:t xml:space="preserve"> MAX_CI_FIX_ATTEMPTS = 3;</w:t>
+        <w:br/>
+      </w:r>
+      <w:r>
+        <w:rPr>
+          <w:lang w:val="fr-FR"/>
+        </w:rPr>
+        <w:lastRenderedPageBreak/>
+        <w:t xml:space="preserve">    ├── ci</w:t>
+      </w:r>
+      <w:r>
+        <w:rPr>
+          <w:lang w:val="fr-FR"/>
+        </w:rPr>
+        <w:br/>
+        <w:t xml:space="preserve">    └── corrections</w:t>
       </w:r>
     </w:p>
     <w:p>
@@ -8688,11 +8924,381 @@
         <w:rPr>
           <w:lang w:val="fr-FR"/>
         </w:rPr>
-        <w:t>Puis :</w:t>
+        <w:t>Pourquoi ?</w:t>
       </w:r>
     </w:p>
     <w:p>
       <w:pPr>
+        <w:rPr>
+          <w:lang w:val="fr-FR"/>
+        </w:rPr>
+      </w:pPr>
+      <w:r>
+        <w:rPr>
+          <w:lang w:val="fr-FR"/>
+        </w:rPr>
+        <w:t>Parce que sinon le même agent a tendance à valider lui-même les hypothèses qu'il vient de faire.</w:t>
+      </w:r>
+    </w:p>
+    <w:p>
+      <w:pPr>
+        <w:rPr>
+          <w:lang w:val="fr-FR"/>
+        </w:rPr>
+      </w:pPr>
+      <w:r>
+        <w:rPr>
+          <w:lang w:val="fr-FR"/>
+        </w:rPr>
+        <w:t>Avec :</w:t>
+      </w:r>
+    </w:p>
+    <w:p>
+      <w:pPr>
+        <w:pStyle w:val="CodeBlock"/>
+        <w:rPr>
+          <w:rFonts w:hint="eastAsia"/>
+          <w:lang w:val="fr-FR"/>
+        </w:rPr>
+      </w:pPr>
+      <w:r>
+        <w:rPr>
+          <w:lang w:val="fr-FR"/>
+        </w:rPr>
+        <w:t>developer.agent.md</w:t>
+      </w:r>
+      <w:r>
+        <w:rPr>
+          <w:lang w:val="fr-FR"/>
+        </w:rPr>
+        <w:br/>
+        <w:t>reviewer.agent.md</w:t>
+      </w:r>
+      <w:r>
+        <w:rPr>
+          <w:lang w:val="fr-FR"/>
+        </w:rPr>
+        <w:br/>
+        <w:t>ci-fixer.agent.md</w:t>
+      </w:r>
+    </w:p>
+    <w:p>
+      <w:pPr>
+        <w:rPr>
+          <w:lang w:val="fr-FR"/>
+        </w:rPr>
+      </w:pPr>
+      <w:proofErr w:type="gramStart"/>
+      <w:r>
+        <w:rPr>
+          <w:lang w:val="fr-FR"/>
+        </w:rPr>
+        <w:t>le</w:t>
+      </w:r>
+      <w:proofErr w:type="gramEnd"/>
+      <w:r>
+        <w:rPr>
+          <w:lang w:val="fr-FR"/>
+        </w:rPr>
+        <w:t xml:space="preserve"> </w:t>
+      </w:r>
+      <w:proofErr w:type="spellStart"/>
+      <w:r>
+        <w:rPr>
+          <w:lang w:val="fr-FR"/>
+        </w:rPr>
+        <w:t>reviewer</w:t>
+      </w:r>
+      <w:proofErr w:type="spellEnd"/>
+      <w:r>
+        <w:rPr>
+          <w:lang w:val="fr-FR"/>
+        </w:rPr>
+        <w:t xml:space="preserve"> reçoit essentiellement :</w:t>
+      </w:r>
+    </w:p>
+    <w:p>
+      <w:pPr>
+        <w:pStyle w:val="CodeBlock"/>
+        <w:rPr>
+          <w:rFonts w:hint="eastAsia"/>
+          <w:lang w:val="fr-FR"/>
+        </w:rPr>
+      </w:pPr>
+      <w:r>
+        <w:rPr>
+          <w:lang w:val="fr-FR"/>
+        </w:rPr>
+        <w:t>Ticket</w:t>
+      </w:r>
+      <w:r>
+        <w:rPr>
+          <w:lang w:val="fr-FR"/>
+        </w:rPr>
+        <w:br/>
+        <w:t>+</w:t>
+      </w:r>
+      <w:r>
+        <w:rPr>
+          <w:lang w:val="fr-FR"/>
+        </w:rPr>
+        <w:br/>
+        <w:t>Diff</w:t>
+      </w:r>
+      <w:r>
+        <w:rPr>
+          <w:lang w:val="fr-FR"/>
+        </w:rPr>
+        <w:br/>
+        <w:t>+</w:t>
+      </w:r>
+      <w:r>
+        <w:rPr>
+          <w:lang w:val="fr-FR"/>
+        </w:rPr>
+        <w:br/>
+        <w:t>Tests</w:t>
+      </w:r>
+    </w:p>
+    <w:p>
+      <w:pPr>
+        <w:rPr>
+          <w:lang w:val="fr-FR"/>
+        </w:rPr>
+      </w:pPr>
+      <w:proofErr w:type="gramStart"/>
+      <w:r>
+        <w:rPr>
+          <w:lang w:val="fr-FR"/>
+        </w:rPr>
+        <w:t>et</w:t>
+      </w:r>
+      <w:proofErr w:type="gramEnd"/>
+      <w:r>
+        <w:rPr>
+          <w:lang w:val="fr-FR"/>
+        </w:rPr>
+        <w:t xml:space="preserve"> doit essayer de démontrer que la solution est mauvaise.</w:t>
+      </w:r>
+    </w:p>
+    <w:p>
+      <w:pPr>
+        <w:rPr>
+          <w:lang w:val="fr-FR"/>
+        </w:rPr>
+      </w:pPr>
+      <w:r>
+        <w:rPr>
+          <w:lang w:val="fr-FR"/>
+        </w:rPr>
+        <w:t>C'est beaucoup plus puissant.</w:t>
+      </w:r>
+    </w:p>
+    <w:p>
+      <w:pPr>
+        <w:rPr>
+          <w:lang w:val="fr-FR"/>
+        </w:rPr>
+      </w:pPr>
+      <w:r>
+        <w:rPr>
+          <w:lang w:val="fr-FR"/>
+        </w:rPr>
+        <w:t xml:space="preserve">GitHub permet désormais de définir des agents spécialisés et </w:t>
+      </w:r>
+      <w:proofErr w:type="spellStart"/>
+      <w:r>
+        <w:rPr>
+          <w:lang w:val="fr-FR"/>
+        </w:rPr>
+        <w:t>Copilot</w:t>
+      </w:r>
+      <w:proofErr w:type="spellEnd"/>
+      <w:r>
+        <w:rPr>
+          <w:lang w:val="fr-FR"/>
+        </w:rPr>
+        <w:t xml:space="preserve"> peut également travailler avec des sous-agents ; le runtime </w:t>
+      </w:r>
+      <w:proofErr w:type="spellStart"/>
+      <w:r>
+        <w:rPr>
+          <w:lang w:val="fr-FR"/>
+        </w:rPr>
+        <w:t>Copilot</w:t>
+      </w:r>
+      <w:proofErr w:type="spellEnd"/>
+      <w:r>
+        <w:rPr>
+          <w:lang w:val="fr-FR"/>
+        </w:rPr>
+        <w:t xml:space="preserve"> dispose de mécanismes de délégation entre agents spécialisés. (</w:t>
+      </w:r>
+      <w:hyperlink r:id="rId15">
+        <w:r>
+          <w:rPr>
+            <w:color w:val="0563C1"/>
+            <w:u w:val="single"/>
+            <w:lang w:val="fr-FR"/>
+          </w:rPr>
+          <w:t>docs.github.com</w:t>
+        </w:r>
+      </w:hyperlink>
+      <w:r>
+        <w:rPr>
+          <w:lang w:val="fr-FR"/>
+        </w:rPr>
+        <w:t>)</w:t>
+      </w:r>
+    </w:p>
+    <w:p>
+      <w:pPr>
+        <w:pStyle w:val="Titre1"/>
+        <w:rPr>
+          <w:lang w:val="fr-FR"/>
+        </w:rPr>
+      </w:pPr>
+      <w:r>
+        <w:rPr>
+          <w:lang w:val="fr-FR"/>
+        </w:rPr>
+        <w:t>7. Très important : borne les boucles</w:t>
+      </w:r>
+    </w:p>
+    <w:p>
+      <w:pPr>
+        <w:rPr>
+          <w:lang w:val="fr-FR"/>
+        </w:rPr>
+      </w:pPr>
+      <w:r>
+        <w:rPr>
+          <w:lang w:val="fr-FR"/>
+        </w:rPr>
+        <w:t>Le workflow ne doit jamais être :</w:t>
+      </w:r>
+    </w:p>
+    <w:p>
+      <w:pPr>
+        <w:pStyle w:val="CodeBlock"/>
+        <w:rPr>
+          <w:rFonts w:hint="eastAsia"/>
+        </w:rPr>
+      </w:pPr>
+      <w:r>
+        <w:t>while (</w:t>
+      </w:r>
+      <w:proofErr w:type="spellStart"/>
+      <w:r>
+        <w:t>pipelineFailed</w:t>
+      </w:r>
+      <w:proofErr w:type="spellEnd"/>
+      <w:r>
+        <w:t>) {</w:t>
+      </w:r>
+      <w:r>
+        <w:br/>
+        <w:t xml:space="preserve">    </w:t>
+      </w:r>
+      <w:proofErr w:type="spellStart"/>
+      <w:proofErr w:type="gramStart"/>
+      <w:r>
+        <w:t>copilot.fix</w:t>
+      </w:r>
+      <w:proofErr w:type="spellEnd"/>
+      <w:r>
+        <w:t>(</w:t>
+      </w:r>
+      <w:proofErr w:type="gramEnd"/>
+      <w:r>
+        <w:t>);</w:t>
+      </w:r>
+      <w:r>
+        <w:br/>
+        <w:t>}</w:t>
+      </w:r>
+    </w:p>
+    <w:p>
+      <w:r>
+        <w:t>Mais :</w:t>
+      </w:r>
+    </w:p>
+    <w:p>
+      <w:pPr>
+        <w:pStyle w:val="CodeBlock"/>
+        <w:rPr>
+          <w:rFonts w:hint="eastAsia"/>
+          <w:lang w:val="fr-FR"/>
+        </w:rPr>
+      </w:pPr>
+      <w:proofErr w:type="spellStart"/>
+      <w:proofErr w:type="gramStart"/>
+      <w:r>
+        <w:rPr>
+          <w:lang w:val="fr-FR"/>
+        </w:rPr>
+        <w:t>const</w:t>
+      </w:r>
+      <w:proofErr w:type="spellEnd"/>
+      <w:proofErr w:type="gramEnd"/>
+      <w:r>
+        <w:rPr>
+          <w:lang w:val="fr-FR"/>
+        </w:rPr>
+        <w:t xml:space="preserve"> MAX_LOCAL_FIX_ATTEMPTS = </w:t>
+      </w:r>
+      <w:proofErr w:type="gramStart"/>
+      <w:r>
+        <w:rPr>
+          <w:lang w:val="fr-FR"/>
+        </w:rPr>
+        <w:t>3;</w:t>
+      </w:r>
+      <w:proofErr w:type="gramEnd"/>
+      <w:r>
+        <w:rPr>
+          <w:lang w:val="fr-FR"/>
+        </w:rPr>
+        <w:br/>
+      </w:r>
+      <w:proofErr w:type="spellStart"/>
+      <w:r>
+        <w:rPr>
+          <w:lang w:val="fr-FR"/>
+        </w:rPr>
+        <w:t>const</w:t>
+      </w:r>
+      <w:proofErr w:type="spellEnd"/>
+      <w:r>
+        <w:rPr>
+          <w:lang w:val="fr-FR"/>
+        </w:rPr>
+        <w:t xml:space="preserve"> MAX_CI_FIX_ATTEMPTS = </w:t>
+      </w:r>
+      <w:proofErr w:type="gramStart"/>
+      <w:r>
+        <w:rPr>
+          <w:lang w:val="fr-FR"/>
+        </w:rPr>
+        <w:t>3;</w:t>
+      </w:r>
+      <w:proofErr w:type="gramEnd"/>
+    </w:p>
+    <w:p>
+      <w:pPr>
+        <w:rPr>
+          <w:lang w:val="fr-FR"/>
+        </w:rPr>
+      </w:pPr>
+      <w:r>
+        <w:rPr>
+          <w:lang w:val="fr-FR"/>
+        </w:rPr>
+        <w:t>Puis :</w:t>
+      </w:r>
+    </w:p>
+    <w:p>
+      <w:pPr>
         <w:pStyle w:val="CodeBlock"/>
         <w:rPr>
           <w:rFonts w:hint="eastAsia"/>
@@ -9098,8 +9704,16 @@
           <w:lang w:val="fr-FR"/>
         </w:rPr>
         <w:br/>
-        <w:t xml:space="preserve">    {</w:t>
-      </w:r>
+        <w:t xml:space="preserve"> </w:t>
+      </w:r>
+      <w:proofErr w:type="gramStart"/>
+      <w:r>
+        <w:rPr>
+          <w:lang w:val="fr-FR"/>
+        </w:rPr>
+        <w:t xml:space="preserve">   {</w:t>
+      </w:r>
+      <w:proofErr w:type="gramEnd"/>
       <w:r>
         <w:rPr>
           <w:lang w:val="fr-FR"/>
@@ -9119,8 +9733,16 @@
           <w:lang w:val="fr-FR"/>
         </w:rPr>
         <w:br/>
-        <w:t xml:space="preserve">    }</w:t>
-      </w:r>
+        <w:t xml:space="preserve">  </w:t>
+      </w:r>
+      <w:proofErr w:type="gramStart"/>
+      <w:r>
+        <w:rPr>
+          <w:lang w:val="fr-FR"/>
+        </w:rPr>
+        <w:t xml:space="preserve">  }</w:t>
+      </w:r>
+      <w:proofErr w:type="gramEnd"/>
       <w:r>
         <w:rPr>
           <w:lang w:val="fr-FR"/>
@@ -9216,10 +9838,12 @@
         <w:t>switch (</w:t>
       </w:r>
       <w:proofErr w:type="spellStart"/>
+      <w:proofErr w:type="gramStart"/>
       <w:r>
         <w:t>result.status</w:t>
       </w:r>
       <w:proofErr w:type="spellEnd"/>
+      <w:proofErr w:type="gramEnd"/>
       <w:r>
         <w:t>) {</w:t>
       </w:r>
@@ -9229,7 +9853,15 @@
       </w:r>
       <w:r>
         <w:br/>
-        <w:t xml:space="preserve">        startDevelopment();</w:t>
+        <w:t xml:space="preserve">        </w:t>
+      </w:r>
+      <w:proofErr w:type="gramStart"/>
+      <w:r>
+        <w:t>startDevelopment(</w:t>
+      </w:r>
+      <w:proofErr w:type="gramEnd"/>
+      <w:r>
+        <w:t>);</w:t>
       </w:r>
       <w:r>
         <w:br/>
@@ -9244,7 +9876,15 @@
       </w:r>
       <w:r>
         <w:br/>
-        <w:t xml:space="preserve">        requestHumanInput();</w:t>
+        <w:t xml:space="preserve">        </w:t>
+      </w:r>
+      <w:proofErr w:type="gramStart"/>
+      <w:r>
+        <w:t>requestHumanInput(</w:t>
+      </w:r>
+      <w:proofErr w:type="gramEnd"/>
+      <w:r>
+        <w:t>);</w:t>
       </w:r>
       <w:r>
         <w:br/>
@@ -9259,7 +9899,15 @@
       </w:r>
       <w:r>
         <w:br/>
-        <w:t xml:space="preserve">        stopWorkflow();</w:t>
+        <w:t xml:space="preserve">        </w:t>
+      </w:r>
+      <w:proofErr w:type="gramStart"/>
+      <w:r>
+        <w:t>stopWorkflow(</w:t>
+      </w:r>
+      <w:proofErr w:type="gramEnd"/>
+      <w:r>
+        <w:t>);</w:t>
       </w:r>
       <w:r>
         <w:br/>
@@ -9767,11 +10415,19 @@
           <w:lang w:val="fr-FR"/>
         </w:rPr>
       </w:pPr>
-      <w:r>
-        <w:rPr>
-          <w:lang w:val="fr-FR"/>
-        </w:rPr>
-        <w:t>instructions = connaissance stable</w:t>
+      <w:proofErr w:type="gramStart"/>
+      <w:r>
+        <w:rPr>
+          <w:lang w:val="fr-FR"/>
+        </w:rPr>
+        <w:t>instructions</w:t>
+      </w:r>
+      <w:proofErr w:type="gramEnd"/>
+      <w:r>
+        <w:rPr>
+          <w:lang w:val="fr-FR"/>
+        </w:rPr>
+        <w:t xml:space="preserve"> = connaissance stable</w:t>
       </w:r>
       <w:r>
         <w:rPr>
@@ -9882,7 +10538,7 @@
         </w:rPr>
         <w:t xml:space="preserve"> sont désormais des concepts distincts. (</w:t>
       </w:r>
-      <w:hyperlink r:id="rId15">
+      <w:hyperlink r:id="rId16">
         <w:r>
           <w:rPr>
             <w:color w:val="0563C1"/>
